--- a/docs/Traefik-Theory-IA-Report.docx
+++ b/docs/Traefik-Theory-IA-Report.docx
@@ -5311,7 +5311,7 @@
     <w:p>
       <w:pPr/>
       <w:r>
-        <w:t>The amber badge in Figure 8 says the certificate has five days left. Pebble issues short-lived certificates, about six days here. A certificate that close to expiry is already inside Traefik's 30-day renewal window, so I would expect Traefik to renew it on its next check. I did not wait to see a renewal happen.</w:t>
+        <w:t>The amber badge in Figure 8 says the certificate has five days left. Pebble has two validity profiles, 90 days and 6 days [6], and the certificate in this run had the 6-day one. A certificate that close to expiry is already inside Traefik's 30-day renewal window, so I would expect Traefik to renew it on its next check. I did not wait to see a renewal happen. When I repeated the demonstration a day later, Pebble issued a 90-day certificate in three runs out of three, and I did not find out why the first runs got the short profile.</w:t>
       </w:r>
     </w:p>
     <w:p>

--- a/docs/Traefik-Theory-IA-Report.docx
+++ b/docs/Traefik-Theory-IA-Report.docx
@@ -4,50 +4,11 @@
   <w:body>
     <w:p>
       <w:pPr>
-        <w:spacing w:before="200" w:after="0"/>
-        <w:jc w:val="center"/>
-      </w:pPr>
-      <w:r>
-        <w:drawing>
-          <wp:inline xmlns:a="http://schemas.openxmlformats.org/drawingml/2006/main" xmlns:pic="http://schemas.openxmlformats.org/drawingml/2006/picture">
-            <wp:extent cx="5733288" cy="2386183"/>
-            <wp:docPr id="1" name="Picture 1"/>
-            <wp:cNvGraphicFramePr>
-              <a:graphicFrameLocks noChangeAspect="1"/>
-            </wp:cNvGraphicFramePr>
-            <a:graphic>
-              <a:graphicData uri="http://schemas.openxmlformats.org/drawingml/2006/picture">
-                <pic:pic>
-                  <pic:nvPicPr>
-                    <pic:cNvPr id="0" name="cover_banner.png"/>
-                    <pic:cNvPicPr/>
-                  </pic:nvPicPr>
-                  <pic:blipFill>
-                    <a:blip r:embed="rId7"/>
-                    <a:stretch>
-                      <a:fillRect/>
-                    </a:stretch>
-                  </pic:blipFill>
-                  <pic:spPr>
-                    <a:xfrm>
-                      <a:off x="0" y="0"/>
-                      <a:ext cx="5733288" cy="2386183"/>
-                    </a:xfrm>
-                    <a:prstGeom prst="rect"/>
-                  </pic:spPr>
-                </pic:pic>
-              </a:graphicData>
-            </a:graphic>
-          </wp:inline>
-        </w:drawing>
-      </w:r>
-    </w:p>
-    <w:p>
-      <w:pPr>
         <w:pStyle w:val="CoverTitle"/>
-      </w:pPr>
-      <w:r>
-        <w:t>TRAEFIK</w:t>
+        <w:spacing w:before="3000"/>
+      </w:pPr>
+      <w:r>
+        <w:t>Traefik</w:t>
       </w:r>
     </w:p>
     <w:p>
@@ -60,18 +21,14 @@
     </w:p>
     <w:p>
       <w:pPr>
-        <w:pStyle w:val="CoverSub"/>
+        <w:pStyle w:val="CoverHeading"/>
         <w:pBdr>
-          <w:top w:val="single" w:sz="8" w:space="8" w:color="10263F"/>
-          <w:bottom w:val="single" w:sz="8" w:space="8" w:color="10263F"/>
+          <w:top w:val="single" w:sz="6" w:space="10" w:color="000000"/>
+          <w:bottom w:val="single" w:sz="6" w:space="10" w:color="000000"/>
         </w:pBdr>
-        <w:spacing w:before="120" w:after="280"/>
-      </w:pPr>
-      <w:r>
-        <w:rPr>
-          <w:i/>
-          <w:color w:val="C8472D"/>
-        </w:rPr>
+        <w:spacing w:before="360" w:after="800"/>
+      </w:pPr>
+      <w:r>
         <w:t>DevOps Theory IA: Case Study</w:t>
       </w:r>
     </w:p>
@@ -88,7 +45,7 @@
         <w:pStyle w:val="CoverName"/>
       </w:pPr>
       <w:r>
-        <w:t>Pradyum Mistry - 16010123236</w:t>
+        <w:t>Pradyum Mistry</w:t>
       </w:r>
     </w:p>
     <w:p>
@@ -96,13 +53,21 @@
         <w:pStyle w:val="CoverLine"/>
       </w:pPr>
       <w:r>
+        <w:t>Roll No. 16010123236</w:t>
+      </w:r>
+    </w:p>
+    <w:p>
+      <w:pPr>
+        <w:pStyle w:val="CoverLine"/>
+      </w:pPr>
+      <w:r>
         <w:t>B.Tech Computer Engineering, Last Year</w:t>
       </w:r>
     </w:p>
     <w:p>
       <w:pPr>
         <w:pStyle w:val="CoverLine"/>
-        <w:spacing w:after="280"/>
+        <w:spacing w:after="480"/>
       </w:pPr>
       <w:r>
         <w:t>K. J. Somaiya School of Engineering, Mumbai</w:t>
@@ -120,7 +85,7 @@
     <w:p>
       <w:pPr>
         <w:pStyle w:val="CoverLine"/>
-        <w:spacing w:after="200"/>
+        <w:spacing w:after="480"/>
       </w:pPr>
       <w:r>
         <w:t>October 2026</w:t>
@@ -208,7 +173,7 @@
         <w:tab/>
       </w:r>
       <w:r>
-        <w:t>6</w:t>
+        <w:t>7</w:t>
       </w:r>
     </w:p>
     <w:p>
@@ -222,7 +187,7 @@
         <w:tab/>
       </w:r>
       <w:r>
-        <w:t>6</w:t>
+        <w:t>7</w:t>
       </w:r>
     </w:p>
     <w:p>
@@ -236,7 +201,7 @@
         <w:tab/>
       </w:r>
       <w:r>
-        <w:t>6</w:t>
+        <w:t>7</w:t>
       </w:r>
     </w:p>
     <w:p>
@@ -250,7 +215,7 @@
         <w:tab/>
       </w:r>
       <w:r>
-        <w:t>6</w:t>
+        <w:t>7</w:t>
       </w:r>
     </w:p>
     <w:p>
@@ -264,7 +229,7 @@
         <w:tab/>
       </w:r>
       <w:r>
-        <w:t>6</w:t>
+        <w:t>7</w:t>
       </w:r>
     </w:p>
     <w:p>
@@ -278,7 +243,7 @@
         <w:tab/>
       </w:r>
       <w:r>
-        <w:t>7</w:t>
+        <w:t>8</w:t>
       </w:r>
     </w:p>
     <w:p>
@@ -292,7 +257,7 @@
         <w:tab/>
       </w:r>
       <w:r>
-        <w:t>7</w:t>
+        <w:t>8</w:t>
       </w:r>
     </w:p>
     <w:p>
@@ -306,7 +271,7 @@
         <w:tab/>
       </w:r>
       <w:r>
-        <w:t>7</w:t>
+        <w:t>8</w:t>
       </w:r>
     </w:p>
     <w:p>
@@ -320,7 +285,7 @@
         <w:tab/>
       </w:r>
       <w:r>
-        <w:t>7</w:t>
+        <w:t>8</w:t>
       </w:r>
     </w:p>
     <w:p>
@@ -334,7 +299,7 @@
         <w:tab/>
       </w:r>
       <w:r>
-        <w:t>8</w:t>
+        <w:t>9</w:t>
       </w:r>
     </w:p>
     <w:p>
@@ -348,7 +313,7 @@
         <w:tab/>
       </w:r>
       <w:r>
-        <w:t>8</w:t>
+        <w:t>9</w:t>
       </w:r>
     </w:p>
     <w:p>
@@ -362,7 +327,7 @@
         <w:tab/>
       </w:r>
       <w:r>
-        <w:t>8</w:t>
+        <w:t>9</w:t>
       </w:r>
     </w:p>
     <w:p>
@@ -376,7 +341,7 @@
         <w:tab/>
       </w:r>
       <w:r>
-        <w:t>9</w:t>
+        <w:t>10</w:t>
       </w:r>
     </w:p>
     <w:p>
@@ -390,7 +355,7 @@
         <w:tab/>
       </w:r>
       <w:r>
-        <w:t>9</w:t>
+        <w:t>10</w:t>
       </w:r>
     </w:p>
     <w:p>
@@ -404,7 +369,7 @@
         <w:tab/>
       </w:r>
       <w:r>
-        <w:t>10</w:t>
+        <w:t>11</w:t>
       </w:r>
     </w:p>
     <w:p>
@@ -418,7 +383,7 @@
         <w:tab/>
       </w:r>
       <w:r>
-        <w:t>10</w:t>
+        <w:t>11</w:t>
       </w:r>
     </w:p>
     <w:p>
@@ -432,7 +397,7 @@
         <w:tab/>
       </w:r>
       <w:r>
-        <w:t>10</w:t>
+        <w:t>11</w:t>
       </w:r>
     </w:p>
     <w:p>
@@ -446,7 +411,7 @@
         <w:tab/>
       </w:r>
       <w:r>
-        <w:t>11</w:t>
+        <w:t>12</w:t>
       </w:r>
     </w:p>
     <w:p>
@@ -460,7 +425,7 @@
         <w:tab/>
       </w:r>
       <w:r>
-        <w:t>11</w:t>
+        <w:t>12</w:t>
       </w:r>
     </w:p>
     <w:p>
@@ -474,7 +439,7 @@
         <w:tab/>
       </w:r>
       <w:r>
-        <w:t>11</w:t>
+        <w:t>12</w:t>
       </w:r>
     </w:p>
     <w:p>
@@ -488,7 +453,7 @@
         <w:tab/>
       </w:r>
       <w:r>
-        <w:t>12</w:t>
+        <w:t>13</w:t>
       </w:r>
     </w:p>
     <w:p>
@@ -502,7 +467,7 @@
         <w:tab/>
       </w:r>
       <w:r>
-        <w:t>12</w:t>
+        <w:t>13</w:t>
       </w:r>
     </w:p>
     <w:p>
@@ -516,7 +481,7 @@
         <w:tab/>
       </w:r>
       <w:r>
-        <w:t>12</w:t>
+        <w:t>13</w:t>
       </w:r>
     </w:p>
     <w:p>
@@ -530,7 +495,7 @@
         <w:tab/>
       </w:r>
       <w:r>
-        <w:t>12</w:t>
+        <w:t>13</w:t>
       </w:r>
     </w:p>
     <w:p>
@@ -544,7 +509,7 @@
         <w:tab/>
       </w:r>
       <w:r>
-        <w:t>12</w:t>
+        <w:t>13</w:t>
       </w:r>
     </w:p>
     <w:p>
@@ -558,7 +523,7 @@
         <w:tab/>
       </w:r>
       <w:r>
-        <w:t>13</w:t>
+        <w:t>14</w:t>
       </w:r>
     </w:p>
     <w:p>
@@ -572,7 +537,7 @@
         <w:tab/>
       </w:r>
       <w:r>
-        <w:t>14</w:t>
+        <w:t>15</w:t>
       </w:r>
     </w:p>
     <w:p>
@@ -586,7 +551,7 @@
         <w:tab/>
       </w:r>
       <w:r>
-        <w:t>14</w:t>
+        <w:t>15</w:t>
       </w:r>
     </w:p>
     <w:p>
@@ -600,7 +565,7 @@
         <w:tab/>
       </w:r>
       <w:r>
-        <w:t>14</w:t>
+        <w:t>15</w:t>
       </w:r>
     </w:p>
     <w:p>
@@ -614,7 +579,7 @@
         <w:tab/>
       </w:r>
       <w:r>
-        <w:t>16</w:t>
+        <w:t>17</w:t>
       </w:r>
     </w:p>
     <w:p>
@@ -628,7 +593,7 @@
         <w:tab/>
       </w:r>
       <w:r>
-        <w:t>17</w:t>
+        <w:t>18</w:t>
       </w:r>
     </w:p>
     <w:p>
@@ -642,7 +607,7 @@
         <w:tab/>
       </w:r>
       <w:r>
-        <w:t>18</w:t>
+        <w:t>19</w:t>
       </w:r>
     </w:p>
     <w:p>
@@ -656,7 +621,7 @@
         <w:tab/>
       </w:r>
       <w:r>
-        <w:t>19</w:t>
+        <w:t>20</w:t>
       </w:r>
     </w:p>
     <w:p>
@@ -670,7 +635,7 @@
         <w:tab/>
       </w:r>
       <w:r>
-        <w:t>19</w:t>
+        <w:t>20</w:t>
       </w:r>
     </w:p>
     <w:p>
@@ -684,7 +649,7 @@
         <w:tab/>
       </w:r>
       <w:r>
-        <w:t>19</w:t>
+        <w:t>20</w:t>
       </w:r>
     </w:p>
     <w:p>
@@ -698,7 +663,7 @@
         <w:tab/>
       </w:r>
       <w:r>
-        <w:t>19</w:t>
+        <w:t>20</w:t>
       </w:r>
     </w:p>
     <w:p>
@@ -712,7 +677,7 @@
         <w:tab/>
       </w:r>
       <w:r>
-        <w:t>20</w:t>
+        <w:t>21</w:t>
       </w:r>
     </w:p>
     <w:p>
@@ -726,7 +691,7 @@
         <w:tab/>
       </w:r>
       <w:r>
-        <w:t>20</w:t>
+        <w:t>21</w:t>
       </w:r>
     </w:p>
     <w:p>
@@ -740,7 +705,7 @@
         <w:tab/>
       </w:r>
       <w:r>
-        <w:t>20</w:t>
+        <w:t>21</w:t>
       </w:r>
     </w:p>
     <w:p>
@@ -754,7 +719,7 @@
         <w:tab/>
       </w:r>
       <w:r>
-        <w:t>20</w:t>
+        <w:t>21</w:t>
       </w:r>
     </w:p>
     <w:p>
@@ -768,7 +733,7 @@
         <w:tab/>
       </w:r>
       <w:r>
-        <w:t>21</w:t>
+        <w:t>22</w:t>
       </w:r>
     </w:p>
     <w:p>
@@ -782,7 +747,7 @@
         <w:tab/>
       </w:r>
       <w:r>
-        <w:t>22</w:t>
+        <w:t>23</w:t>
       </w:r>
     </w:p>
     <w:p>
@@ -796,7 +761,7 @@
         <w:tab/>
       </w:r>
       <w:r>
-        <w:t>23</w:t>
+        <w:t>24</w:t>
       </w:r>
       <w:r>
         <w:fldChar w:fldCharType="end"/>
@@ -831,7 +796,7 @@
         <w:tab/>
       </w:r>
       <w:r>
-        <w:t>7</w:t>
+        <w:t>8</w:t>
       </w:r>
     </w:p>
     <w:p>
@@ -859,7 +824,7 @@
         <w:tab/>
       </w:r>
       <w:r>
-        <w:t>10</w:t>
+        <w:t>11</w:t>
       </w:r>
     </w:p>
     <w:p>
@@ -873,7 +838,7 @@
         <w:tab/>
       </w:r>
       <w:r>
-        <w:t>13</w:t>
+        <w:t>14</w:t>
       </w:r>
     </w:p>
     <w:p>
@@ -887,7 +852,7 @@
         <w:tab/>
       </w:r>
       <w:r>
-        <w:t>15</w:t>
+        <w:t>16</w:t>
       </w:r>
     </w:p>
     <w:p>
@@ -901,7 +866,7 @@
         <w:tab/>
       </w:r>
       <w:r>
-        <w:t>15</w:t>
+        <w:t>16</w:t>
       </w:r>
     </w:p>
     <w:p>
@@ -915,7 +880,7 @@
         <w:tab/>
       </w:r>
       <w:r>
-        <w:t>17</w:t>
+        <w:t>18</w:t>
       </w:r>
     </w:p>
     <w:p>
@@ -929,7 +894,7 @@
         <w:tab/>
       </w:r>
       <w:r>
-        <w:t>17</w:t>
+        <w:t>18</w:t>
       </w:r>
     </w:p>
     <w:p>
@@ -943,7 +908,7 @@
         <w:tab/>
       </w:r>
       <w:r>
-        <w:t>19</w:t>
+        <w:t>20</w:t>
       </w:r>
       <w:r>
         <w:fldChar w:fldCharType="end"/>
@@ -978,7 +943,7 @@
         <w:tab/>
       </w:r>
       <w:r>
-        <w:t>8</w:t>
+        <w:t>9</w:t>
       </w:r>
     </w:p>
     <w:p>
@@ -992,7 +957,7 @@
         <w:tab/>
       </w:r>
       <w:r>
-        <w:t>11</w:t>
+        <w:t>12</w:t>
       </w:r>
     </w:p>
     <w:p>
@@ -1006,7 +971,7 @@
         <w:tab/>
       </w:r>
       <w:r>
-        <w:t>12</w:t>
+        <w:t>13</w:t>
       </w:r>
     </w:p>
     <w:p>
@@ -1020,7 +985,7 @@
         <w:tab/>
       </w:r>
       <w:r>
-        <w:t>14</w:t>
+        <w:t>15</w:t>
       </w:r>
     </w:p>
     <w:p>
@@ -1034,7 +999,7 @@
         <w:tab/>
       </w:r>
       <w:r>
-        <w:t>17</w:t>
+        <w:t>18</w:t>
       </w:r>
     </w:p>
     <w:p>
@@ -1048,7 +1013,7 @@
         <w:tab/>
       </w:r>
       <w:r>
-        <w:t>20</w:t>
+        <w:t>21</w:t>
       </w:r>
     </w:p>
     <w:p>
@@ -1062,7 +1027,7 @@
         <w:tab/>
       </w:r>
       <w:r>
-        <w:t>21</w:t>
+        <w:t>22</w:t>
       </w:r>
       <w:r>
         <w:fldChar w:fldCharType="end"/>
@@ -1070,48 +1035,8 @@
     </w:p>
     <w:p>
       <w:pPr>
-        <w:keepNext/>
+        <w:pStyle w:val="Heading1"/>
         <w:pageBreakBefore/>
-        <w:spacing w:after="120"/>
-      </w:pPr>
-      <w:r>
-        <w:drawing>
-          <wp:inline xmlns:a="http://schemas.openxmlformats.org/drawingml/2006/main" xmlns:pic="http://schemas.openxmlformats.org/drawingml/2006/picture">
-            <wp:extent cx="566928" cy="250115"/>
-            <wp:docPr id="2" name="Picture 2"/>
-            <wp:cNvGraphicFramePr>
-              <a:graphicFrameLocks noChangeAspect="1"/>
-            </wp:cNvGraphicFramePr>
-            <a:graphic>
-              <a:graphicData uri="http://schemas.openxmlformats.org/drawingml/2006/picture">
-                <pic:pic>
-                  <pic:nvPicPr>
-                    <pic:cNvPr id="0" name="image.png"/>
-                    <pic:cNvPicPr/>
-                  </pic:nvPicPr>
-                  <pic:blipFill>
-                    <a:blip r:embed="rId8"/>
-                    <a:stretch>
-                      <a:fillRect/>
-                    </a:stretch>
-                  </pic:blipFill>
-                  <pic:spPr>
-                    <a:xfrm>
-                      <a:off x="0" y="0"/>
-                      <a:ext cx="566928" cy="250115"/>
-                    </a:xfrm>
-                    <a:prstGeom prst="rect"/>
-                  </pic:spPr>
-                </pic:pic>
-              </a:graphicData>
-            </a:graphic>
-          </wp:inline>
-        </w:drawing>
-      </w:r>
-    </w:p>
-    <w:p>
-      <w:pPr>
-        <w:pStyle w:val="Heading1"/>
       </w:pPr>
       <w:r>
         <w:t>1. Introduction</w:t>
@@ -1160,6 +1085,7 @@
           <w:numId w:val="1003"/>
         </w:numPr>
         <w:spacing w:after="60"/>
+        <w:jc w:val="left"/>
       </w:pPr>
       <w:r>
         <w:t>How does a proxy keep its routing table in step with the containers that are running, without anyone editing a file?</w:t>
@@ -1172,6 +1098,7 @@
           <w:numId w:val="1003"/>
         </w:numPr>
         <w:spacing w:after="160"/>
+        <w:jc w:val="left"/>
       </w:pPr>
       <w:r>
         <w:t>How does a proxy obtain, install and renew a TLS certificate for each hostname without anyone doing it by hand?</w:t>
@@ -1192,6 +1119,7 @@
           <w:numId w:val="1004"/>
         </w:numPr>
         <w:spacing w:after="60"/>
+        <w:jc w:val="left"/>
       </w:pPr>
       <w:r>
         <w:t>Explain where Traefik sits in the DevOps cycle and why I chose it.</w:t>
@@ -1204,6 +1132,7 @@
           <w:numId w:val="1004"/>
         </w:numPr>
         <w:spacing w:after="60"/>
+        <w:jc w:val="left"/>
       </w:pPr>
       <w:r>
         <w:t>Describe how Traefik is built, how it discovers services, and how it obtains certificates through ACME.</w:t>
@@ -1216,6 +1145,7 @@
           <w:numId w:val="1004"/>
         </w:numPr>
         <w:spacing w:after="60"/>
+        <w:jc w:val="left"/>
       </w:pPr>
       <w:r>
         <w:t>Show both features working on real software, and record what I observed.</w:t>
@@ -1228,6 +1158,7 @@
           <w:numId w:val="1004"/>
         </w:numPr>
         <w:spacing w:after="60"/>
+        <w:jc w:val="left"/>
       </w:pPr>
       <w:r>
         <w:t>Describe how Traefik is used in my mini project, Tugboat.</w:t>
@@ -1240,6 +1171,7 @@
           <w:numId w:val="1004"/>
         </w:numPr>
         <w:spacing w:after="160"/>
+        <w:jc w:val="left"/>
       </w:pPr>
       <w:r>
         <w:t>Compare Traefik with nginx, Caddy, HAProxy and Envoy, and give an evaluation.</w:t>
@@ -1261,8 +1193,7 @@
       <w:r>
         <w:rPr>
           <w:rFonts w:ascii="Courier New" w:hAnsi="Courier New" w:cs="Courier New" w:eastAsia="Courier New"/>
-          <w:color w:val="10263F"/>
-          <w:sz w:val="18"/>
+          <w:sz w:val="19"/>
         </w:rPr>
         <w:t>traefik-demo/</w:t>
       </w:r>
@@ -1272,78 +1203,38 @@
     </w:p>
     <w:p>
       <w:pPr>
+        <w:pStyle w:val="Heading1"/>
+        <w:pageBreakBefore/>
+      </w:pPr>
+      <w:r>
+        <w:t>2. Tool selection</w:t>
+      </w:r>
+    </w:p>
+    <w:p>
+      <w:pPr>
+        <w:pStyle w:val="Heading2"/>
+      </w:pPr>
+      <w:r>
+        <w:t>2.1 Where Traefik fits in the DevOps cycle</w:t>
+      </w:r>
+    </w:p>
+    <w:p>
+      <w:pPr/>
+      <w:r>
+        <w:t>Figure 1 shows the usual stages of the DevOps cycle. Traefik works at the end of the loop. After a new version is deployed, Traefik is the part that sends live traffic to it, and while the application runs it keeps routing correctly as containers come and go.</w:t>
+      </w:r>
+    </w:p>
+    <w:p>
+      <w:pPr>
         <w:keepNext/>
-        <w:pageBreakBefore/>
-        <w:spacing w:after="120"/>
-      </w:pPr>
-      <w:r>
-        <w:drawing>
-          <wp:inline xmlns:a="http://schemas.openxmlformats.org/drawingml/2006/main" xmlns:pic="http://schemas.openxmlformats.org/drawingml/2006/picture">
-            <wp:extent cx="566928" cy="250115"/>
-            <wp:docPr id="3" name="Picture 3"/>
-            <wp:cNvGraphicFramePr>
-              <a:graphicFrameLocks noChangeAspect="1"/>
-            </wp:cNvGraphicFramePr>
-            <a:graphic>
-              <a:graphicData uri="http://schemas.openxmlformats.org/drawingml/2006/picture">
-                <pic:pic>
-                  <pic:nvPicPr>
-                    <pic:cNvPr id="0" name="image.png"/>
-                    <pic:cNvPicPr/>
-                  </pic:nvPicPr>
-                  <pic:blipFill>
-                    <a:blip r:embed="rId9"/>
-                    <a:stretch>
-                      <a:fillRect/>
-                    </a:stretch>
-                  </pic:blipFill>
-                  <pic:spPr>
-                    <a:xfrm>
-                      <a:off x="0" y="0"/>
-                      <a:ext cx="566928" cy="250115"/>
-                    </a:xfrm>
-                    <a:prstGeom prst="rect"/>
-                  </pic:spPr>
-                </pic:pic>
-              </a:graphicData>
-            </a:graphic>
-          </wp:inline>
-        </w:drawing>
-      </w:r>
-    </w:p>
-    <w:p>
-      <w:pPr>
-        <w:pStyle w:val="Heading1"/>
-      </w:pPr>
-      <w:r>
-        <w:t>2. Tool selection</w:t>
-      </w:r>
-    </w:p>
-    <w:p>
-      <w:pPr>
-        <w:pStyle w:val="Heading2"/>
-      </w:pPr>
-      <w:r>
-        <w:t>2.1 Where Traefik fits in the DevOps cycle</w:t>
-      </w:r>
-    </w:p>
-    <w:p>
-      <w:pPr/>
-      <w:r>
-        <w:t>Figure 1 shows the usual stages of the DevOps cycle. Traefik works at the end of the loop. After a new version is deployed, Traefik is the part that sends live traffic to it, and while the application runs it keeps routing correctly as containers come and go.</w:t>
-      </w:r>
-    </w:p>
-    <w:p>
-      <w:pPr>
-        <w:keepNext/>
-        <w:spacing w:before="120" w:after="0"/>
+        <w:spacing w:before="160" w:after="0"/>
         <w:jc w:val="center"/>
       </w:pPr>
       <w:r>
         <w:drawing>
           <wp:inline xmlns:a="http://schemas.openxmlformats.org/drawingml/2006/main" xmlns:pic="http://schemas.openxmlformats.org/drawingml/2006/picture">
             <wp:extent cx="4389120" cy="1895302"/>
-            <wp:docPr id="4" name="Picture 4"/>
+            <wp:docPr id="1" name="Picture 1"/>
             <wp:cNvGraphicFramePr>
               <a:graphicFrameLocks noChangeAspect="1"/>
             </wp:cNvGraphicFramePr>
@@ -1355,7 +1246,7 @@
                     <pic:cNvPicPr/>
                   </pic:nvPicPr>
                   <pic:blipFill>
-                    <a:blip r:embed="rId10"/>
+                    <a:blip r:embed="rId7"/>
                     <a:stretch>
                       <a:fillRect/>
                     </a:stretch>
@@ -1405,6 +1296,7 @@
           <w:numId w:val="990"/>
         </w:numPr>
         <w:spacing w:after="60"/>
+        <w:jc w:val="left"/>
       </w:pPr>
       <w:r>
         <w:t>It was designed for containers, so discovery from Docker is a core feature.</w:t>
@@ -1417,6 +1309,7 @@
           <w:numId w:val="990"/>
         </w:numPr>
         <w:spacing w:after="60"/>
+        <w:jc w:val="left"/>
       </w:pPr>
       <w:r>
         <w:t>It handles certificates itself, so both parts of my case study title live in one tool.</w:t>
@@ -1429,6 +1322,7 @@
           <w:numId w:val="990"/>
         </w:numPr>
         <w:spacing w:after="60"/>
+        <w:jc w:val="left"/>
       </w:pPr>
       <w:r>
         <w:t>I already use it in Tugboat for branch previews and for the production route, so I have real experience of where it works well and where it does not.</w:t>
@@ -1441,6 +1335,7 @@
           <w:numId w:val="990"/>
         </w:numPr>
         <w:spacing w:after="160"/>
+        <w:jc w:val="left"/>
       </w:pPr>
       <w:r>
         <w:t>It is free and open source, and both features can be tested on a laptop.</w:t>
@@ -1462,48 +1357,8 @@
     </w:p>
     <w:p>
       <w:pPr>
-        <w:keepNext/>
+        <w:pStyle w:val="Heading1"/>
         <w:pageBreakBefore/>
-        <w:spacing w:after="120"/>
-      </w:pPr>
-      <w:r>
-        <w:drawing>
-          <wp:inline xmlns:a="http://schemas.openxmlformats.org/drawingml/2006/main" xmlns:pic="http://schemas.openxmlformats.org/drawingml/2006/picture">
-            <wp:extent cx="566928" cy="250115"/>
-            <wp:docPr id="5" name="Picture 5"/>
-            <wp:cNvGraphicFramePr>
-              <a:graphicFrameLocks noChangeAspect="1"/>
-            </wp:cNvGraphicFramePr>
-            <a:graphic>
-              <a:graphicData uri="http://schemas.openxmlformats.org/drawingml/2006/picture">
-                <pic:pic>
-                  <pic:nvPicPr>
-                    <pic:cNvPr id="0" name="image.png"/>
-                    <pic:cNvPicPr/>
-                  </pic:nvPicPr>
-                  <pic:blipFill>
-                    <a:blip r:embed="rId11"/>
-                    <a:stretch>
-                      <a:fillRect/>
-                    </a:stretch>
-                  </pic:blipFill>
-                  <pic:spPr>
-                    <a:xfrm>
-                      <a:off x="0" y="0"/>
-                      <a:ext cx="566928" cy="250115"/>
-                    </a:xfrm>
-                    <a:prstGeom prst="rect"/>
-                  </pic:spPr>
-                </pic:pic>
-              </a:graphicData>
-            </a:graphic>
-          </wp:inline>
-        </w:drawing>
-      </w:r>
-    </w:p>
-    <w:p>
-      <w:pPr>
-        <w:pStyle w:val="Heading1"/>
       </w:pPr>
       <w:r>
         <w:t>3. How Traefik works</w:t>
@@ -1518,9 +1373,7 @@
       </w:r>
     </w:p>
     <w:p>
-      <w:pPr>
-        <w:keepNext/>
-      </w:pPr>
+      <w:pPr/>
       <w:r>
         <w:t>Traefik has six main concepts. The table gives each one with an example from my first demonstration.</w:t>
       </w:r>
@@ -1529,7 +1382,7 @@
       <w:pPr>
         <w:pStyle w:val="Caption"/>
         <w:keepNext/>
-        <w:spacing w:after="80" w:before="160"/>
+        <w:spacing w:after="80" w:before="200"/>
       </w:pPr>
       <w:r>
         <w:t xml:space="preserve">Table </w:t>
@@ -1547,12 +1400,20 @@
       <w:tblPr>
         <w:tblW w:w="9028" w:type="dxa"/>
         <w:jc w:val="center"/>
+        <w:tblBorders>
+          <w:top w:val="single" w:sz="4" w:space="0" w:color="808080"/>
+          <w:left w:val="single" w:sz="4" w:space="0" w:color="808080"/>
+          <w:bottom w:val="single" w:sz="4" w:space="0" w:color="808080"/>
+          <w:right w:val="single" w:sz="4" w:space="0" w:color="808080"/>
+          <w:insideH w:val="single" w:sz="4" w:space="0" w:color="808080"/>
+          <w:insideV w:val="single" w:sz="4" w:space="0" w:color="808080"/>
+        </w:tblBorders>
         <w:tblLayout w:type="fixed"/>
         <w:tblCellMar>
-          <w:top w:w="55" w:type="dxa"/>
-          <w:left w:w="90" w:type="dxa"/>
-          <w:bottom w:w="55" w:type="dxa"/>
-          <w:right w:w="90" w:type="dxa"/>
+          <w:top w:w="50" w:type="dxa"/>
+          <w:left w:w="100" w:type="dxa"/>
+          <w:bottom w:w="50" w:type="dxa"/>
+          <w:right w:w="100" w:type="dxa"/>
         </w:tblCellMar>
         <w:tblLook w:firstColumn="1" w:firstRow="1" w:lastColumn="0" w:lastRow="0" w:noHBand="0" w:noVBand="1" w:val="04A0"/>
       </w:tblPr>
@@ -1569,13 +1430,7 @@
         <w:tc>
           <w:tcPr>
             <w:tcW w:type="dxa" w:w="1872"/>
-            <w:tcBorders>
-              <w:top w:val="nil"/>
-              <w:left w:val="nil"/>
-              <w:bottom w:val="single" w:sz="8" w:color="10263F"/>
-              <w:right w:val="nil"/>
-            </w:tcBorders>
-            <w:shd w:val="clear" w:color="auto" w:fill="10263F"/>
+            <w:shd w:val="clear" w:color="auto" w:fill="D9D9D9"/>
           </w:tcPr>
           <w:p>
             <w:pPr>
@@ -1585,8 +1440,7 @@
             <w:r>
               <w:rPr>
                 <w:b/>
-                <w:color w:val="FFFFFF"/>
-                <w:sz w:val="17"/>
+                <w:sz w:val="19"/>
               </w:rPr>
               <w:t>Concept</w:t>
             </w:r>
@@ -1595,13 +1449,7 @@
         <w:tc>
           <w:tcPr>
             <w:tcW w:type="dxa" w:w="3744"/>
-            <w:tcBorders>
-              <w:top w:val="nil"/>
-              <w:left w:val="nil"/>
-              <w:bottom w:val="single" w:sz="8" w:color="10263F"/>
-              <w:right w:val="nil"/>
-            </w:tcBorders>
-            <w:shd w:val="clear" w:color="auto" w:fill="10263F"/>
+            <w:shd w:val="clear" w:color="auto" w:fill="D9D9D9"/>
           </w:tcPr>
           <w:p>
             <w:pPr>
@@ -1611,8 +1459,7 @@
             <w:r>
               <w:rPr>
                 <w:b/>
-                <w:color w:val="FFFFFF"/>
-                <w:sz w:val="17"/>
+                <w:sz w:val="19"/>
               </w:rPr>
               <w:t>What it is</w:t>
             </w:r>
@@ -1621,13 +1468,7 @@
         <w:tc>
           <w:tcPr>
             <w:tcW w:type="dxa" w:w="3413"/>
-            <w:tcBorders>
-              <w:top w:val="nil"/>
-              <w:left w:val="nil"/>
-              <w:bottom w:val="single" w:sz="8" w:color="10263F"/>
-              <w:right w:val="nil"/>
-            </w:tcBorders>
-            <w:shd w:val="clear" w:color="auto" w:fill="10263F"/>
+            <w:shd w:val="clear" w:color="auto" w:fill="D9D9D9"/>
           </w:tcPr>
           <w:p>
             <w:pPr>
@@ -1637,8 +1478,7 @@
             <w:r>
               <w:rPr>
                 <w:b/>
-                <w:color w:val="FFFFFF"/>
-                <w:sz w:val="17"/>
+                <w:sz w:val="19"/>
               </w:rPr>
               <w:t>Example from the demo</w:t>
             </w:r>
@@ -1652,12 +1492,6 @@
         <w:tc>
           <w:tcPr>
             <w:tcW w:type="dxa" w:w="1872"/>
-            <w:tcBorders>
-              <w:top w:val="nil"/>
-              <w:left w:val="nil"/>
-              <w:bottom w:val="single" w:sz="4" w:color="C4CBD0"/>
-              <w:right w:val="nil"/>
-            </w:tcBorders>
           </w:tcPr>
           <w:p>
             <w:pPr>
@@ -1667,7 +1501,7 @@
             <w:r>
               <w:rPr>
                 <w:b/>
-                <w:sz w:val="17"/>
+                <w:sz w:val="19"/>
               </w:rPr>
               <w:t>Entrypoint</w:t>
             </w:r>
@@ -1676,21 +1510,15 @@
         <w:tc>
           <w:tcPr>
             <w:tcW w:type="dxa" w:w="3744"/>
-            <w:tcBorders>
-              <w:top w:val="nil"/>
-              <w:left w:val="nil"/>
-              <w:bottom w:val="single" w:sz="4" w:color="C4CBD0"/>
-              <w:right w:val="nil"/>
-            </w:tcBorders>
-          </w:tcPr>
-          <w:p>
-            <w:pPr>
-              <w:pStyle w:val="TableText"/>
-              <w:keepNext/>
-            </w:pPr>
-            <w:r>
-              <w:rPr>
-                <w:sz w:val="17"/>
+          </w:tcPr>
+          <w:p>
+            <w:pPr>
+              <w:pStyle w:val="TableText"/>
+              <w:keepNext/>
+            </w:pPr>
+            <w:r>
+              <w:rPr>
+                <w:sz w:val="19"/>
               </w:rPr>
               <w:t>A network port that Traefik listens on</w:t>
             </w:r>
@@ -1699,12 +1527,6 @@
         <w:tc>
           <w:tcPr>
             <w:tcW w:type="dxa" w:w="3413"/>
-            <w:tcBorders>
-              <w:top w:val="nil"/>
-              <w:left w:val="nil"/>
-              <w:bottom w:val="single" w:sz="4" w:color="C4CBD0"/>
-              <w:right w:val="nil"/>
-            </w:tcBorders>
           </w:tcPr>
           <w:p>
             <w:pPr>
@@ -1714,14 +1536,13 @@
             <w:r>
               <w:rPr>
                 <w:rFonts w:ascii="Courier New" w:hAnsi="Courier New" w:cs="Courier New" w:eastAsia="Courier New"/>
-                <w:color w:val="10263F"/>
-                <w:sz w:val="15"/>
+                <w:sz w:val="16"/>
               </w:rPr>
               <w:t>web</w:t>
             </w:r>
             <w:r>
               <w:rPr>
-                <w:sz w:val="17"/>
+                <w:sz w:val="19"/>
               </w:rPr>
               <w:t>, on port 80 inside the container</w:t>
             </w:r>
@@ -1735,13 +1556,6 @@
         <w:tc>
           <w:tcPr>
             <w:tcW w:type="dxa" w:w="1872"/>
-            <w:tcBorders>
-              <w:top w:val="nil"/>
-              <w:left w:val="nil"/>
-              <w:bottom w:val="single" w:sz="4" w:color="C4CBD0"/>
-              <w:right w:val="nil"/>
-            </w:tcBorders>
-            <w:shd w:val="clear" w:color="auto" w:fill="F7F4EC"/>
           </w:tcPr>
           <w:p>
             <w:pPr>
@@ -1751,7 +1565,7 @@
             <w:r>
               <w:rPr>
                 <w:b/>
-                <w:sz w:val="17"/>
+                <w:sz w:val="19"/>
               </w:rPr>
               <w:t>Router</w:t>
             </w:r>
@@ -1760,22 +1574,15 @@
         <w:tc>
           <w:tcPr>
             <w:tcW w:type="dxa" w:w="3744"/>
-            <w:tcBorders>
-              <w:top w:val="nil"/>
-              <w:left w:val="nil"/>
-              <w:bottom w:val="single" w:sz="4" w:color="C4CBD0"/>
-              <w:right w:val="nil"/>
-            </w:tcBorders>
-            <w:shd w:val="clear" w:color="auto" w:fill="F7F4EC"/>
-          </w:tcPr>
-          <w:p>
-            <w:pPr>
-              <w:pStyle w:val="TableText"/>
-              <w:keepNext/>
-            </w:pPr>
-            <w:r>
-              <w:rPr>
-                <w:sz w:val="17"/>
+          </w:tcPr>
+          <w:p>
+            <w:pPr>
+              <w:pStyle w:val="TableText"/>
+              <w:keepNext/>
+            </w:pPr>
+            <w:r>
+              <w:rPr>
+                <w:sz w:val="19"/>
               </w:rPr>
               <w:t>Matches requests by rule and sends them to a service</w:t>
             </w:r>
@@ -1784,13 +1591,6 @@
         <w:tc>
           <w:tcPr>
             <w:tcW w:type="dxa" w:w="3413"/>
-            <w:tcBorders>
-              <w:top w:val="nil"/>
-              <w:left w:val="nil"/>
-              <w:bottom w:val="single" w:sz="4" w:color="C4CBD0"/>
-              <w:right w:val="nil"/>
-            </w:tcBorders>
-            <w:shd w:val="clear" w:color="auto" w:fill="F7F4EC"/>
           </w:tcPr>
           <w:p>
             <w:pPr>
@@ -1800,31 +1600,22 @@
             <w:r>
               <w:rPr>
                 <w:rFonts w:ascii="Courier New" w:hAnsi="Courier New" w:cs="Courier New" w:eastAsia="Courier New"/>
-                <w:color w:val="10263F"/>
-                <w:sz w:val="15"/>
+                <w:sz w:val="16"/>
               </w:rPr>
               <w:t>`Host(</w:t>
             </w:r>
             <w:r>
               <w:rPr>
-                <w:sz w:val="17"/>
+                <w:sz w:val="19"/>
               </w:rPr>
               <w:t>whoami.127.0.0.1.nip.io</w:t>
             </w:r>
             <w:r>
               <w:rPr>
                 <w:rFonts w:ascii="Courier New" w:hAnsi="Courier New" w:cs="Courier New" w:eastAsia="Courier New"/>
-                <w:color w:val="10263F"/>
-                <w:sz w:val="15"/>
+                <w:sz w:val="16"/>
               </w:rPr>
               <w:t>)</w:t>
-            </w:r>
-            <w:r>
-              <w:rPr>
-                <w:rFonts w:ascii="Courier New" w:hAnsi="Courier New" w:cs="Courier New" w:eastAsia="Courier New"/>
-                <w:color w:val="10263F"/>
-                <w:sz w:val="15"/>
-              </w:rPr>
             </w:r>
           </w:p>
         </w:tc>
@@ -1836,12 +1627,6 @@
         <w:tc>
           <w:tcPr>
             <w:tcW w:type="dxa" w:w="1872"/>
-            <w:tcBorders>
-              <w:top w:val="nil"/>
-              <w:left w:val="nil"/>
-              <w:bottom w:val="single" w:sz="4" w:color="C4CBD0"/>
-              <w:right w:val="nil"/>
-            </w:tcBorders>
           </w:tcPr>
           <w:p>
             <w:pPr>
@@ -1851,7 +1636,7 @@
             <w:r>
               <w:rPr>
                 <w:b/>
-                <w:sz w:val="17"/>
+                <w:sz w:val="19"/>
               </w:rPr>
               <w:t>Middleware</w:t>
             </w:r>
@@ -1860,21 +1645,15 @@
         <w:tc>
           <w:tcPr>
             <w:tcW w:type="dxa" w:w="3744"/>
-            <w:tcBorders>
-              <w:top w:val="nil"/>
-              <w:left w:val="nil"/>
-              <w:bottom w:val="single" w:sz="4" w:color="C4CBD0"/>
-              <w:right w:val="nil"/>
-            </w:tcBorders>
-          </w:tcPr>
-          <w:p>
-            <w:pPr>
-              <w:pStyle w:val="TableText"/>
-              <w:keepNext/>
-            </w:pPr>
-            <w:r>
-              <w:rPr>
-                <w:sz w:val="17"/>
+          </w:tcPr>
+          <w:p>
+            <w:pPr>
+              <w:pStyle w:val="TableText"/>
+              <w:keepNext/>
+            </w:pPr>
+            <w:r>
+              <w:rPr>
+                <w:sz w:val="19"/>
               </w:rPr>
               <w:t>Changes a request or response on the way through</w:t>
             </w:r>
@@ -1883,29 +1662,22 @@
         <w:tc>
           <w:tcPr>
             <w:tcW w:type="dxa" w:w="3413"/>
-            <w:tcBorders>
-              <w:top w:val="nil"/>
-              <w:left w:val="nil"/>
-              <w:bottom w:val="single" w:sz="4" w:color="C4CBD0"/>
-              <w:right w:val="nil"/>
-            </w:tcBorders>
-          </w:tcPr>
-          <w:p>
-            <w:pPr>
-              <w:pStyle w:val="TableText"/>
-              <w:keepNext/>
-            </w:pPr>
-            <w:r>
-              <w:rPr>
-                <w:sz w:val="17"/>
+          </w:tcPr>
+          <w:p>
+            <w:pPr>
+              <w:pStyle w:val="TableText"/>
+              <w:keepNext/>
+            </w:pPr>
+            <w:r>
+              <w:rPr>
+                <w:sz w:val="19"/>
               </w:rPr>
               <w:t xml:space="preserve">A headers middleware that adds </w:t>
             </w:r>
             <w:r>
               <w:rPr>
                 <w:rFonts w:ascii="Courier New" w:hAnsi="Courier New" w:cs="Courier New" w:eastAsia="Courier New"/>
-                <w:color w:val="10263F"/>
-                <w:sz w:val="15"/>
+                <w:sz w:val="16"/>
               </w:rPr>
               <w:t>X-Served-By</w:t>
             </w:r>
@@ -1919,13 +1691,6 @@
         <w:tc>
           <w:tcPr>
             <w:tcW w:type="dxa" w:w="1872"/>
-            <w:tcBorders>
-              <w:top w:val="nil"/>
-              <w:left w:val="nil"/>
-              <w:bottom w:val="single" w:sz="4" w:color="C4CBD0"/>
-              <w:right w:val="nil"/>
-            </w:tcBorders>
-            <w:shd w:val="clear" w:color="auto" w:fill="F7F4EC"/>
           </w:tcPr>
           <w:p>
             <w:pPr>
@@ -1935,7 +1700,7 @@
             <w:r>
               <w:rPr>
                 <w:b/>
-                <w:sz w:val="17"/>
+                <w:sz w:val="19"/>
               </w:rPr>
               <w:t>Service</w:t>
             </w:r>
@@ -1944,22 +1709,15 @@
         <w:tc>
           <w:tcPr>
             <w:tcW w:type="dxa" w:w="3744"/>
-            <w:tcBorders>
-              <w:top w:val="nil"/>
-              <w:left w:val="nil"/>
-              <w:bottom w:val="single" w:sz="4" w:color="C4CBD0"/>
-              <w:right w:val="nil"/>
-            </w:tcBorders>
-            <w:shd w:val="clear" w:color="auto" w:fill="F7F4EC"/>
-          </w:tcPr>
-          <w:p>
-            <w:pPr>
-              <w:pStyle w:val="TableText"/>
-              <w:keepNext/>
-            </w:pPr>
-            <w:r>
-              <w:rPr>
-                <w:sz w:val="17"/>
+          </w:tcPr>
+          <w:p>
+            <w:pPr>
+              <w:pStyle w:val="TableText"/>
+              <w:keepNext/>
+            </w:pPr>
+            <w:r>
+              <w:rPr>
+                <w:sz w:val="19"/>
               </w:rPr>
               <w:t>Where the request finally goes, usually a load balancer over several servers</w:t>
             </w:r>
@@ -1968,36 +1726,28 @@
         <w:tc>
           <w:tcPr>
             <w:tcW w:type="dxa" w:w="3413"/>
-            <w:tcBorders>
-              <w:top w:val="nil"/>
-              <w:left w:val="nil"/>
-              <w:bottom w:val="single" w:sz="4" w:color="C4CBD0"/>
-              <w:right w:val="nil"/>
-            </w:tcBorders>
-            <w:shd w:val="clear" w:color="auto" w:fill="F7F4EC"/>
-          </w:tcPr>
-          <w:p>
-            <w:pPr>
-              <w:pStyle w:val="TableText"/>
-              <w:keepNext/>
-            </w:pPr>
-            <w:r>
-              <w:rPr>
-                <w:sz w:val="17"/>
+          </w:tcPr>
+          <w:p>
+            <w:pPr>
+              <w:pStyle w:val="TableText"/>
+              <w:keepNext/>
+            </w:pPr>
+            <w:r>
+              <w:rPr>
+                <w:sz w:val="19"/>
               </w:rPr>
               <w:t xml:space="preserve">The three </w:t>
             </w:r>
             <w:r>
               <w:rPr>
                 <w:rFonts w:ascii="Courier New" w:hAnsi="Courier New" w:cs="Courier New" w:eastAsia="Courier New"/>
-                <w:color w:val="10263F"/>
-                <w:sz w:val="15"/>
+                <w:sz w:val="16"/>
               </w:rPr>
               <w:t>whoami</w:t>
             </w:r>
             <w:r>
               <w:rPr>
-                <w:sz w:val="17"/>
+                <w:sz w:val="19"/>
               </w:rPr>
               <w:t xml:space="preserve"> containers</w:t>
             </w:r>
@@ -2011,12 +1761,6 @@
         <w:tc>
           <w:tcPr>
             <w:tcW w:type="dxa" w:w="1872"/>
-            <w:tcBorders>
-              <w:top w:val="nil"/>
-              <w:left w:val="nil"/>
-              <w:bottom w:val="single" w:sz="4" w:color="C4CBD0"/>
-              <w:right w:val="nil"/>
-            </w:tcBorders>
           </w:tcPr>
           <w:p>
             <w:pPr>
@@ -2026,7 +1770,7 @@
             <w:r>
               <w:rPr>
                 <w:b/>
-                <w:sz w:val="17"/>
+                <w:sz w:val="19"/>
               </w:rPr>
               <w:t>Provider</w:t>
             </w:r>
@@ -2035,21 +1779,15 @@
         <w:tc>
           <w:tcPr>
             <w:tcW w:type="dxa" w:w="3744"/>
-            <w:tcBorders>
-              <w:top w:val="nil"/>
-              <w:left w:val="nil"/>
-              <w:bottom w:val="single" w:sz="4" w:color="C4CBD0"/>
-              <w:right w:val="nil"/>
-            </w:tcBorders>
-          </w:tcPr>
-          <w:p>
-            <w:pPr>
-              <w:pStyle w:val="TableText"/>
-              <w:keepNext/>
-            </w:pPr>
-            <w:r>
-              <w:rPr>
-                <w:sz w:val="17"/>
+          </w:tcPr>
+          <w:p>
+            <w:pPr>
+              <w:pStyle w:val="TableText"/>
+              <w:keepNext/>
+            </w:pPr>
+            <w:r>
+              <w:rPr>
+                <w:sz w:val="19"/>
               </w:rPr>
               <w:t>A source of routing configuration</w:t>
             </w:r>
@@ -2058,21 +1796,15 @@
         <w:tc>
           <w:tcPr>
             <w:tcW w:type="dxa" w:w="3413"/>
-            <w:tcBorders>
-              <w:top w:val="nil"/>
-              <w:left w:val="nil"/>
-              <w:bottom w:val="single" w:sz="4" w:color="C4CBD0"/>
-              <w:right w:val="nil"/>
-            </w:tcBorders>
-          </w:tcPr>
-          <w:p>
-            <w:pPr>
-              <w:pStyle w:val="TableText"/>
-              <w:keepNext/>
-            </w:pPr>
-            <w:r>
-              <w:rPr>
-                <w:sz w:val="17"/>
+          </w:tcPr>
+          <w:p>
+            <w:pPr>
+              <w:pStyle w:val="TableText"/>
+              <w:keepNext/>
+            </w:pPr>
+            <w:r>
+              <w:rPr>
+                <w:sz w:val="19"/>
               </w:rPr>
               <w:t>The Docker provider</w:t>
             </w:r>
@@ -2086,13 +1818,6 @@
         <w:tc>
           <w:tcPr>
             <w:tcW w:type="dxa" w:w="1872"/>
-            <w:tcBorders>
-              <w:top w:val="nil"/>
-              <w:left w:val="nil"/>
-              <w:bottom w:val="single" w:sz="8" w:color="10263F"/>
-              <w:right w:val="nil"/>
-            </w:tcBorders>
-            <w:shd w:val="clear" w:color="auto" w:fill="F7F4EC"/>
           </w:tcPr>
           <w:p>
             <w:pPr>
@@ -2101,7 +1826,7 @@
             <w:r>
               <w:rPr>
                 <w:b/>
-                <w:sz w:val="17"/>
+                <w:sz w:val="19"/>
               </w:rPr>
               <w:t>Certificate resolver</w:t>
             </w:r>
@@ -2110,21 +1835,14 @@
         <w:tc>
           <w:tcPr>
             <w:tcW w:type="dxa" w:w="3744"/>
-            <w:tcBorders>
-              <w:top w:val="nil"/>
-              <w:left w:val="nil"/>
-              <w:bottom w:val="single" w:sz="8" w:color="10263F"/>
-              <w:right w:val="nil"/>
-            </w:tcBorders>
-            <w:shd w:val="clear" w:color="auto" w:fill="F7F4EC"/>
-          </w:tcPr>
-          <w:p>
-            <w:pPr>
-              <w:pStyle w:val="TableText"/>
-            </w:pPr>
-            <w:r>
-              <w:rPr>
-                <w:sz w:val="17"/>
+          </w:tcPr>
+          <w:p>
+            <w:pPr>
+              <w:pStyle w:val="TableText"/>
+            </w:pPr>
+            <w:r>
+              <w:rPr>
+                <w:sz w:val="19"/>
               </w:rPr>
               <w:t>How Traefik obtains certificates</w:t>
             </w:r>
@@ -2133,13 +1851,6 @@
         <w:tc>
           <w:tcPr>
             <w:tcW w:type="dxa" w:w="3413"/>
-            <w:tcBorders>
-              <w:top w:val="nil"/>
-              <w:left w:val="nil"/>
-              <w:bottom w:val="single" w:sz="8" w:color="10263F"/>
-              <w:right w:val="nil"/>
-            </w:tcBorders>
-            <w:shd w:val="clear" w:color="auto" w:fill="F7F4EC"/>
           </w:tcPr>
           <w:p>
             <w:pPr>
@@ -2148,14 +1859,13 @@
             <w:r>
               <w:rPr>
                 <w:rFonts w:ascii="Courier New" w:hAnsi="Courier New" w:cs="Courier New" w:eastAsia="Courier New"/>
-                <w:color w:val="10263F"/>
-                <w:sz w:val="15"/>
+                <w:sz w:val="16"/>
               </w:rPr>
               <w:t>pebble</w:t>
             </w:r>
             <w:r>
               <w:rPr>
-                <w:sz w:val="17"/>
+                <w:sz w:val="19"/>
               </w:rPr>
               <w:t>, an ACME server</w:t>
             </w:r>
@@ -2165,7 +1875,7 @@
     </w:tbl>
     <w:p>
       <w:pPr>
-        <w:spacing w:after="120" w:line="144" w:lineRule="auto"/>
+        <w:spacing w:after="80" w:line="144" w:lineRule="auto"/>
       </w:pPr>
     </w:p>
     <w:p>
@@ -2185,14 +1895,14 @@
     <w:p>
       <w:pPr>
         <w:keepNext/>
-        <w:spacing w:before="120" w:after="0"/>
+        <w:spacing w:before="160" w:after="0"/>
         <w:jc w:val="center"/>
       </w:pPr>
       <w:r>
         <w:drawing>
           <wp:inline xmlns:a="http://schemas.openxmlformats.org/drawingml/2006/main" xmlns:pic="http://schemas.openxmlformats.org/drawingml/2006/picture">
             <wp:extent cx="5303520" cy="3013364"/>
-            <wp:docPr id="6" name="Picture 6"/>
+            <wp:docPr id="2" name="Picture 2"/>
             <wp:cNvGraphicFramePr>
               <a:graphicFrameLocks noChangeAspect="1"/>
             </wp:cNvGraphicFramePr>
@@ -2204,7 +1914,7 @@
                     <pic:cNvPicPr/>
                   </pic:nvPicPr>
                   <pic:blipFill>
-                    <a:blip r:embed="rId12"/>
+                    <a:blip r:embed="rId8"/>
                     <a:stretch>
                       <a:fillRect/>
                     </a:stretch>
@@ -2261,8 +1971,7 @@
       <w:r>
         <w:rPr>
           <w:rFonts w:ascii="Courier New" w:hAnsi="Courier New" w:cs="Courier New" w:eastAsia="Courier New"/>
-          <w:color w:val="10263F"/>
-          <w:sz w:val="18"/>
+          <w:sz w:val="19"/>
         </w:rPr>
         <w:t>command:</w:t>
       </w:r>
@@ -2286,8 +1995,7 @@
       <w:r>
         <w:rPr>
           <w:rFonts w:ascii="Courier New" w:hAnsi="Courier New" w:cs="Courier New" w:eastAsia="Courier New"/>
-          <w:color w:val="10263F"/>
-          <w:sz w:val="18"/>
+          <w:sz w:val="19"/>
         </w:rPr>
         <w:t>GET /api/http/routers</w:t>
       </w:r>
@@ -2297,8 +2005,7 @@
       <w:r>
         <w:rPr>
           <w:rFonts w:ascii="Courier New" w:hAnsi="Courier New" w:cs="Courier New" w:eastAsia="Courier New"/>
-          <w:color w:val="10263F"/>
-          <w:sz w:val="18"/>
+          <w:sz w:val="19"/>
         </w:rPr>
         <w:t>--api.insecure=true</w:t>
       </w:r>
@@ -2308,48 +2015,8 @@
     </w:p>
     <w:p>
       <w:pPr>
-        <w:keepNext/>
+        <w:pStyle w:val="Heading1"/>
         <w:pageBreakBefore/>
-        <w:spacing w:after="120"/>
-      </w:pPr>
-      <w:r>
-        <w:drawing>
-          <wp:inline xmlns:a="http://schemas.openxmlformats.org/drawingml/2006/main" xmlns:pic="http://schemas.openxmlformats.org/drawingml/2006/picture">
-            <wp:extent cx="566928" cy="250115"/>
-            <wp:docPr id="7" name="Picture 7"/>
-            <wp:cNvGraphicFramePr>
-              <a:graphicFrameLocks noChangeAspect="1"/>
-            </wp:cNvGraphicFramePr>
-            <a:graphic>
-              <a:graphicData uri="http://schemas.openxmlformats.org/drawingml/2006/picture">
-                <pic:pic>
-                  <pic:nvPicPr>
-                    <pic:cNvPr id="0" name="image.png"/>
-                    <pic:cNvPicPr/>
-                  </pic:nvPicPr>
-                  <pic:blipFill>
-                    <a:blip r:embed="rId13"/>
-                    <a:stretch>
-                      <a:fillRect/>
-                    </a:stretch>
-                  </pic:blipFill>
-                  <pic:spPr>
-                    <a:xfrm>
-                      <a:off x="0" y="0"/>
-                      <a:ext cx="566928" cy="250115"/>
-                    </a:xfrm>
-                    <a:prstGeom prst="rect"/>
-                  </pic:spPr>
-                </pic:pic>
-              </a:graphicData>
-            </a:graphic>
-          </wp:inline>
-        </w:drawing>
-      </w:r>
-    </w:p>
-    <w:p>
-      <w:pPr>
-        <w:pStyle w:val="Heading1"/>
       </w:pPr>
       <w:r>
         <w:t>4. Zero-config service discovery</w:t>
@@ -2375,7 +2042,7 @@
       <w:pPr>
         <w:pStyle w:val="Code"/>
         <w:keepNext/>
-        <w:spacing w:before="40"/>
+        <w:spacing w:before="80"/>
       </w:pPr>
       <w:r>
         <w:t>upstream whoami { server 192.168.117.3:80; }</w:t>
@@ -2434,8 +2101,7 @@
       <w:r>
         <w:rPr>
           <w:rFonts w:ascii="Courier New" w:hAnsi="Courier New" w:cs="Courier New" w:eastAsia="Courier New"/>
-          <w:color w:val="10263F"/>
-          <w:sz w:val="18"/>
+          <w:sz w:val="19"/>
         </w:rPr>
         <w:t>192.168.117.3</w:t>
       </w:r>
@@ -2459,8 +2125,7 @@
       <w:r>
         <w:rPr>
           <w:rFonts w:ascii="Courier New" w:hAnsi="Courier New" w:cs="Courier New" w:eastAsia="Courier New"/>
-          <w:color w:val="10263F"/>
-          <w:sz w:val="18"/>
+          <w:sz w:val="19"/>
         </w:rPr>
         <w:t>traefik.</w:t>
       </w:r>
@@ -2471,14 +2136,14 @@
     <w:p>
       <w:pPr>
         <w:keepNext/>
-        <w:spacing w:before="120" w:after="0"/>
+        <w:spacing w:before="160" w:after="0"/>
         <w:jc w:val="center"/>
       </w:pPr>
       <w:r>
         <w:drawing>
           <wp:inline xmlns:a="http://schemas.openxmlformats.org/drawingml/2006/main" xmlns:pic="http://schemas.openxmlformats.org/drawingml/2006/picture">
             <wp:extent cx="4572000" cy="2234045"/>
-            <wp:docPr id="8" name="Picture 8"/>
+            <wp:docPr id="3" name="Picture 3"/>
             <wp:cNvGraphicFramePr>
               <a:graphicFrameLocks noChangeAspect="1"/>
             </wp:cNvGraphicFramePr>
@@ -2490,7 +2155,7 @@
                     <pic:cNvPicPr/>
                   </pic:nvPicPr>
                   <pic:blipFill>
-                    <a:blip r:embed="rId14"/>
+                    <a:blip r:embed="rId9"/>
                     <a:stretch>
                       <a:fillRect/>
                     </a:stretch>
@@ -2540,6 +2205,7 @@
           <w:numId w:val="990"/>
         </w:numPr>
         <w:spacing w:after="60"/>
+        <w:jc w:val="left"/>
       </w:pPr>
       <w:r>
         <w:t xml:space="preserve">By default Traefik exposes every container it can see. Setting </w:t>
@@ -2547,8 +2213,7 @@
       <w:r>
         <w:rPr>
           <w:rFonts w:ascii="Courier New" w:hAnsi="Courier New" w:cs="Courier New" w:eastAsia="Courier New"/>
-          <w:color w:val="10263F"/>
-          <w:sz w:val="18"/>
+          <w:sz w:val="19"/>
         </w:rPr>
         <w:t>exposedByDefault</w:t>
       </w:r>
@@ -2558,8 +2223,7 @@
       <w:r>
         <w:rPr>
           <w:rFonts w:ascii="Courier New" w:hAnsi="Courier New" w:cs="Courier New" w:eastAsia="Courier New"/>
-          <w:color w:val="10263F"/>
-          <w:sz w:val="18"/>
+          <w:sz w:val="19"/>
         </w:rPr>
         <w:t>traefik.enable=true</w:t>
       </w:r>
@@ -2574,6 +2238,7 @@
           <w:numId w:val="990"/>
         </w:numPr>
         <w:spacing w:after="160"/>
+        <w:jc w:val="left"/>
       </w:pPr>
       <w:r>
         <w:t xml:space="preserve">If a container exposes one port, Traefik uses it. If it exposes several, Traefik uses the lowest. When neither is right, the </w:t>
@@ -2581,8 +2246,7 @@
       <w:r>
         <w:rPr>
           <w:rFonts w:ascii="Courier New" w:hAnsi="Courier New" w:cs="Courier New" w:eastAsia="Courier New"/>
-          <w:color w:val="10263F"/>
-          <w:sz w:val="18"/>
+          <w:sz w:val="19"/>
         </w:rPr>
         <w:t>loadbalancer.server.port</w:t>
       </w:r>
@@ -2610,7 +2274,7 @@
       <w:pPr>
         <w:pStyle w:val="Code"/>
         <w:keepNext/>
-        <w:spacing w:before="40"/>
+        <w:spacing w:before="80"/>
       </w:pPr>
       <w:r>
         <w:t>labels:</w:t>
@@ -2665,7 +2329,7 @@
       <w:pPr>
         <w:pStyle w:val="Caption"/>
         <w:keepNext/>
-        <w:spacing w:after="80" w:before="160"/>
+        <w:spacing w:after="80" w:before="200"/>
       </w:pPr>
       <w:r>
         <w:t xml:space="preserve">Table </w:t>
@@ -2683,12 +2347,20 @@
       <w:tblPr>
         <w:tblW w:w="9028" w:type="dxa"/>
         <w:jc w:val="center"/>
+        <w:tblBorders>
+          <w:top w:val="single" w:sz="4" w:space="0" w:color="808080"/>
+          <w:left w:val="single" w:sz="4" w:space="0" w:color="808080"/>
+          <w:bottom w:val="single" w:sz="4" w:space="0" w:color="808080"/>
+          <w:right w:val="single" w:sz="4" w:space="0" w:color="808080"/>
+          <w:insideH w:val="single" w:sz="4" w:space="0" w:color="808080"/>
+          <w:insideV w:val="single" w:sz="4" w:space="0" w:color="808080"/>
+        </w:tblBorders>
         <w:tblLayout w:type="fixed"/>
         <w:tblCellMar>
-          <w:top w:w="55" w:type="dxa"/>
-          <w:left w:w="90" w:type="dxa"/>
-          <w:bottom w:w="55" w:type="dxa"/>
-          <w:right w:w="90" w:type="dxa"/>
+          <w:top w:w="50" w:type="dxa"/>
+          <w:left w:w="100" w:type="dxa"/>
+          <w:bottom w:w="50" w:type="dxa"/>
+          <w:right w:w="100" w:type="dxa"/>
         </w:tblCellMar>
         <w:tblLook w:firstColumn="1" w:firstRow="1" w:lastColumn="0" w:lastRow="0" w:noHBand="0" w:noVBand="1" w:val="04A0"/>
       </w:tblPr>
@@ -2704,13 +2376,7 @@
         <w:tc>
           <w:tcPr>
             <w:tcW w:type="dxa" w:w="3600"/>
-            <w:tcBorders>
-              <w:top w:val="nil"/>
-              <w:left w:val="nil"/>
-              <w:bottom w:val="single" w:sz="8" w:color="10263F"/>
-              <w:right w:val="nil"/>
-            </w:tcBorders>
-            <w:shd w:val="clear" w:color="auto" w:fill="10263F"/>
+            <w:shd w:val="clear" w:color="auto" w:fill="D9D9D9"/>
           </w:tcPr>
           <w:p>
             <w:pPr>
@@ -2720,8 +2386,7 @@
             <w:r>
               <w:rPr>
                 <w:b/>
-                <w:color w:val="FFFFFF"/>
-                <w:sz w:val="17"/>
+                <w:sz w:val="19"/>
               </w:rPr>
               <w:t>Label</w:t>
             </w:r>
@@ -2730,13 +2395,7 @@
         <w:tc>
           <w:tcPr>
             <w:tcW w:type="dxa" w:w="5429"/>
-            <w:tcBorders>
-              <w:top w:val="nil"/>
-              <w:left w:val="nil"/>
-              <w:bottom w:val="single" w:sz="8" w:color="10263F"/>
-              <w:right w:val="nil"/>
-            </w:tcBorders>
-            <w:shd w:val="clear" w:color="auto" w:fill="10263F"/>
+            <w:shd w:val="clear" w:color="auto" w:fill="D9D9D9"/>
           </w:tcPr>
           <w:p>
             <w:pPr>
@@ -2746,8 +2405,7 @@
             <w:r>
               <w:rPr>
                 <w:b/>
-                <w:color w:val="FFFFFF"/>
-                <w:sz w:val="17"/>
+                <w:sz w:val="19"/>
               </w:rPr>
               <w:t>Effect</w:t>
             </w:r>
@@ -2761,12 +2419,6 @@
         <w:tc>
           <w:tcPr>
             <w:tcW w:type="dxa" w:w="3600"/>
-            <w:tcBorders>
-              <w:top w:val="nil"/>
-              <w:left w:val="nil"/>
-              <w:bottom w:val="single" w:sz="4" w:color="C4CBD0"/>
-              <w:right w:val="nil"/>
-            </w:tcBorders>
           </w:tcPr>
           <w:p>
             <w:pPr>
@@ -2776,8 +2428,7 @@
             <w:r>
               <w:rPr>
                 <w:rFonts w:ascii="Courier New" w:hAnsi="Courier New" w:cs="Courier New" w:eastAsia="Courier New"/>
-                <w:color w:val="10263F"/>
-                <w:sz w:val="15"/>
+                <w:sz w:val="16"/>
               </w:rPr>
               <w:t>traefik.enable=true</w:t>
             </w:r>
@@ -2786,35 +2437,28 @@
         <w:tc>
           <w:tcPr>
             <w:tcW w:type="dxa" w:w="5429"/>
-            <w:tcBorders>
-              <w:top w:val="nil"/>
-              <w:left w:val="nil"/>
-              <w:bottom w:val="single" w:sz="4" w:color="C4CBD0"/>
-              <w:right w:val="nil"/>
-            </w:tcBorders>
-          </w:tcPr>
-          <w:p>
-            <w:pPr>
-              <w:pStyle w:val="TableText"/>
-              <w:keepNext/>
-            </w:pPr>
-            <w:r>
-              <w:rPr>
-                <w:sz w:val="17"/>
+          </w:tcPr>
+          <w:p>
+            <w:pPr>
+              <w:pStyle w:val="TableText"/>
+              <w:keepNext/>
+            </w:pPr>
+            <w:r>
+              <w:rPr>
+                <w:sz w:val="19"/>
               </w:rPr>
               <w:t xml:space="preserve">Tells Traefik to manage this container, because </w:t>
             </w:r>
             <w:r>
               <w:rPr>
                 <w:rFonts w:ascii="Courier New" w:hAnsi="Courier New" w:cs="Courier New" w:eastAsia="Courier New"/>
-                <w:color w:val="10263F"/>
-                <w:sz w:val="15"/>
+                <w:sz w:val="16"/>
               </w:rPr>
               <w:t>exposedByDefault</w:t>
             </w:r>
             <w:r>
               <w:rPr>
-                <w:sz w:val="17"/>
+                <w:sz w:val="19"/>
               </w:rPr>
               <w:t xml:space="preserve"> is off</w:t>
             </w:r>
@@ -2828,13 +2472,6 @@
         <w:tc>
           <w:tcPr>
             <w:tcW w:type="dxa" w:w="3600"/>
-            <w:tcBorders>
-              <w:top w:val="nil"/>
-              <w:left w:val="nil"/>
-              <w:bottom w:val="single" w:sz="4" w:color="C4CBD0"/>
-              <w:right w:val="nil"/>
-            </w:tcBorders>
-            <w:shd w:val="clear" w:color="auto" w:fill="F7F4EC"/>
           </w:tcPr>
           <w:p>
             <w:pPr>
@@ -2844,8 +2481,7 @@
             <w:r>
               <w:rPr>
                 <w:rFonts w:ascii="Courier New" w:hAnsi="Courier New" w:cs="Courier New" w:eastAsia="Courier New"/>
-                <w:color w:val="10263F"/>
-                <w:sz w:val="15"/>
+                <w:sz w:val="16"/>
               </w:rPr>
               <w:t>...routers.whoami.rule</w:t>
             </w:r>
@@ -2854,36 +2490,28 @@
         <w:tc>
           <w:tcPr>
             <w:tcW w:type="dxa" w:w="5429"/>
-            <w:tcBorders>
-              <w:top w:val="nil"/>
-              <w:left w:val="nil"/>
-              <w:bottom w:val="single" w:sz="4" w:color="C4CBD0"/>
-              <w:right w:val="nil"/>
-            </w:tcBorders>
-            <w:shd w:val="clear" w:color="auto" w:fill="F7F4EC"/>
-          </w:tcPr>
-          <w:p>
-            <w:pPr>
-              <w:pStyle w:val="TableText"/>
-              <w:keepNext/>
-            </w:pPr>
-            <w:r>
-              <w:rPr>
-                <w:sz w:val="17"/>
+          </w:tcPr>
+          <w:p>
+            <w:pPr>
+              <w:pStyle w:val="TableText"/>
+              <w:keepNext/>
+            </w:pPr>
+            <w:r>
+              <w:rPr>
+                <w:sz w:val="19"/>
               </w:rPr>
               <w:t xml:space="preserve">Creates a router named </w:t>
             </w:r>
             <w:r>
               <w:rPr>
                 <w:rFonts w:ascii="Courier New" w:hAnsi="Courier New" w:cs="Courier New" w:eastAsia="Courier New"/>
-                <w:color w:val="10263F"/>
-                <w:sz w:val="15"/>
+                <w:sz w:val="16"/>
               </w:rPr>
               <w:t>whoami</w:t>
             </w:r>
             <w:r>
               <w:rPr>
-                <w:sz w:val="17"/>
+                <w:sz w:val="19"/>
               </w:rPr>
               <w:t xml:space="preserve"> that matches one hostname</w:t>
             </w:r>
@@ -2897,12 +2525,6 @@
         <w:tc>
           <w:tcPr>
             <w:tcW w:type="dxa" w:w="3600"/>
-            <w:tcBorders>
-              <w:top w:val="nil"/>
-              <w:left w:val="nil"/>
-              <w:bottom w:val="single" w:sz="4" w:color="C4CBD0"/>
-              <w:right w:val="nil"/>
-            </w:tcBorders>
           </w:tcPr>
           <w:p>
             <w:pPr>
@@ -2912,8 +2534,7 @@
             <w:r>
               <w:rPr>
                 <w:rFonts w:ascii="Courier New" w:hAnsi="Courier New" w:cs="Courier New" w:eastAsia="Courier New"/>
-                <w:color w:val="10263F"/>
-                <w:sz w:val="15"/>
+                <w:sz w:val="16"/>
               </w:rPr>
               <w:t>...routers.whoami.entrypoints</w:t>
             </w:r>
@@ -2922,35 +2543,28 @@
         <w:tc>
           <w:tcPr>
             <w:tcW w:type="dxa" w:w="5429"/>
-            <w:tcBorders>
-              <w:top w:val="nil"/>
-              <w:left w:val="nil"/>
-              <w:bottom w:val="single" w:sz="4" w:color="C4CBD0"/>
-              <w:right w:val="nil"/>
-            </w:tcBorders>
-          </w:tcPr>
-          <w:p>
-            <w:pPr>
-              <w:pStyle w:val="TableText"/>
-              <w:keepNext/>
-            </w:pPr>
-            <w:r>
-              <w:rPr>
-                <w:sz w:val="17"/>
+          </w:tcPr>
+          <w:p>
+            <w:pPr>
+              <w:pStyle w:val="TableText"/>
+              <w:keepNext/>
+            </w:pPr>
+            <w:r>
+              <w:rPr>
+                <w:sz w:val="19"/>
               </w:rPr>
               <w:t xml:space="preserve">Allows the router on the </w:t>
             </w:r>
             <w:r>
               <w:rPr>
                 <w:rFonts w:ascii="Courier New" w:hAnsi="Courier New" w:cs="Courier New" w:eastAsia="Courier New"/>
-                <w:color w:val="10263F"/>
-                <w:sz w:val="15"/>
+                <w:sz w:val="16"/>
               </w:rPr>
               <w:t>web</w:t>
             </w:r>
             <w:r>
               <w:rPr>
-                <w:sz w:val="17"/>
+                <w:sz w:val="19"/>
               </w:rPr>
               <w:t xml:space="preserve"> entrypoint only</w:t>
             </w:r>
@@ -2964,13 +2578,6 @@
         <w:tc>
           <w:tcPr>
             <w:tcW w:type="dxa" w:w="3600"/>
-            <w:tcBorders>
-              <w:top w:val="nil"/>
-              <w:left w:val="nil"/>
-              <w:bottom w:val="single" w:sz="4" w:color="C4CBD0"/>
-              <w:right w:val="nil"/>
-            </w:tcBorders>
-            <w:shd w:val="clear" w:color="auto" w:fill="F7F4EC"/>
           </w:tcPr>
           <w:p>
             <w:pPr>
@@ -2980,8 +2587,7 @@
             <w:r>
               <w:rPr>
                 <w:rFonts w:ascii="Courier New" w:hAnsi="Courier New" w:cs="Courier New" w:eastAsia="Courier New"/>
-                <w:color w:val="10263F"/>
-                <w:sz w:val="15"/>
+                <w:sz w:val="16"/>
               </w:rPr>
               <w:t>...routers.whoami.middlewares</w:t>
             </w:r>
@@ -2990,30 +2596,22 @@
         <w:tc>
           <w:tcPr>
             <w:tcW w:type="dxa" w:w="5429"/>
-            <w:tcBorders>
-              <w:top w:val="nil"/>
-              <w:left w:val="nil"/>
-              <w:bottom w:val="single" w:sz="4" w:color="C4CBD0"/>
-              <w:right w:val="nil"/>
-            </w:tcBorders>
-            <w:shd w:val="clear" w:color="auto" w:fill="F7F4EC"/>
-          </w:tcPr>
-          <w:p>
-            <w:pPr>
-              <w:pStyle w:val="TableText"/>
-              <w:keepNext/>
-            </w:pPr>
-            <w:r>
-              <w:rPr>
-                <w:sz w:val="17"/>
+          </w:tcPr>
+          <w:p>
+            <w:pPr>
+              <w:pStyle w:val="TableText"/>
+              <w:keepNext/>
+            </w:pPr>
+            <w:r>
+              <w:rPr>
+                <w:sz w:val="19"/>
               </w:rPr>
               <w:t xml:space="preserve">Attaches the middleware named </w:t>
             </w:r>
             <w:r>
               <w:rPr>
                 <w:rFonts w:ascii="Courier New" w:hAnsi="Courier New" w:cs="Courier New" w:eastAsia="Courier New"/>
-                <w:color w:val="10263F"/>
-                <w:sz w:val="15"/>
+                <w:sz w:val="16"/>
               </w:rPr>
               <w:t>served-by</w:t>
             </w:r>
@@ -3027,12 +2625,6 @@
         <w:tc>
           <w:tcPr>
             <w:tcW w:type="dxa" w:w="3600"/>
-            <w:tcBorders>
-              <w:top w:val="nil"/>
-              <w:left w:val="nil"/>
-              <w:bottom w:val="single" w:sz="8" w:color="10263F"/>
-              <w:right w:val="nil"/>
-            </w:tcBorders>
           </w:tcPr>
           <w:p>
             <w:pPr>
@@ -3041,8 +2633,7 @@
             <w:r>
               <w:rPr>
                 <w:rFonts w:ascii="Courier New" w:hAnsi="Courier New" w:cs="Courier New" w:eastAsia="Courier New"/>
-                <w:color w:val="10263F"/>
-                <w:sz w:val="15"/>
+                <w:sz w:val="16"/>
               </w:rPr>
               <w:t>...middlewares.served-by.headers...</w:t>
             </w:r>
@@ -3051,20 +2642,14 @@
         <w:tc>
           <w:tcPr>
             <w:tcW w:type="dxa" w:w="5429"/>
-            <w:tcBorders>
-              <w:top w:val="nil"/>
-              <w:left w:val="nil"/>
-              <w:bottom w:val="single" w:sz="8" w:color="10263F"/>
-              <w:right w:val="nil"/>
-            </w:tcBorders>
-          </w:tcPr>
-          <w:p>
-            <w:pPr>
-              <w:pStyle w:val="TableText"/>
-            </w:pPr>
-            <w:r>
-              <w:rPr>
-                <w:sz w:val="17"/>
+          </w:tcPr>
+          <w:p>
+            <w:pPr>
+              <w:pStyle w:val="TableText"/>
+            </w:pPr>
+            <w:r>
+              <w:rPr>
+                <w:sz w:val="19"/>
               </w:rPr>
               <w:t>Defines that middleware, which adds a response header</w:t>
             </w:r>
@@ -3074,7 +2659,7 @@
     </w:tbl>
     <w:p>
       <w:pPr>
-        <w:spacing w:after="120" w:line="144" w:lineRule="auto"/>
+        <w:spacing w:after="80" w:line="144" w:lineRule="auto"/>
       </w:pPr>
     </w:p>
     <w:p>
@@ -3127,48 +2712,8 @@
     </w:p>
     <w:p>
       <w:pPr>
-        <w:keepNext/>
+        <w:pStyle w:val="Heading1"/>
         <w:pageBreakBefore/>
-        <w:spacing w:after="120"/>
-      </w:pPr>
-      <w:r>
-        <w:drawing>
-          <wp:inline xmlns:a="http://schemas.openxmlformats.org/drawingml/2006/main" xmlns:pic="http://schemas.openxmlformats.org/drawingml/2006/picture">
-            <wp:extent cx="566928" cy="250115"/>
-            <wp:docPr id="9" name="Picture 9"/>
-            <wp:cNvGraphicFramePr>
-              <a:graphicFrameLocks noChangeAspect="1"/>
-            </wp:cNvGraphicFramePr>
-            <a:graphic>
-              <a:graphicData uri="http://schemas.openxmlformats.org/drawingml/2006/picture">
-                <pic:pic>
-                  <pic:nvPicPr>
-                    <pic:cNvPr id="0" name="image.png"/>
-                    <pic:cNvPicPr/>
-                  </pic:nvPicPr>
-                  <pic:blipFill>
-                    <a:blip r:embed="rId15"/>
-                    <a:stretch>
-                      <a:fillRect/>
-                    </a:stretch>
-                  </pic:blipFill>
-                  <pic:spPr>
-                    <a:xfrm>
-                      <a:off x="0" y="0"/>
-                      <a:ext cx="566928" cy="250115"/>
-                    </a:xfrm>
-                    <a:prstGeom prst="rect"/>
-                  </pic:spPr>
-                </pic:pic>
-              </a:graphicData>
-            </a:graphic>
-          </wp:inline>
-        </w:drawing>
-      </w:r>
-    </w:p>
-    <w:p>
-      <w:pPr>
-        <w:pStyle w:val="Heading1"/>
       </w:pPr>
       <w:r>
         <w:t>5. Automatic HTTPS</w:t>
@@ -3211,9 +2756,7 @@
       </w:r>
     </w:p>
     <w:p>
-      <w:pPr>
-        <w:keepNext/>
-      </w:pPr>
+      <w:pPr/>
       <w:r>
         <w:t>The challenge is the proof of control. Traefik supports three kinds [3].</w:t>
       </w:r>
@@ -3222,7 +2765,7 @@
       <w:pPr>
         <w:pStyle w:val="Caption"/>
         <w:keepNext/>
-        <w:spacing w:after="80" w:before="160"/>
+        <w:spacing w:after="80" w:before="200"/>
       </w:pPr>
       <w:r>
         <w:t xml:space="preserve">Table </w:t>
@@ -3240,12 +2783,20 @@
       <w:tblPr>
         <w:tblW w:w="9028" w:type="dxa"/>
         <w:jc w:val="center"/>
+        <w:tblBorders>
+          <w:top w:val="single" w:sz="4" w:space="0" w:color="808080"/>
+          <w:left w:val="single" w:sz="4" w:space="0" w:color="808080"/>
+          <w:bottom w:val="single" w:sz="4" w:space="0" w:color="808080"/>
+          <w:right w:val="single" w:sz="4" w:space="0" w:color="808080"/>
+          <w:insideH w:val="single" w:sz="4" w:space="0" w:color="808080"/>
+          <w:insideV w:val="single" w:sz="4" w:space="0" w:color="808080"/>
+        </w:tblBorders>
         <w:tblLayout w:type="fixed"/>
         <w:tblCellMar>
-          <w:top w:w="55" w:type="dxa"/>
-          <w:left w:w="90" w:type="dxa"/>
-          <w:bottom w:w="55" w:type="dxa"/>
-          <w:right w:w="90" w:type="dxa"/>
+          <w:top w:w="50" w:type="dxa"/>
+          <w:left w:w="100" w:type="dxa"/>
+          <w:bottom w:w="50" w:type="dxa"/>
+          <w:right w:w="100" w:type="dxa"/>
         </w:tblCellMar>
         <w:tblLook w:firstColumn="1" w:firstRow="1" w:lastColumn="0" w:lastRow="0" w:noHBand="0" w:noVBand="1" w:val="04A0"/>
       </w:tblPr>
@@ -3263,13 +2814,7 @@
         <w:tc>
           <w:tcPr>
             <w:tcW w:type="dxa" w:w="1440"/>
-            <w:tcBorders>
-              <w:top w:val="nil"/>
-              <w:left w:val="nil"/>
-              <w:bottom w:val="single" w:sz="8" w:color="10263F"/>
-              <w:right w:val="nil"/>
-            </w:tcBorders>
-            <w:shd w:val="clear" w:color="auto" w:fill="10263F"/>
+            <w:shd w:val="clear" w:color="auto" w:fill="D9D9D9"/>
           </w:tcPr>
           <w:p>
             <w:pPr>
@@ -3279,8 +2824,7 @@
             <w:r>
               <w:rPr>
                 <w:b/>
-                <w:color w:val="FFFFFF"/>
-                <w:sz w:val="17"/>
+                <w:sz w:val="19"/>
               </w:rPr>
               <w:t>Challenge</w:t>
             </w:r>
@@ -3289,13 +2833,7 @@
         <w:tc>
           <w:tcPr>
             <w:tcW w:type="dxa" w:w="3168"/>
-            <w:tcBorders>
-              <w:top w:val="nil"/>
-              <w:left w:val="nil"/>
-              <w:bottom w:val="single" w:sz="8" w:color="10263F"/>
-              <w:right w:val="nil"/>
-            </w:tcBorders>
-            <w:shd w:val="clear" w:color="auto" w:fill="10263F"/>
+            <w:shd w:val="clear" w:color="auto" w:fill="D9D9D9"/>
           </w:tcPr>
           <w:p>
             <w:pPr>
@@ -3305,8 +2843,7 @@
             <w:r>
               <w:rPr>
                 <w:b/>
-                <w:color w:val="FFFFFF"/>
-                <w:sz w:val="17"/>
+                <w:sz w:val="19"/>
               </w:rPr>
               <w:t>What the CA checks</w:t>
             </w:r>
@@ -3315,13 +2852,7 @@
         <w:tc>
           <w:tcPr>
             <w:tcW w:type="dxa" w:w="3168"/>
-            <w:tcBorders>
-              <w:top w:val="nil"/>
-              <w:left w:val="nil"/>
-              <w:bottom w:val="single" w:sz="8" w:color="10263F"/>
-              <w:right w:val="nil"/>
-            </w:tcBorders>
-            <w:shd w:val="clear" w:color="auto" w:fill="10263F"/>
+            <w:shd w:val="clear" w:color="auto" w:fill="D9D9D9"/>
           </w:tcPr>
           <w:p>
             <w:pPr>
@@ -3331,8 +2862,7 @@
             <w:r>
               <w:rPr>
                 <w:b/>
-                <w:color w:val="FFFFFF"/>
-                <w:sz w:val="17"/>
+                <w:sz w:val="19"/>
               </w:rPr>
               <w:t>Requirement</w:t>
             </w:r>
@@ -3341,13 +2871,7 @@
         <w:tc>
           <w:tcPr>
             <w:tcW w:type="dxa" w:w="1253"/>
-            <w:tcBorders>
-              <w:top w:val="nil"/>
-              <w:left w:val="nil"/>
-              <w:bottom w:val="single" w:sz="8" w:color="10263F"/>
-              <w:right w:val="nil"/>
-            </w:tcBorders>
-            <w:shd w:val="clear" w:color="auto" w:fill="10263F"/>
+            <w:shd w:val="clear" w:color="auto" w:fill="D9D9D9"/>
           </w:tcPr>
           <w:p>
             <w:pPr>
@@ -3357,8 +2881,7 @@
             <w:r>
               <w:rPr>
                 <w:b/>
-                <w:color w:val="FFFFFF"/>
-                <w:sz w:val="17"/>
+                <w:sz w:val="19"/>
               </w:rPr>
               <w:t>Wildcards</w:t>
             </w:r>
@@ -3372,12 +2895,6 @@
         <w:tc>
           <w:tcPr>
             <w:tcW w:type="dxa" w:w="1440"/>
-            <w:tcBorders>
-              <w:top w:val="nil"/>
-              <w:left w:val="nil"/>
-              <w:bottom w:val="single" w:sz="4" w:color="C4CBD0"/>
-              <w:right w:val="nil"/>
-            </w:tcBorders>
           </w:tcPr>
           <w:p>
             <w:pPr>
@@ -3387,7 +2904,7 @@
             <w:r>
               <w:rPr>
                 <w:b/>
-                <w:sz w:val="17"/>
+                <w:sz w:val="19"/>
               </w:rPr>
               <w:t>HTTP-01</w:t>
             </w:r>
@@ -3396,29 +2913,22 @@
         <w:tc>
           <w:tcPr>
             <w:tcW w:type="dxa" w:w="3168"/>
-            <w:tcBorders>
-              <w:top w:val="nil"/>
-              <w:left w:val="nil"/>
-              <w:bottom w:val="single" w:sz="4" w:color="C4CBD0"/>
-              <w:right w:val="nil"/>
-            </w:tcBorders>
-          </w:tcPr>
-          <w:p>
-            <w:pPr>
-              <w:pStyle w:val="TableText"/>
-              <w:keepNext/>
-            </w:pPr>
-            <w:r>
-              <w:rPr>
-                <w:sz w:val="17"/>
+          </w:tcPr>
+          <w:p>
+            <w:pPr>
+              <w:pStyle w:val="TableText"/>
+              <w:keepNext/>
+            </w:pPr>
+            <w:r>
+              <w:rPr>
+                <w:sz w:val="19"/>
               </w:rPr>
               <w:t xml:space="preserve">Fetches a token over plain HTTP from </w:t>
             </w:r>
             <w:r>
               <w:rPr>
                 <w:rFonts w:ascii="Courier New" w:hAnsi="Courier New" w:cs="Courier New" w:eastAsia="Courier New"/>
-                <w:color w:val="10263F"/>
-                <w:sz w:val="15"/>
+                <w:sz w:val="16"/>
               </w:rPr>
               <w:t>/.well-known/acme-challenge/</w:t>
             </w:r>
@@ -3427,21 +2937,15 @@
         <w:tc>
           <w:tcPr>
             <w:tcW w:type="dxa" w:w="3168"/>
-            <w:tcBorders>
-              <w:top w:val="nil"/>
-              <w:left w:val="nil"/>
-              <w:bottom w:val="single" w:sz="4" w:color="C4CBD0"/>
-              <w:right w:val="nil"/>
-            </w:tcBorders>
-          </w:tcPr>
-          <w:p>
-            <w:pPr>
-              <w:pStyle w:val="TableText"/>
-              <w:keepNext/>
-            </w:pPr>
-            <w:r>
-              <w:rPr>
-                <w:sz w:val="17"/>
+          </w:tcPr>
+          <w:p>
+            <w:pPr>
+              <w:pStyle w:val="TableText"/>
+              <w:keepNext/>
+            </w:pPr>
+            <w:r>
+              <w:rPr>
+                <w:sz w:val="19"/>
               </w:rPr>
               <w:t>Traefik reachable from the CA on port 80</w:t>
             </w:r>
@@ -3450,21 +2954,15 @@
         <w:tc>
           <w:tcPr>
             <w:tcW w:type="dxa" w:w="1253"/>
-            <w:tcBorders>
-              <w:top w:val="nil"/>
-              <w:left w:val="nil"/>
-              <w:bottom w:val="single" w:sz="4" w:color="C4CBD0"/>
-              <w:right w:val="nil"/>
-            </w:tcBorders>
-          </w:tcPr>
-          <w:p>
-            <w:pPr>
-              <w:pStyle w:val="TableText"/>
-              <w:keepNext/>
-            </w:pPr>
-            <w:r>
-              <w:rPr>
-                <w:sz w:val="17"/>
+          </w:tcPr>
+          <w:p>
+            <w:pPr>
+              <w:pStyle w:val="TableText"/>
+              <w:keepNext/>
+            </w:pPr>
+            <w:r>
+              <w:rPr>
+                <w:sz w:val="19"/>
               </w:rPr>
               <w:t>No</w:t>
             </w:r>
@@ -3478,13 +2976,6 @@
         <w:tc>
           <w:tcPr>
             <w:tcW w:type="dxa" w:w="1440"/>
-            <w:tcBorders>
-              <w:top w:val="nil"/>
-              <w:left w:val="nil"/>
-              <w:bottom w:val="single" w:sz="4" w:color="C4CBD0"/>
-              <w:right w:val="nil"/>
-            </w:tcBorders>
-            <w:shd w:val="clear" w:color="auto" w:fill="F7F4EC"/>
           </w:tcPr>
           <w:p>
             <w:pPr>
@@ -3494,7 +2985,7 @@
             <w:r>
               <w:rPr>
                 <w:b/>
-                <w:sz w:val="17"/>
+                <w:sz w:val="19"/>
               </w:rPr>
               <w:t>TLS-ALPN-01</w:t>
             </w:r>
@@ -3503,22 +2994,15 @@
         <w:tc>
           <w:tcPr>
             <w:tcW w:type="dxa" w:w="3168"/>
-            <w:tcBorders>
-              <w:top w:val="nil"/>
-              <w:left w:val="nil"/>
-              <w:bottom w:val="single" w:sz="4" w:color="C4CBD0"/>
-              <w:right w:val="nil"/>
-            </w:tcBorders>
-            <w:shd w:val="clear" w:color="auto" w:fill="F7F4EC"/>
-          </w:tcPr>
-          <w:p>
-            <w:pPr>
-              <w:pStyle w:val="TableText"/>
-              <w:keepNext/>
-            </w:pPr>
-            <w:r>
-              <w:rPr>
-                <w:sz w:val="17"/>
+          </w:tcPr>
+          <w:p>
+            <w:pPr>
+              <w:pStyle w:val="TableText"/>
+              <w:keepNext/>
+            </w:pPr>
+            <w:r>
+              <w:rPr>
+                <w:sz w:val="19"/>
               </w:rPr>
               <w:t>Makes a TLS connection and expects a special certificate</w:t>
             </w:r>
@@ -3527,22 +3011,15 @@
         <w:tc>
           <w:tcPr>
             <w:tcW w:type="dxa" w:w="3168"/>
-            <w:tcBorders>
-              <w:top w:val="nil"/>
-              <w:left w:val="nil"/>
-              <w:bottom w:val="single" w:sz="4" w:color="C4CBD0"/>
-              <w:right w:val="nil"/>
-            </w:tcBorders>
-            <w:shd w:val="clear" w:color="auto" w:fill="F7F4EC"/>
-          </w:tcPr>
-          <w:p>
-            <w:pPr>
-              <w:pStyle w:val="TableText"/>
-              <w:keepNext/>
-            </w:pPr>
-            <w:r>
-              <w:rPr>
-                <w:sz w:val="17"/>
+          </w:tcPr>
+          <w:p>
+            <w:pPr>
+              <w:pStyle w:val="TableText"/>
+              <w:keepNext/>
+            </w:pPr>
+            <w:r>
+              <w:rPr>
+                <w:sz w:val="19"/>
               </w:rPr>
               <w:t>Traefik reachable from the CA on port 443</w:t>
             </w:r>
@@ -3551,22 +3028,15 @@
         <w:tc>
           <w:tcPr>
             <w:tcW w:type="dxa" w:w="1253"/>
-            <w:tcBorders>
-              <w:top w:val="nil"/>
-              <w:left w:val="nil"/>
-              <w:bottom w:val="single" w:sz="4" w:color="C4CBD0"/>
-              <w:right w:val="nil"/>
-            </w:tcBorders>
-            <w:shd w:val="clear" w:color="auto" w:fill="F7F4EC"/>
-          </w:tcPr>
-          <w:p>
-            <w:pPr>
-              <w:pStyle w:val="TableText"/>
-              <w:keepNext/>
-            </w:pPr>
-            <w:r>
-              <w:rPr>
-                <w:sz w:val="17"/>
+          </w:tcPr>
+          <w:p>
+            <w:pPr>
+              <w:pStyle w:val="TableText"/>
+              <w:keepNext/>
+            </w:pPr>
+            <w:r>
+              <w:rPr>
+                <w:sz w:val="19"/>
               </w:rPr>
               <w:t>No</w:t>
             </w:r>
@@ -3580,12 +3050,6 @@
         <w:tc>
           <w:tcPr>
             <w:tcW w:type="dxa" w:w="1440"/>
-            <w:tcBorders>
-              <w:top w:val="nil"/>
-              <w:left w:val="nil"/>
-              <w:bottom w:val="single" w:sz="8" w:color="10263F"/>
-              <w:right w:val="nil"/>
-            </w:tcBorders>
           </w:tcPr>
           <w:p>
             <w:pPr>
@@ -3594,7 +3058,7 @@
             <w:r>
               <w:rPr>
                 <w:b/>
-                <w:sz w:val="17"/>
+                <w:sz w:val="19"/>
               </w:rPr>
               <w:t>DNS-01</w:t>
             </w:r>
@@ -3603,20 +3067,14 @@
         <w:tc>
           <w:tcPr>
             <w:tcW w:type="dxa" w:w="3168"/>
-            <w:tcBorders>
-              <w:top w:val="nil"/>
-              <w:left w:val="nil"/>
-              <w:bottom w:val="single" w:sz="8" w:color="10263F"/>
-              <w:right w:val="nil"/>
-            </w:tcBorders>
-          </w:tcPr>
-          <w:p>
-            <w:pPr>
-              <w:pStyle w:val="TableText"/>
-            </w:pPr>
-            <w:r>
-              <w:rPr>
-                <w:sz w:val="17"/>
+          </w:tcPr>
+          <w:p>
+            <w:pPr>
+              <w:pStyle w:val="TableText"/>
+            </w:pPr>
+            <w:r>
+              <w:rPr>
+                <w:sz w:val="19"/>
               </w:rPr>
               <w:t>Looks for a token in a DNS record</w:t>
             </w:r>
@@ -3625,20 +3083,14 @@
         <w:tc>
           <w:tcPr>
             <w:tcW w:type="dxa" w:w="3168"/>
-            <w:tcBorders>
-              <w:top w:val="nil"/>
-              <w:left w:val="nil"/>
-              <w:bottom w:val="single" w:sz="8" w:color="10263F"/>
-              <w:right w:val="nil"/>
-            </w:tcBorders>
-          </w:tcPr>
-          <w:p>
-            <w:pPr>
-              <w:pStyle w:val="TableText"/>
-            </w:pPr>
-            <w:r>
-              <w:rPr>
-                <w:sz w:val="17"/>
+          </w:tcPr>
+          <w:p>
+            <w:pPr>
+              <w:pStyle w:val="TableText"/>
+            </w:pPr>
+            <w:r>
+              <w:rPr>
+                <w:sz w:val="19"/>
               </w:rPr>
               <w:t>Traefik can create DNS records at a supported provider</w:t>
             </w:r>
@@ -3647,20 +3099,14 @@
         <w:tc>
           <w:tcPr>
             <w:tcW w:type="dxa" w:w="1253"/>
-            <w:tcBorders>
-              <w:top w:val="nil"/>
-              <w:left w:val="nil"/>
-              <w:bottom w:val="single" w:sz="8" w:color="10263F"/>
-              <w:right w:val="nil"/>
-            </w:tcBorders>
-          </w:tcPr>
-          <w:p>
-            <w:pPr>
-              <w:pStyle w:val="TableText"/>
-            </w:pPr>
-            <w:r>
-              <w:rPr>
-                <w:sz w:val="17"/>
+          </w:tcPr>
+          <w:p>
+            <w:pPr>
+              <w:pStyle w:val="TableText"/>
+            </w:pPr>
+            <w:r>
+              <w:rPr>
+                <w:sz w:val="19"/>
               </w:rPr>
               <w:t>Yes</w:t>
             </w:r>
@@ -3670,7 +3116,7 @@
     </w:tbl>
     <w:p>
       <w:pPr>
-        <w:spacing w:after="120" w:line="144" w:lineRule="auto"/>
+        <w:spacing w:after="80" w:line="144" w:lineRule="auto"/>
       </w:pPr>
     </w:p>
     <w:p>
@@ -3689,8 +3135,7 @@
       <w:r>
         <w:rPr>
           <w:rFonts w:ascii="Courier New" w:hAnsi="Courier New" w:cs="Courier New" w:eastAsia="Courier New"/>
-          <w:color w:val="10263F"/>
-          <w:sz w:val="18"/>
+          <w:sz w:val="19"/>
         </w:rPr>
         <w:t>tls.certresolver=&lt;name&gt;</w:t>
       </w:r>
@@ -3701,14 +3146,14 @@
     <w:p>
       <w:pPr>
         <w:keepNext/>
-        <w:spacing w:before="120" w:after="0"/>
+        <w:spacing w:before="160" w:after="0"/>
         <w:jc w:val="center"/>
       </w:pPr>
       <w:r>
         <w:drawing>
           <wp:inline xmlns:a="http://schemas.openxmlformats.org/drawingml/2006/main" xmlns:pic="http://schemas.openxmlformats.org/drawingml/2006/picture">
             <wp:extent cx="4572000" cy="3325091"/>
-            <wp:docPr id="10" name="Picture 10"/>
+            <wp:docPr id="4" name="Picture 4"/>
             <wp:cNvGraphicFramePr>
               <a:graphicFrameLocks noChangeAspect="1"/>
             </wp:cNvGraphicFramePr>
@@ -3720,7 +3165,7 @@
                     <pic:cNvPicPr/>
                   </pic:nvPicPr>
                   <pic:blipFill>
-                    <a:blip r:embed="rId22"/>
+                    <a:blip r:embed="rId10"/>
                     <a:stretch>
                       <a:fillRect/>
                     </a:stretch>
@@ -3763,8 +3208,7 @@
       <w:r>
         <w:rPr>
           <w:rFonts w:ascii="Courier New" w:hAnsi="Courier New" w:cs="Courier New" w:eastAsia="Courier New"/>
-          <w:color w:val="10263F"/>
-          <w:sz w:val="18"/>
+          <w:sz w:val="19"/>
         </w:rPr>
         <w:t>acme.json</w:t>
       </w:r>
@@ -3774,8 +3218,7 @@
       <w:r>
         <w:rPr>
           <w:rFonts w:ascii="Courier New" w:hAnsi="Courier New" w:cs="Courier New" w:eastAsia="Courier New"/>
-          <w:color w:val="10263F"/>
-          <w:sz w:val="18"/>
+          <w:sz w:val="19"/>
         </w:rPr>
         <w:t>caServer</w:t>
       </w:r>
@@ -3798,6 +3241,7 @@
           <w:numId w:val="990"/>
         </w:numPr>
         <w:spacing w:after="60"/>
+        <w:jc w:val="left"/>
       </w:pPr>
       <w:r>
         <w:t>A public CA must be able to reach Traefik on port 80 or 443, or be able to see a DNS record, so the name has to be a real public domain. A name that only exists on a private network needs the DNS challenge or a private CA.</w:t>
@@ -3810,6 +3254,7 @@
           <w:numId w:val="990"/>
         </w:numPr>
         <w:spacing w:after="60"/>
+        <w:jc w:val="left"/>
       </w:pPr>
       <w:r>
         <w:t>Wildcard certificates need the DNS challenge, and the DNS provider has to be one that Traefik supports [3].</w:t>
@@ -3822,6 +3267,7 @@
           <w:numId w:val="990"/>
         </w:numPr>
         <w:spacing w:after="60"/>
+        <w:jc w:val="left"/>
       </w:pPr>
       <w:r>
         <w:t>Public CAs enforce rate limits, so experiments should use a staging or test server first.</w:t>
@@ -3834,6 +3280,7 @@
           <w:numId w:val="990"/>
         </w:numPr>
         <w:spacing w:after="160"/>
+        <w:jc w:val="left"/>
       </w:pPr>
       <w:r>
         <w:t>The state lives in one file, so a single Traefik instance is the simple case.</w:t>
@@ -3841,48 +3288,8 @@
     </w:p>
     <w:p>
       <w:pPr>
-        <w:keepNext/>
+        <w:pStyle w:val="Heading1"/>
         <w:pageBreakBefore/>
-        <w:spacing w:after="120"/>
-      </w:pPr>
-      <w:r>
-        <w:drawing>
-          <wp:inline xmlns:a="http://schemas.openxmlformats.org/drawingml/2006/main" xmlns:pic="http://schemas.openxmlformats.org/drawingml/2006/picture">
-            <wp:extent cx="566928" cy="250115"/>
-            <wp:docPr id="11" name="Picture 11"/>
-            <wp:cNvGraphicFramePr>
-              <a:graphicFrameLocks noChangeAspect="1"/>
-            </wp:cNvGraphicFramePr>
-            <a:graphic>
-              <a:graphicData uri="http://schemas.openxmlformats.org/drawingml/2006/picture">
-                <pic:pic>
-                  <pic:nvPicPr>
-                    <pic:cNvPr id="0" name="image.png"/>
-                    <pic:cNvPicPr/>
-                  </pic:nvPicPr>
-                  <pic:blipFill>
-                    <a:blip r:embed="rId8"/>
-                    <a:stretch>
-                      <a:fillRect/>
-                    </a:stretch>
-                  </pic:blipFill>
-                  <pic:spPr>
-                    <a:xfrm>
-                      <a:off x="0" y="0"/>
-                      <a:ext cx="566928" cy="250115"/>
-                    </a:xfrm>
-                    <a:prstGeom prst="rect"/>
-                  </pic:spPr>
-                </pic:pic>
-              </a:graphicData>
-            </a:graphic>
-          </wp:inline>
-        </w:drawing>
-      </w:r>
-    </w:p>
-    <w:p>
-      <w:pPr>
-        <w:pStyle w:val="Heading1"/>
       </w:pPr>
       <w:r>
         <w:t>6. Practical demonstration</w:t>
@@ -3900,7 +3307,7 @@
       <w:pPr>
         <w:pStyle w:val="Caption"/>
         <w:keepNext/>
-        <w:spacing w:after="80" w:before="160"/>
+        <w:spacing w:after="80" w:before="200"/>
       </w:pPr>
       <w:r>
         <w:t xml:space="preserve">Table </w:t>
@@ -3918,12 +3325,20 @@
       <w:tblPr>
         <w:tblW w:w="9028" w:type="dxa"/>
         <w:jc w:val="center"/>
+        <w:tblBorders>
+          <w:top w:val="single" w:sz="4" w:space="0" w:color="808080"/>
+          <w:left w:val="single" w:sz="4" w:space="0" w:color="808080"/>
+          <w:bottom w:val="single" w:sz="4" w:space="0" w:color="808080"/>
+          <w:right w:val="single" w:sz="4" w:space="0" w:color="808080"/>
+          <w:insideH w:val="single" w:sz="4" w:space="0" w:color="808080"/>
+          <w:insideV w:val="single" w:sz="4" w:space="0" w:color="808080"/>
+        </w:tblBorders>
         <w:tblLayout w:type="fixed"/>
         <w:tblCellMar>
-          <w:top w:w="55" w:type="dxa"/>
-          <w:left w:w="90" w:type="dxa"/>
-          <w:bottom w:w="55" w:type="dxa"/>
-          <w:right w:w="90" w:type="dxa"/>
+          <w:top w:w="50" w:type="dxa"/>
+          <w:left w:w="100" w:type="dxa"/>
+          <w:bottom w:w="50" w:type="dxa"/>
+          <w:right w:w="100" w:type="dxa"/>
         </w:tblCellMar>
         <w:tblLook w:firstColumn="1" w:firstRow="1" w:lastColumn="0" w:lastRow="0" w:noHBand="0" w:noVBand="1" w:val="04A0"/>
       </w:tblPr>
@@ -3939,13 +3354,7 @@
         <w:tc>
           <w:tcPr>
             <w:tcW w:type="dxa" w:w="2160"/>
-            <w:tcBorders>
-              <w:top w:val="nil"/>
-              <w:left w:val="nil"/>
-              <w:bottom w:val="single" w:sz="8" w:color="10263F"/>
-              <w:right w:val="nil"/>
-            </w:tcBorders>
-            <w:shd w:val="clear" w:color="auto" w:fill="10263F"/>
+            <w:shd w:val="clear" w:color="auto" w:fill="D9D9D9"/>
           </w:tcPr>
           <w:p>
             <w:pPr>
@@ -3955,8 +3364,7 @@
             <w:r>
               <w:rPr>
                 <w:b/>
-                <w:color w:val="FFFFFF"/>
-                <w:sz w:val="17"/>
+                <w:sz w:val="19"/>
               </w:rPr>
               <w:t>Item</w:t>
             </w:r>
@@ -3965,13 +3373,7 @@
         <w:tc>
           <w:tcPr>
             <w:tcW w:type="dxa" w:w="6869"/>
-            <w:tcBorders>
-              <w:top w:val="nil"/>
-              <w:left w:val="nil"/>
-              <w:bottom w:val="single" w:sz="8" w:color="10263F"/>
-              <w:right w:val="nil"/>
-            </w:tcBorders>
-            <w:shd w:val="clear" w:color="auto" w:fill="10263F"/>
+            <w:shd w:val="clear" w:color="auto" w:fill="D9D9D9"/>
           </w:tcPr>
           <w:p>
             <w:pPr>
@@ -3981,8 +3383,7 @@
             <w:r>
               <w:rPr>
                 <w:b/>
-                <w:color w:val="FFFFFF"/>
-                <w:sz w:val="17"/>
+                <w:sz w:val="19"/>
               </w:rPr>
               <w:t>Value</w:t>
             </w:r>
@@ -3996,12 +3397,6 @@
         <w:tc>
           <w:tcPr>
             <w:tcW w:type="dxa" w:w="2160"/>
-            <w:tcBorders>
-              <w:top w:val="nil"/>
-              <w:left w:val="nil"/>
-              <w:bottom w:val="single" w:sz="4" w:color="C4CBD0"/>
-              <w:right w:val="nil"/>
-            </w:tcBorders>
           </w:tcPr>
           <w:p>
             <w:pPr>
@@ -4011,7 +3406,7 @@
             <w:r>
               <w:rPr>
                 <w:b/>
-                <w:sz w:val="17"/>
+                <w:sz w:val="19"/>
               </w:rPr>
               <w:t>Machine</w:t>
             </w:r>
@@ -4020,21 +3415,15 @@
         <w:tc>
           <w:tcPr>
             <w:tcW w:type="dxa" w:w="6869"/>
-            <w:tcBorders>
-              <w:top w:val="nil"/>
-              <w:left w:val="nil"/>
-              <w:bottom w:val="single" w:sz="4" w:color="C4CBD0"/>
-              <w:right w:val="nil"/>
-            </w:tcBorders>
-          </w:tcPr>
-          <w:p>
-            <w:pPr>
-              <w:pStyle w:val="TableText"/>
-              <w:keepNext/>
-            </w:pPr>
-            <w:r>
-              <w:rPr>
-                <w:sz w:val="17"/>
+          </w:tcPr>
+          <w:p>
+            <w:pPr>
+              <w:pStyle w:val="TableText"/>
+              <w:keepNext/>
+            </w:pPr>
+            <w:r>
+              <w:rPr>
+                <w:sz w:val="19"/>
               </w:rPr>
               <w:t>MacBook, Apple silicon, macOS</w:t>
             </w:r>
@@ -4048,13 +3437,6 @@
         <w:tc>
           <w:tcPr>
             <w:tcW w:type="dxa" w:w="2160"/>
-            <w:tcBorders>
-              <w:top w:val="nil"/>
-              <w:left w:val="nil"/>
-              <w:bottom w:val="single" w:sz="4" w:color="C4CBD0"/>
-              <w:right w:val="nil"/>
-            </w:tcBorders>
-            <w:shd w:val="clear" w:color="auto" w:fill="F7F4EC"/>
           </w:tcPr>
           <w:p>
             <w:pPr>
@@ -4064,7 +3446,7 @@
             <w:r>
               <w:rPr>
                 <w:b/>
-                <w:sz w:val="17"/>
+                <w:sz w:val="19"/>
               </w:rPr>
               <w:t>Docker</w:t>
             </w:r>
@@ -4073,22 +3455,15 @@
         <w:tc>
           <w:tcPr>
             <w:tcW w:type="dxa" w:w="6869"/>
-            <w:tcBorders>
-              <w:top w:val="nil"/>
-              <w:left w:val="nil"/>
-              <w:bottom w:val="single" w:sz="4" w:color="C4CBD0"/>
-              <w:right w:val="nil"/>
-            </w:tcBorders>
-            <w:shd w:val="clear" w:color="auto" w:fill="F7F4EC"/>
-          </w:tcPr>
-          <w:p>
-            <w:pPr>
-              <w:pStyle w:val="TableText"/>
-              <w:keepNext/>
-            </w:pPr>
-            <w:r>
-              <w:rPr>
-                <w:sz w:val="17"/>
+          </w:tcPr>
+          <w:p>
+            <w:pPr>
+              <w:pStyle w:val="TableText"/>
+              <w:keepNext/>
+            </w:pPr>
+            <w:r>
+              <w:rPr>
+                <w:sz w:val="19"/>
               </w:rPr>
               <w:t>29.4.0, running on OrbStack</w:t>
             </w:r>
@@ -4102,12 +3477,6 @@
         <w:tc>
           <w:tcPr>
             <w:tcW w:type="dxa" w:w="2160"/>
-            <w:tcBorders>
-              <w:top w:val="nil"/>
-              <w:left w:val="nil"/>
-              <w:bottom w:val="single" w:sz="4" w:color="C4CBD0"/>
-              <w:right w:val="nil"/>
-            </w:tcBorders>
           </w:tcPr>
           <w:p>
             <w:pPr>
@@ -4117,7 +3486,7 @@
             <w:r>
               <w:rPr>
                 <w:b/>
-                <w:sz w:val="17"/>
+                <w:sz w:val="19"/>
               </w:rPr>
               <w:t>Docker Compose</w:t>
             </w:r>
@@ -4126,21 +3495,15 @@
         <w:tc>
           <w:tcPr>
             <w:tcW w:type="dxa" w:w="6869"/>
-            <w:tcBorders>
-              <w:top w:val="nil"/>
-              <w:left w:val="nil"/>
-              <w:bottom w:val="single" w:sz="4" w:color="C4CBD0"/>
-              <w:right w:val="nil"/>
-            </w:tcBorders>
-          </w:tcPr>
-          <w:p>
-            <w:pPr>
-              <w:pStyle w:val="TableText"/>
-              <w:keepNext/>
-            </w:pPr>
-            <w:r>
-              <w:rPr>
-                <w:sz w:val="17"/>
+          </w:tcPr>
+          <w:p>
+            <w:pPr>
+              <w:pStyle w:val="TableText"/>
+              <w:keepNext/>
+            </w:pPr>
+            <w:r>
+              <w:rPr>
+                <w:sz w:val="19"/>
               </w:rPr>
               <w:t>5.1.2</w:t>
             </w:r>
@@ -4154,13 +3517,6 @@
         <w:tc>
           <w:tcPr>
             <w:tcW w:type="dxa" w:w="2160"/>
-            <w:tcBorders>
-              <w:top w:val="nil"/>
-              <w:left w:val="nil"/>
-              <w:bottom w:val="single" w:sz="4" w:color="C4CBD0"/>
-              <w:right w:val="nil"/>
-            </w:tcBorders>
-            <w:shd w:val="clear" w:color="auto" w:fill="F7F4EC"/>
           </w:tcPr>
           <w:p>
             <w:pPr>
@@ -4170,7 +3526,7 @@
             <w:r>
               <w:rPr>
                 <w:b/>
-                <w:sz w:val="17"/>
+                <w:sz w:val="19"/>
               </w:rPr>
               <w:t>Traefik</w:t>
             </w:r>
@@ -4179,13 +3535,6 @@
         <w:tc>
           <w:tcPr>
             <w:tcW w:type="dxa" w:w="6869"/>
-            <w:tcBorders>
-              <w:top w:val="nil"/>
-              <w:left w:val="nil"/>
-              <w:bottom w:val="single" w:sz="4" w:color="C4CBD0"/>
-              <w:right w:val="nil"/>
-            </w:tcBorders>
-            <w:shd w:val="clear" w:color="auto" w:fill="F7F4EC"/>
           </w:tcPr>
           <w:p>
             <w:pPr>
@@ -4195,8 +3544,7 @@
             <w:r>
               <w:rPr>
                 <w:rFonts w:ascii="Courier New" w:hAnsi="Courier New" w:cs="Courier New" w:eastAsia="Courier New"/>
-                <w:color w:val="10263F"/>
-                <w:sz w:val="15"/>
+                <w:sz w:val="16"/>
               </w:rPr>
               <w:t>traefik:v3.7.14</w:t>
             </w:r>
@@ -4210,12 +3558,6 @@
         <w:tc>
           <w:tcPr>
             <w:tcW w:type="dxa" w:w="2160"/>
-            <w:tcBorders>
-              <w:top w:val="nil"/>
-              <w:left w:val="nil"/>
-              <w:bottom w:val="single" w:sz="4" w:color="C4CBD0"/>
-              <w:right w:val="nil"/>
-            </w:tcBorders>
           </w:tcPr>
           <w:p>
             <w:pPr>
@@ -4225,7 +3567,7 @@
             <w:r>
               <w:rPr>
                 <w:b/>
-                <w:sz w:val="17"/>
+                <w:sz w:val="19"/>
               </w:rPr>
               <w:t>Demo apps</w:t>
             </w:r>
@@ -4234,12 +3576,6 @@
         <w:tc>
           <w:tcPr>
             <w:tcW w:type="dxa" w:w="6869"/>
-            <w:tcBorders>
-              <w:top w:val="nil"/>
-              <w:left w:val="nil"/>
-              <w:bottom w:val="single" w:sz="4" w:color="C4CBD0"/>
-              <w:right w:val="nil"/>
-            </w:tcBorders>
           </w:tcPr>
           <w:p>
             <w:pPr>
@@ -4249,14 +3585,13 @@
             <w:r>
               <w:rPr>
                 <w:rFonts w:ascii="Courier New" w:hAnsi="Courier New" w:cs="Courier New" w:eastAsia="Courier New"/>
-                <w:color w:val="10263F"/>
-                <w:sz w:val="15"/>
+                <w:sz w:val="16"/>
               </w:rPr>
               <w:t>traefik/whoami</w:t>
             </w:r>
             <w:r>
               <w:rPr>
-                <w:sz w:val="17"/>
+                <w:sz w:val="19"/>
               </w:rPr>
               <w:t>, a small server that prints details about each request</w:t>
             </w:r>
@@ -4270,13 +3605,6 @@
         <w:tc>
           <w:tcPr>
             <w:tcW w:type="dxa" w:w="2160"/>
-            <w:tcBorders>
-              <w:top w:val="nil"/>
-              <w:left w:val="nil"/>
-              <w:bottom w:val="single" w:sz="4" w:color="C4CBD0"/>
-              <w:right w:val="nil"/>
-            </w:tcBorders>
-            <w:shd w:val="clear" w:color="auto" w:fill="F7F4EC"/>
           </w:tcPr>
           <w:p>
             <w:pPr>
@@ -4286,7 +3614,7 @@
             <w:r>
               <w:rPr>
                 <w:b/>
-                <w:sz w:val="17"/>
+                <w:sz w:val="19"/>
               </w:rPr>
               <w:t>ACME server</w:t>
             </w:r>
@@ -4295,22 +3623,15 @@
         <w:tc>
           <w:tcPr>
             <w:tcW w:type="dxa" w:w="6869"/>
-            <w:tcBorders>
-              <w:top w:val="nil"/>
-              <w:left w:val="nil"/>
-              <w:bottom w:val="single" w:sz="4" w:color="C4CBD0"/>
-              <w:right w:val="nil"/>
-            </w:tcBorders>
-            <w:shd w:val="clear" w:color="auto" w:fill="F7F4EC"/>
-          </w:tcPr>
-          <w:p>
-            <w:pPr>
-              <w:pStyle w:val="TableText"/>
-              <w:keepNext/>
-            </w:pPr>
-            <w:r>
-              <w:rPr>
-                <w:sz w:val="17"/>
+          </w:tcPr>
+          <w:p>
+            <w:pPr>
+              <w:pStyle w:val="TableText"/>
+              <w:keepNext/>
+            </w:pPr>
+            <w:r>
+              <w:rPr>
+                <w:sz w:val="19"/>
               </w:rPr>
               <w:t>Pebble and its challenge test server, from Let's Encrypt [6]</w:t>
             </w:r>
@@ -4324,12 +3645,6 @@
         <w:tc>
           <w:tcPr>
             <w:tcW w:type="dxa" w:w="2160"/>
-            <w:tcBorders>
-              <w:top w:val="nil"/>
-              <w:left w:val="nil"/>
-              <w:bottom w:val="single" w:sz="8" w:color="10263F"/>
-              <w:right w:val="nil"/>
-            </w:tcBorders>
           </w:tcPr>
           <w:p>
             <w:pPr>
@@ -4338,7 +3653,7 @@
             <w:r>
               <w:rPr>
                 <w:b/>
-                <w:sz w:val="17"/>
+                <w:sz w:val="19"/>
               </w:rPr>
               <w:t>Files</w:t>
             </w:r>
@@ -4347,12 +3662,6 @@
         <w:tc>
           <w:tcPr>
             <w:tcW w:type="dxa" w:w="6869"/>
-            <w:tcBorders>
-              <w:top w:val="nil"/>
-              <w:left w:val="nil"/>
-              <w:bottom w:val="single" w:sz="8" w:color="10263F"/>
-              <w:right w:val="nil"/>
-            </w:tcBorders>
           </w:tcPr>
           <w:p>
             <w:pPr>
@@ -4361,28 +3670,26 @@
             <w:r>
               <w:rPr>
                 <w:rFonts w:ascii="Courier New" w:hAnsi="Courier New" w:cs="Courier New" w:eastAsia="Courier New"/>
-                <w:color w:val="10263F"/>
-                <w:sz w:val="15"/>
+                <w:sz w:val="16"/>
               </w:rPr>
               <w:t>traefik-demo/discovery/</w:t>
             </w:r>
             <w:r>
               <w:rPr>
-                <w:sz w:val="17"/>
+                <w:sz w:val="19"/>
               </w:rPr>
               <w:t xml:space="preserve"> and </w:t>
             </w:r>
             <w:r>
               <w:rPr>
                 <w:rFonts w:ascii="Courier New" w:hAnsi="Courier New" w:cs="Courier New" w:eastAsia="Courier New"/>
-                <w:color w:val="10263F"/>
-                <w:sz w:val="15"/>
+                <w:sz w:val="16"/>
               </w:rPr>
               <w:t>traefik-demo/https/</w:t>
             </w:r>
             <w:r>
               <w:rPr>
-                <w:sz w:val="17"/>
+                <w:sz w:val="19"/>
               </w:rPr>
               <w:t xml:space="preserve"> in the Tugboat repository</w:t>
             </w:r>
@@ -4392,7 +3699,7 @@
     </w:tbl>
     <w:p>
       <w:pPr>
-        <w:spacing w:after="120" w:line="144" w:lineRule="auto"/>
+        <w:spacing w:after="80" w:line="144" w:lineRule="auto"/>
       </w:pPr>
     </w:p>
     <w:p>
@@ -4413,8 +3720,7 @@
       <w:r>
         <w:rPr>
           <w:rFonts w:ascii="Courier New" w:hAnsi="Courier New" w:cs="Courier New" w:eastAsia="Courier New"/>
-          <w:color w:val="10263F"/>
-          <w:sz w:val="18"/>
+          <w:sz w:val="19"/>
         </w:rPr>
         <w:t>docker compose up -d</w:t>
       </w:r>
@@ -4426,7 +3732,7 @@
       <w:pPr>
         <w:pStyle w:val="Code"/>
         <w:keepNext/>
-        <w:spacing w:before="40"/>
+        <w:spacing w:before="80"/>
       </w:pPr>
       <w:r>
         <w:t>$ curl -s localhost:8081/api/http/routers</w:t>
@@ -4471,7 +3777,7 @@
       <w:pPr>
         <w:pStyle w:val="Code"/>
         <w:keepNext/>
-        <w:spacing w:before="40"/>
+        <w:spacing w:before="80"/>
       </w:pPr>
       <w:r>
         <w:t>$ docker compose --profile apps up -d whoami</w:t>
@@ -4557,8 +3863,7 @@
       <w:r>
         <w:rPr>
           <w:rFonts w:ascii="Courier New" w:hAnsi="Courier New" w:cs="Courier New" w:eastAsia="Courier New"/>
-          <w:color w:val="10263F"/>
-          <w:sz w:val="18"/>
+          <w:sz w:val="19"/>
         </w:rPr>
         <w:t>X-Served-By</w:t>
       </w:r>
@@ -4569,14 +3874,14 @@
     <w:p>
       <w:pPr>
         <w:keepNext/>
-        <w:spacing w:before="120" w:after="0"/>
+        <w:spacing w:before="160" w:after="0"/>
         <w:jc w:val="center"/>
       </w:pPr>
       <w:r>
         <w:drawing>
           <wp:inline xmlns:a="http://schemas.openxmlformats.org/drawingml/2006/main" xmlns:pic="http://schemas.openxmlformats.org/drawingml/2006/picture">
             <wp:extent cx="5733288" cy="1478721"/>
-            <wp:docPr id="12" name="Picture 12"/>
+            <wp:docPr id="5" name="Picture 5"/>
             <wp:cNvGraphicFramePr>
               <a:graphicFrameLocks noChangeAspect="1"/>
             </wp:cNvGraphicFramePr>
@@ -4588,7 +3893,7 @@
                     <pic:cNvPicPr/>
                   </pic:nvPicPr>
                   <pic:blipFill>
-                    <a:blip r:embed="rId23"/>
+                    <a:blip r:embed="rId11"/>
                     <a:stretch>
                       <a:fillRect/>
                     </a:stretch>
@@ -4635,7 +3940,7 @@
       <w:pPr>
         <w:pStyle w:val="Code"/>
         <w:keepNext/>
-        <w:spacing w:before="40"/>
+        <w:spacing w:before="80"/>
       </w:pPr>
       <w:r>
         <w:t>$ docker compose --profile apps up -d --scale whoami=3 whoami</w:t>
@@ -4696,17 +4001,14 @@
       </w:r>
     </w:p>
     <w:p>
-      <w:pPr>
-        <w:keepNext/>
-      </w:pPr>
+      <w:pPr/>
       <w:r>
         <w:t xml:space="preserve">Traefik's API reported the three servers behind the </w:t>
       </w:r>
       <w:r>
         <w:rPr>
           <w:rFonts w:ascii="Courier New" w:hAnsi="Courier New" w:cs="Courier New" w:eastAsia="Courier New"/>
-          <w:color w:val="10263F"/>
-          <w:sz w:val="18"/>
+          <w:sz w:val="19"/>
         </w:rPr>
         <w:t>whoami</w:t>
       </w:r>
@@ -4718,7 +4020,7 @@
       <w:pPr>
         <w:pStyle w:val="Code"/>
         <w:keepNext/>
-        <w:spacing w:before="40"/>
+        <w:spacing w:before="80"/>
       </w:pPr>
       <w:r>
         <w:t>whoami-traefik-discovery@docker  {"http://192.168.117.3:80": "UP",</w:t>
@@ -4745,14 +4047,14 @@
     <w:p>
       <w:pPr>
         <w:keepNext/>
-        <w:spacing w:before="120" w:after="0"/>
+        <w:spacing w:before="160" w:after="0"/>
         <w:jc w:val="center"/>
       </w:pPr>
       <w:r>
         <w:drawing>
           <wp:inline xmlns:a="http://schemas.openxmlformats.org/drawingml/2006/main" xmlns:pic="http://schemas.openxmlformats.org/drawingml/2006/picture">
             <wp:extent cx="5733288" cy="1504664"/>
-            <wp:docPr id="13" name="Picture 13"/>
+            <wp:docPr id="6" name="Picture 6"/>
             <wp:cNvGraphicFramePr>
               <a:graphicFrameLocks noChangeAspect="1"/>
             </wp:cNvGraphicFramePr>
@@ -4764,7 +4066,7 @@
                     <pic:cNvPicPr/>
                   </pic:nvPicPr>
                   <pic:blipFill>
-                    <a:blip r:embed="rId24"/>
+                    <a:blip r:embed="rId12"/>
                     <a:stretch>
                       <a:fillRect/>
                     </a:stretch>
@@ -4809,8 +4111,7 @@
       <w:r>
         <w:rPr>
           <w:rFonts w:ascii="Courier New" w:hAnsi="Courier New" w:cs="Courier New" w:eastAsia="Courier New"/>
-          <w:color w:val="10263F"/>
-          <w:sz w:val="18"/>
+          <w:sz w:val="19"/>
         </w:rPr>
         <w:t>whoami</w:t>
       </w:r>
@@ -4822,7 +4123,7 @@
       <w:pPr>
         <w:pStyle w:val="Code"/>
         <w:keepNext/>
-        <w:spacing w:before="40"/>
+        <w:spacing w:before="80"/>
       </w:pPr>
       <w:r>
         <w:t>$ docker compose --profile apps stop hello</w:t>
@@ -4864,51 +4165,13 @@
         <w:t>whoami-traefik-discovery@docker {"http://192.168.117.3:80": "UP"}</w:t>
       </w:r>
     </w:p>
-    <w:tbl>
-      <w:tblPr>
-        <w:tblW w:type="auto" w:w="0"/>
-        <w:tblLayout w:type="fixed"/>
-        <w:tblLook w:firstColumn="1" w:firstRow="1" w:lastColumn="0" w:lastRow="0" w:noHBand="0" w:noVBand="1" w:val="04A0"/>
-      </w:tblPr>
-      <w:tblGrid>
-        <w:gridCol w:w="9026"/>
-      </w:tblGrid>
-      <w:tr>
-        <w:tc>
-          <w:tcPr>
-            <w:tcW w:type="dxa" w:w="9029"/>
-            <w:tcBorders>
-              <w:top w:val="nil"/>
-              <w:bottom w:val="nil"/>
-              <w:right w:val="nil"/>
-              <w:left w:val="single" w:sz="36" w:color="E9B93A"/>
-            </w:tcBorders>
-            <w:shd w:val="clear" w:color="auto" w:fill="F7F4EC"/>
-            <w:tcMar>
-              <w:top w:w="100" w:type="dxa"/>
-              <w:left w:w="180" w:type="dxa"/>
-              <w:bottom w:w="100" w:type="dxa"/>
-              <w:right w:w="140" w:type="dxa"/>
-            </w:tcMar>
-          </w:tcPr>
-          <w:p>
-            <w:pPr>
-              <w:spacing w:after="0"/>
-            </w:pPr>
-            <w:r>
-              <w:rPr>
-                <w:sz w:val="19"/>
-              </w:rPr>
-              <w:t>Traefik's own container started at 10:24:31 UTC and was never restarted. Every route above was created and removed by starting and stopping containers.</w:t>
-            </w:r>
-          </w:p>
-        </w:tc>
-      </w:tr>
-    </w:tbl>
-    <w:p>
-      <w:pPr>
-        <w:spacing w:after="80"/>
-      </w:pPr>
+    <w:p>
+      <w:pPr>
+        <w:pStyle w:val="Note"/>
+      </w:pPr>
+      <w:r>
+        <w:t>Note: Traefik's own container started at 10:24:31 UTC and was never restarted. Every route above was created and removed by starting and stopping containers.</w:t>
+      </w:r>
     </w:p>
     <w:p>
       <w:pPr>
@@ -4933,6 +4196,7 @@
           <w:numId w:val="990"/>
         </w:numPr>
         <w:spacing w:after="60"/>
+        <w:jc w:val="left"/>
       </w:pPr>
       <w:r>
         <w:t>Pebble, the ACME server.</w:t>
@@ -4945,6 +4209,7 @@
           <w:numId w:val="990"/>
         </w:numPr>
         <w:spacing w:after="60"/>
+        <w:jc w:val="left"/>
       </w:pPr>
       <w:r>
         <w:t>Pebble's challenge test server, which answers Pebble's DNS lookups. I told it to point every name at Traefik, which plays the part of the public DNS record that a real domain has.</w:t>
@@ -4957,6 +4222,7 @@
           <w:numId w:val="990"/>
         </w:numPr>
         <w:spacing w:after="160"/>
+        <w:jc w:val="left"/>
       </w:pPr>
       <w:r>
         <w:t xml:space="preserve">Traefik, with a certificate resolver named </w:t>
@@ -4964,8 +4230,7 @@
       <w:r>
         <w:rPr>
           <w:rFonts w:ascii="Courier New" w:hAnsi="Courier New" w:cs="Courier New" w:eastAsia="Courier New"/>
-          <w:color w:val="10263F"/>
-          <w:sz w:val="18"/>
+          <w:sz w:val="19"/>
         </w:rPr>
         <w:t>pebble</w:t>
       </w:r>
@@ -4975,8 +4240,7 @@
       <w:r>
         <w:rPr>
           <w:rFonts w:ascii="Courier New" w:hAnsi="Courier New" w:cs="Courier New" w:eastAsia="Courier New"/>
-          <w:color w:val="10263F"/>
-          <w:sz w:val="18"/>
+          <w:sz w:val="19"/>
         </w:rPr>
         <w:t>caServer</w:t>
       </w:r>
@@ -4994,8 +4258,7 @@
       <w:r>
         <w:rPr>
           <w:rFonts w:ascii="Courier New" w:hAnsi="Courier New" w:cs="Courier New" w:eastAsia="Courier New"/>
-          <w:color w:val="10263F"/>
-          <w:sz w:val="18"/>
+          <w:sz w:val="19"/>
         </w:rPr>
         <w:t>pebble</w:t>
       </w:r>
@@ -5007,7 +4270,7 @@
       <w:pPr>
         <w:pStyle w:val="Code"/>
         <w:keepNext/>
-        <w:spacing w:before="40"/>
+        <w:spacing w:before="80"/>
       </w:pPr>
       <w:r>
         <w:t>INF Starting provider *acme.Provider</w:t>
@@ -5061,7 +4324,7 @@
       <w:pPr>
         <w:pStyle w:val="Code"/>
         <w:keepNext/>
-        <w:spacing w:before="40"/>
+        <w:spacing w:before="80"/>
       </w:pPr>
       <w:r>
         <w:t>$ curl --cacert pebble-root.pem --resolve secure.demo.test:8443:127.0.0.1 \</w:t>
@@ -5174,8 +4437,7 @@
       <w:r>
         <w:rPr>
           <w:rFonts w:ascii="Courier New" w:hAnsi="Courier New" w:cs="Courier New" w:eastAsia="Courier New"/>
-          <w:color w:val="10263F"/>
-          <w:sz w:val="18"/>
+          <w:sz w:val="19"/>
         </w:rPr>
         <w:t>acme.json</w:t>
       </w:r>
@@ -5185,8 +4447,7 @@
       <w:r>
         <w:rPr>
           <w:rFonts w:ascii="Courier New" w:hAnsi="Courier New" w:cs="Courier New" w:eastAsia="Courier New"/>
-          <w:color w:val="10263F"/>
-          <w:sz w:val="18"/>
+          <w:sz w:val="19"/>
         </w:rPr>
         <w:t>-rw-------</w:t>
       </w:r>
@@ -5197,14 +4458,14 @@
     <w:p>
       <w:pPr>
         <w:keepNext/>
-        <w:spacing w:before="120" w:after="0"/>
+        <w:spacing w:before="160" w:after="0"/>
         <w:jc w:val="center"/>
       </w:pPr>
       <w:r>
         <w:drawing>
           <wp:inline xmlns:a="http://schemas.openxmlformats.org/drawingml/2006/main" xmlns:pic="http://schemas.openxmlformats.org/drawingml/2006/picture">
             <wp:extent cx="5733288" cy="2282938"/>
-            <wp:docPr id="14" name="Picture 14"/>
+            <wp:docPr id="7" name="Picture 7"/>
             <wp:cNvGraphicFramePr>
               <a:graphicFrameLocks noChangeAspect="1"/>
             </wp:cNvGraphicFramePr>
@@ -5216,7 +4477,7 @@
                     <pic:cNvPicPr/>
                   </pic:nvPicPr>
                   <pic:blipFill>
-                    <a:blip r:embed="rId25"/>
+                    <a:blip r:embed="rId13"/>
                     <a:stretch>
                       <a:fillRect/>
                     </a:stretch>
@@ -5254,14 +4515,14 @@
     <w:p>
       <w:pPr>
         <w:keepNext/>
-        <w:spacing w:before="120" w:after="0"/>
+        <w:spacing w:before="160" w:after="0"/>
         <w:jc w:val="center"/>
       </w:pPr>
       <w:r>
         <w:drawing>
           <wp:inline xmlns:a="http://schemas.openxmlformats.org/drawingml/2006/main" xmlns:pic="http://schemas.openxmlformats.org/drawingml/2006/picture">
             <wp:extent cx="5733288" cy="752332"/>
-            <wp:docPr id="15" name="Picture 15"/>
+            <wp:docPr id="8" name="Picture 8"/>
             <wp:cNvGraphicFramePr>
               <a:graphicFrameLocks noChangeAspect="1"/>
             </wp:cNvGraphicFramePr>
@@ -5273,7 +4534,7 @@
                     <pic:cNvPicPr/>
                   </pic:nvPicPr>
                   <pic:blipFill>
-                    <a:blip r:embed="rId26"/>
+                    <a:blip r:embed="rId14"/>
                     <a:stretch>
                       <a:fillRect/>
                     </a:stretch>
@@ -5326,7 +4587,7 @@
       <w:pPr>
         <w:pStyle w:val="Caption"/>
         <w:keepNext/>
-        <w:spacing w:after="80" w:before="160"/>
+        <w:spacing w:after="80" w:before="200"/>
       </w:pPr>
       <w:r>
         <w:t xml:space="preserve">Table </w:t>
@@ -5344,12 +4605,20 @@
       <w:tblPr>
         <w:tblW w:w="9028" w:type="dxa"/>
         <w:jc w:val="center"/>
+        <w:tblBorders>
+          <w:top w:val="single" w:sz="4" w:space="0" w:color="808080"/>
+          <w:left w:val="single" w:sz="4" w:space="0" w:color="808080"/>
+          <w:bottom w:val="single" w:sz="4" w:space="0" w:color="808080"/>
+          <w:right w:val="single" w:sz="4" w:space="0" w:color="808080"/>
+          <w:insideH w:val="single" w:sz="4" w:space="0" w:color="808080"/>
+          <w:insideV w:val="single" w:sz="4" w:space="0" w:color="808080"/>
+        </w:tblBorders>
         <w:tblLayout w:type="fixed"/>
         <w:tblCellMar>
-          <w:top w:w="55" w:type="dxa"/>
-          <w:left w:w="90" w:type="dxa"/>
-          <w:bottom w:w="55" w:type="dxa"/>
-          <w:right w:w="90" w:type="dxa"/>
+          <w:top w:w="50" w:type="dxa"/>
+          <w:left w:w="100" w:type="dxa"/>
+          <w:bottom w:w="50" w:type="dxa"/>
+          <w:right w:w="100" w:type="dxa"/>
         </w:tblCellMar>
         <w:tblLook w:firstColumn="1" w:firstRow="1" w:lastColumn="0" w:lastRow="0" w:noHBand="0" w:noVBand="1" w:val="04A0"/>
       </w:tblPr>
@@ -5365,13 +4634,7 @@
         <w:tc>
           <w:tcPr>
             <w:tcW w:type="dxa" w:w="4896"/>
-            <w:tcBorders>
-              <w:top w:val="nil"/>
-              <w:left w:val="nil"/>
-              <w:bottom w:val="single" w:sz="8" w:color="10263F"/>
-              <w:right w:val="nil"/>
-            </w:tcBorders>
-            <w:shd w:val="clear" w:color="auto" w:fill="10263F"/>
+            <w:shd w:val="clear" w:color="auto" w:fill="D9D9D9"/>
           </w:tcPr>
           <w:p>
             <w:pPr>
@@ -5381,8 +4644,7 @@
             <w:r>
               <w:rPr>
                 <w:b/>
-                <w:color w:val="FFFFFF"/>
-                <w:sz w:val="17"/>
+                <w:sz w:val="19"/>
               </w:rPr>
               <w:t>Shown for real</w:t>
             </w:r>
@@ -5391,13 +4653,7 @@
         <w:tc>
           <w:tcPr>
             <w:tcW w:type="dxa" w:w="4133"/>
-            <w:tcBorders>
-              <w:top w:val="nil"/>
-              <w:left w:val="nil"/>
-              <w:bottom w:val="single" w:sz="8" w:color="10263F"/>
-              <w:right w:val="nil"/>
-            </w:tcBorders>
-            <w:shd w:val="clear" w:color="auto" w:fill="10263F"/>
+            <w:shd w:val="clear" w:color="auto" w:fill="D9D9D9"/>
           </w:tcPr>
           <w:p>
             <w:pPr>
@@ -5407,8 +4663,7 @@
             <w:r>
               <w:rPr>
                 <w:b/>
-                <w:color w:val="FFFFFF"/>
-                <w:sz w:val="17"/>
+                <w:sz w:val="19"/>
               </w:rPr>
               <w:t>Not shown</w:t>
             </w:r>
@@ -5422,21 +4677,15 @@
         <w:tc>
           <w:tcPr>
             <w:tcW w:type="dxa" w:w="4896"/>
-            <w:tcBorders>
-              <w:top w:val="nil"/>
-              <w:left w:val="nil"/>
-              <w:bottom w:val="single" w:sz="4" w:color="C4CBD0"/>
-              <w:right w:val="nil"/>
-            </w:tcBorders>
-          </w:tcPr>
-          <w:p>
-            <w:pPr>
-              <w:pStyle w:val="TableText"/>
-              <w:keepNext/>
-            </w:pPr>
-            <w:r>
-              <w:rPr>
-                <w:sz w:val="17"/>
+          </w:tcPr>
+          <w:p>
+            <w:pPr>
+              <w:pStyle w:val="TableText"/>
+              <w:keepNext/>
+            </w:pPr>
+            <w:r>
+              <w:rPr>
+                <w:sz w:val="19"/>
               </w:rPr>
               <w:t>Traefik builds, changes and removes routes from container labels while it keeps running</w:t>
             </w:r>
@@ -5445,21 +4694,15 @@
         <w:tc>
           <w:tcPr>
             <w:tcW w:type="dxa" w:w="4133"/>
-            <w:tcBorders>
-              <w:top w:val="nil"/>
-              <w:left w:val="nil"/>
-              <w:bottom w:val="single" w:sz="4" w:color="C4CBD0"/>
-              <w:right w:val="nil"/>
-            </w:tcBorders>
-          </w:tcPr>
-          <w:p>
-            <w:pPr>
-              <w:pStyle w:val="TableText"/>
-              <w:keepNext/>
-            </w:pPr>
-            <w:r>
-              <w:rPr>
-                <w:sz w:val="17"/>
+          </w:tcPr>
+          <w:p>
+            <w:pPr>
+              <w:pStyle w:val="TableText"/>
+              <w:keepNext/>
+            </w:pPr>
+            <w:r>
+              <w:rPr>
+                <w:sz w:val="19"/>
               </w:rPr>
               <w:t>Discovery on Kubernetes, Swarm or other providers</w:t>
             </w:r>
@@ -5473,22 +4716,15 @@
         <w:tc>
           <w:tcPr>
             <w:tcW w:type="dxa" w:w="4896"/>
-            <w:tcBorders>
-              <w:top w:val="nil"/>
-              <w:left w:val="nil"/>
-              <w:bottom w:val="single" w:sz="4" w:color="C4CBD0"/>
-              <w:right w:val="nil"/>
-            </w:tcBorders>
-            <w:shd w:val="clear" w:color="auto" w:fill="F7F4EC"/>
-          </w:tcPr>
-          <w:p>
-            <w:pPr>
-              <w:pStyle w:val="TableText"/>
-              <w:keepNext/>
-            </w:pPr>
-            <w:r>
-              <w:rPr>
-                <w:sz w:val="17"/>
+          </w:tcPr>
+          <w:p>
+            <w:pPr>
+              <w:pStyle w:val="TableText"/>
+              <w:keepNext/>
+            </w:pPr>
+            <w:r>
+              <w:rPr>
+                <w:sz w:val="19"/>
               </w:rPr>
               <w:t>Load balancing over replicas, and a middleware applied from labels</w:t>
             </w:r>
@@ -5497,22 +4733,15 @@
         <w:tc>
           <w:tcPr>
             <w:tcW w:type="dxa" w:w="4133"/>
-            <w:tcBorders>
-              <w:top w:val="nil"/>
-              <w:left w:val="nil"/>
-              <w:bottom w:val="single" w:sz="4" w:color="C4CBD0"/>
-              <w:right w:val="nil"/>
-            </w:tcBorders>
-            <w:shd w:val="clear" w:color="auto" w:fill="F7F4EC"/>
-          </w:tcPr>
-          <w:p>
-            <w:pPr>
-              <w:pStyle w:val="TableText"/>
-              <w:keepNext/>
-            </w:pPr>
-            <w:r>
-              <w:rPr>
-                <w:sz w:val="17"/>
+          </w:tcPr>
+          <w:p>
+            <w:pPr>
+              <w:pStyle w:val="TableText"/>
+              <w:keepNext/>
+            </w:pPr>
+            <w:r>
+              <w:rPr>
+                <w:sz w:val="19"/>
               </w:rPr>
               <w:t>Health checks, sticky sessions and other service options</w:t>
             </w:r>
@@ -5526,21 +4755,15 @@
         <w:tc>
           <w:tcPr>
             <w:tcW w:type="dxa" w:w="4896"/>
-            <w:tcBorders>
-              <w:top w:val="nil"/>
-              <w:left w:val="nil"/>
-              <w:bottom w:val="single" w:sz="4" w:color="C4CBD0"/>
-              <w:right w:val="nil"/>
-            </w:tcBorders>
-          </w:tcPr>
-          <w:p>
-            <w:pPr>
-              <w:pStyle w:val="TableText"/>
-              <w:keepNext/>
-            </w:pPr>
-            <w:r>
-              <w:rPr>
-                <w:sz w:val="17"/>
+          </w:tcPr>
+          <w:p>
+            <w:pPr>
+              <w:pStyle w:val="TableText"/>
+              <w:keepNext/>
+            </w:pPr>
+            <w:r>
+              <w:rPr>
+                <w:sz w:val="19"/>
               </w:rPr>
               <w:t>A full ACME exchange: account, order, challenge, validation, issue, storage</w:t>
             </w:r>
@@ -5549,21 +4772,15 @@
         <w:tc>
           <w:tcPr>
             <w:tcW w:type="dxa" w:w="4133"/>
-            <w:tcBorders>
-              <w:top w:val="nil"/>
-              <w:left w:val="nil"/>
-              <w:bottom w:val="single" w:sz="4" w:color="C4CBD0"/>
-              <w:right w:val="nil"/>
-            </w:tcBorders>
-          </w:tcPr>
-          <w:p>
-            <w:pPr>
-              <w:pStyle w:val="TableText"/>
-              <w:keepNext/>
-            </w:pPr>
-            <w:r>
-              <w:rPr>
-                <w:sz w:val="17"/>
+          </w:tcPr>
+          <w:p>
+            <w:pPr>
+              <w:pStyle w:val="TableText"/>
+              <w:keepNext/>
+            </w:pPr>
+            <w:r>
+              <w:rPr>
+                <w:sz w:val="19"/>
               </w:rPr>
               <w:t>Let's Encrypt production, public DNS, and a browser-trusted certificate</w:t>
             </w:r>
@@ -5577,21 +4794,14 @@
         <w:tc>
           <w:tcPr>
             <w:tcW w:type="dxa" w:w="4896"/>
-            <w:tcBorders>
-              <w:top w:val="nil"/>
-              <w:left w:val="nil"/>
-              <w:bottom w:val="single" w:sz="8" w:color="10263F"/>
-              <w:right w:val="nil"/>
-            </w:tcBorders>
-            <w:shd w:val="clear" w:color="auto" w:fill="F7F4EC"/>
-          </w:tcPr>
-          <w:p>
-            <w:pPr>
-              <w:pStyle w:val="TableText"/>
-            </w:pPr>
-            <w:r>
-              <w:rPr>
-                <w:sz w:val="17"/>
+          </w:tcPr>
+          <w:p>
+            <w:pPr>
+              <w:pStyle w:val="TableText"/>
+            </w:pPr>
+            <w:r>
+              <w:rPr>
+                <w:sz w:val="19"/>
               </w:rPr>
               <w:t>A TLS 1.3 connection that verifies against the issuing root</w:t>
             </w:r>
@@ -5600,21 +4810,14 @@
         <w:tc>
           <w:tcPr>
             <w:tcW w:type="dxa" w:w="4133"/>
-            <w:tcBorders>
-              <w:top w:val="nil"/>
-              <w:left w:val="nil"/>
-              <w:bottom w:val="single" w:sz="8" w:color="10263F"/>
-              <w:right w:val="nil"/>
-            </w:tcBorders>
-            <w:shd w:val="clear" w:color="auto" w:fill="F7F4EC"/>
-          </w:tcPr>
-          <w:p>
-            <w:pPr>
-              <w:pStyle w:val="TableText"/>
-            </w:pPr>
-            <w:r>
-              <w:rPr>
-                <w:sz w:val="17"/>
+          </w:tcPr>
+          <w:p>
+            <w:pPr>
+              <w:pStyle w:val="TableText"/>
+            </w:pPr>
+            <w:r>
+              <w:rPr>
+                <w:sz w:val="19"/>
               </w:rPr>
               <w:t>Certificate renewal, which needs the certificate to reach its renewal window</w:t>
             </w:r>
@@ -5624,7 +4827,7 @@
     </w:tbl>
     <w:p>
       <w:pPr>
-        <w:spacing w:after="120" w:line="144" w:lineRule="auto"/>
+        <w:spacing w:after="80" w:line="144" w:lineRule="auto"/>
       </w:pPr>
     </w:p>
     <w:p>
@@ -5665,8 +4868,7 @@
       <w:r>
         <w:rPr>
           <w:rFonts w:ascii="Courier New" w:hAnsi="Courier New" w:cs="Courier New" w:eastAsia="Courier New"/>
-          <w:color w:val="10263F"/>
-          <w:sz w:val="18"/>
+          <w:sz w:val="19"/>
         </w:rPr>
         <w:t>aliasHeadersStrategy</w:t>
       </w:r>
@@ -5676,8 +4878,7 @@
       <w:r>
         <w:rPr>
           <w:rFonts w:ascii="Courier New" w:hAnsi="Courier New" w:cs="Courier New" w:eastAsia="Courier New"/>
-          <w:color w:val="10263F"/>
-          <w:sz w:val="18"/>
+          <w:sz w:val="19"/>
         </w:rPr>
         <w:t>X_Auth_User</w:t>
       </w:r>
@@ -5687,8 +4888,7 @@
       <w:r>
         <w:rPr>
           <w:rFonts w:ascii="Courier New" w:hAnsi="Courier New" w:cs="Courier New" w:eastAsia="Courier New"/>
-          <w:color w:val="10263F"/>
-          <w:sz w:val="18"/>
+          <w:sz w:val="19"/>
         </w:rPr>
         <w:t>X-Auth-User</w:t>
       </w:r>
@@ -5698,70 +4898,30 @@
     </w:p>
     <w:p>
       <w:pPr>
+        <w:pStyle w:val="Heading1"/>
+        <w:pageBreakBefore/>
+      </w:pPr>
+      <w:r>
+        <w:t>7. Traefik inside Tugboat</w:t>
+      </w:r>
+    </w:p>
+    <w:p>
+      <w:pPr/>
+      <w:r>
+        <w:t>Tugboat is my DevOps mini project, a self-hosted platform that builds a Git repository into a container and gives it a URL. It uses Traefik in two ways, shown in Figure 9.</w:t>
+      </w:r>
+    </w:p>
+    <w:p>
+      <w:pPr>
         <w:keepNext/>
-        <w:pageBreakBefore/>
-        <w:spacing w:after="120"/>
-      </w:pPr>
-      <w:r>
-        <w:drawing>
-          <wp:inline xmlns:a="http://schemas.openxmlformats.org/drawingml/2006/main" xmlns:pic="http://schemas.openxmlformats.org/drawingml/2006/picture">
-            <wp:extent cx="566928" cy="250115"/>
-            <wp:docPr id="16" name="Picture 16"/>
-            <wp:cNvGraphicFramePr>
-              <a:graphicFrameLocks noChangeAspect="1"/>
-            </wp:cNvGraphicFramePr>
-            <a:graphic>
-              <a:graphicData uri="http://schemas.openxmlformats.org/drawingml/2006/picture">
-                <pic:pic>
-                  <pic:nvPicPr>
-                    <pic:cNvPr id="0" name="image.png"/>
-                    <pic:cNvPicPr/>
-                  </pic:nvPicPr>
-                  <pic:blipFill>
-                    <a:blip r:embed="rId9"/>
-                    <a:stretch>
-                      <a:fillRect/>
-                    </a:stretch>
-                  </pic:blipFill>
-                  <pic:spPr>
-                    <a:xfrm>
-                      <a:off x="0" y="0"/>
-                      <a:ext cx="566928" cy="250115"/>
-                    </a:xfrm>
-                    <a:prstGeom prst="rect"/>
-                  </pic:spPr>
-                </pic:pic>
-              </a:graphicData>
-            </a:graphic>
-          </wp:inline>
-        </w:drawing>
-      </w:r>
-    </w:p>
-    <w:p>
-      <w:pPr>
-        <w:pStyle w:val="Heading1"/>
-      </w:pPr>
-      <w:r>
-        <w:t>7. Traefik inside Tugboat</w:t>
-      </w:r>
-    </w:p>
-    <w:p>
-      <w:pPr/>
-      <w:r>
-        <w:t>Tugboat is my DevOps mini project, a self-hosted platform that builds a Git repository into a container and gives it a URL. It uses Traefik in two ways, shown in Figure 9.</w:t>
-      </w:r>
-    </w:p>
-    <w:p>
-      <w:pPr>
-        <w:keepNext/>
-        <w:spacing w:before="120" w:after="0"/>
+        <w:spacing w:before="160" w:after="0"/>
         <w:jc w:val="center"/>
       </w:pPr>
       <w:r>
         <w:drawing>
           <wp:inline xmlns:a="http://schemas.openxmlformats.org/drawingml/2006/main" xmlns:pic="http://schemas.openxmlformats.org/drawingml/2006/picture">
             <wp:extent cx="4023360" cy="2194560"/>
-            <wp:docPr id="17" name="Picture 17"/>
+            <wp:docPr id="9" name="Picture 9"/>
             <wp:cNvGraphicFramePr>
               <a:graphicFrameLocks noChangeAspect="1"/>
             </wp:cNvGraphicFramePr>
@@ -5773,7 +4933,7 @@
                     <pic:cNvPicPr/>
                   </pic:nvPicPr>
                   <pic:blipFill>
-                    <a:blip r:embed="rId27"/>
+                    <a:blip r:embed="rId15"/>
                     <a:stretch>
                       <a:fillRect/>
                     </a:stretch>
@@ -5824,8 +4984,7 @@
       <w:r>
         <w:rPr>
           <w:rFonts w:ascii="Courier New" w:hAnsi="Courier New" w:cs="Courier New" w:eastAsia="Courier New"/>
-          <w:color w:val="10263F"/>
-          <w:sz w:val="18"/>
+          <w:sz w:val="19"/>
         </w:rPr>
         <w:t>feature-x.127.0.0.1.nip.io</w:t>
       </w:r>
@@ -5849,8 +5008,7 @@
       <w:r>
         <w:rPr>
           <w:rFonts w:ascii="Courier New" w:hAnsi="Courier New" w:cs="Courier New" w:eastAsia="Courier New"/>
-          <w:color w:val="10263F"/>
-          <w:sz w:val="18"/>
+          <w:sz w:val="19"/>
         </w:rPr>
         <w:t>docker cp</w:t>
       </w:r>
@@ -5874,48 +5032,8 @@
     </w:p>
     <w:p>
       <w:pPr>
-        <w:keepNext/>
+        <w:pStyle w:val="Heading1"/>
         <w:pageBreakBefore/>
-        <w:spacing w:after="120"/>
-      </w:pPr>
-      <w:r>
-        <w:drawing>
-          <wp:inline xmlns:a="http://schemas.openxmlformats.org/drawingml/2006/main" xmlns:pic="http://schemas.openxmlformats.org/drawingml/2006/picture">
-            <wp:extent cx="566928" cy="250115"/>
-            <wp:docPr id="18" name="Picture 18"/>
-            <wp:cNvGraphicFramePr>
-              <a:graphicFrameLocks noChangeAspect="1"/>
-            </wp:cNvGraphicFramePr>
-            <a:graphic>
-              <a:graphicData uri="http://schemas.openxmlformats.org/drawingml/2006/picture">
-                <pic:pic>
-                  <pic:nvPicPr>
-                    <pic:cNvPr id="0" name="image.png"/>
-                    <pic:cNvPicPr/>
-                  </pic:nvPicPr>
-                  <pic:blipFill>
-                    <a:blip r:embed="rId11"/>
-                    <a:stretch>
-                      <a:fillRect/>
-                    </a:stretch>
-                  </pic:blipFill>
-                  <pic:spPr>
-                    <a:xfrm>
-                      <a:off x="0" y="0"/>
-                      <a:ext cx="566928" cy="250115"/>
-                    </a:xfrm>
-                    <a:prstGeom prst="rect"/>
-                  </pic:spPr>
-                </pic:pic>
-              </a:graphicData>
-            </a:graphic>
-          </wp:inline>
-        </w:drawing>
-      </w:r>
-    </w:p>
-    <w:p>
-      <w:pPr>
-        <w:pStyle w:val="Heading1"/>
       </w:pPr>
       <w:r>
         <w:t>8. Comparison and evaluation</w:t>
@@ -5942,6 +5060,7 @@
           <w:numId w:val="990"/>
         </w:numPr>
         <w:spacing w:after="60"/>
+        <w:jc w:val="left"/>
       </w:pPr>
       <w:r>
         <w:t>nginx is a very widely used web server and proxy that is configured through files.</w:t>
@@ -5954,6 +5073,7 @@
           <w:numId w:val="990"/>
         </w:numPr>
         <w:spacing w:after="60"/>
+        <w:jc w:val="left"/>
       </w:pPr>
       <w:r>
         <w:t>Caddy is a web server written in Go whose best-known feature is HTTPS that is on by default.</w:t>
@@ -5966,6 +5086,7 @@
           <w:numId w:val="990"/>
         </w:numPr>
         <w:spacing w:after="60"/>
+        <w:jc w:val="left"/>
       </w:pPr>
       <w:r>
         <w:t>HAProxy is a high-performance load balancer configured through a file and a runtime API.</w:t>
@@ -5978,6 +5099,7 @@
           <w:numId w:val="990"/>
         </w:numPr>
         <w:spacing w:after="160"/>
+        <w:jc w:val="left"/>
       </w:pPr>
       <w:r>
         <w:t>Envoy is a proxy built to be driven by a control plane, and it is the data plane of several service meshes.</w:t>
@@ -5995,7 +5117,7 @@
       <w:pPr>
         <w:pStyle w:val="Caption"/>
         <w:keepNext/>
-        <w:spacing w:after="80" w:before="160"/>
+        <w:spacing w:after="80" w:before="200"/>
       </w:pPr>
       <w:r>
         <w:t xml:space="preserve">Table </w:t>
@@ -6013,12 +5135,20 @@
       <w:tblPr>
         <w:tblW w:w="9028" w:type="dxa"/>
         <w:jc w:val="center"/>
+        <w:tblBorders>
+          <w:top w:val="single" w:sz="4" w:space="0" w:color="808080"/>
+          <w:left w:val="single" w:sz="4" w:space="0" w:color="808080"/>
+          <w:bottom w:val="single" w:sz="4" w:space="0" w:color="808080"/>
+          <w:right w:val="single" w:sz="4" w:space="0" w:color="808080"/>
+          <w:insideH w:val="single" w:sz="4" w:space="0" w:color="808080"/>
+          <w:insideV w:val="single" w:sz="4" w:space="0" w:color="808080"/>
+        </w:tblBorders>
         <w:tblLayout w:type="fixed"/>
         <w:tblCellMar>
-          <w:top w:w="55" w:type="dxa"/>
-          <w:left w:w="90" w:type="dxa"/>
-          <w:bottom w:w="55" w:type="dxa"/>
-          <w:right w:w="90" w:type="dxa"/>
+          <w:top w:w="50" w:type="dxa"/>
+          <w:left w:w="100" w:type="dxa"/>
+          <w:bottom w:w="50" w:type="dxa"/>
+          <w:right w:w="100" w:type="dxa"/>
         </w:tblCellMar>
         <w:tblLook w:firstColumn="1" w:firstRow="1" w:lastColumn="0" w:lastRow="0" w:noHBand="0" w:noVBand="1" w:val="04A0"/>
       </w:tblPr>
@@ -6036,13 +5166,7 @@
         <w:tc>
           <w:tcPr>
             <w:tcW w:type="dxa" w:w="1152"/>
-            <w:tcBorders>
-              <w:top w:val="nil"/>
-              <w:left w:val="nil"/>
-              <w:bottom w:val="single" w:sz="8" w:color="10263F"/>
-              <w:right w:val="nil"/>
-            </w:tcBorders>
-            <w:shd w:val="clear" w:color="auto" w:fill="10263F"/>
+            <w:shd w:val="clear" w:color="auto" w:fill="D9D9D9"/>
           </w:tcPr>
           <w:p>
             <w:pPr>
@@ -6052,8 +5176,7 @@
             <w:r>
               <w:rPr>
                 <w:b/>
-                <w:color w:val="FFFFFF"/>
-                <w:sz w:val="16"/>
+                <w:sz w:val="19"/>
               </w:rPr>
               <w:t>Tool</w:t>
             </w:r>
@@ -6062,13 +5185,7 @@
         <w:tc>
           <w:tcPr>
             <w:tcW w:type="dxa" w:w="2664"/>
-            <w:tcBorders>
-              <w:top w:val="nil"/>
-              <w:left w:val="nil"/>
-              <w:bottom w:val="single" w:sz="8" w:color="10263F"/>
-              <w:right w:val="nil"/>
-            </w:tcBorders>
-            <w:shd w:val="clear" w:color="auto" w:fill="10263F"/>
+            <w:shd w:val="clear" w:color="auto" w:fill="D9D9D9"/>
           </w:tcPr>
           <w:p>
             <w:pPr>
@@ -6078,8 +5195,7 @@
             <w:r>
               <w:rPr>
                 <w:b/>
-                <w:color w:val="FFFFFF"/>
-                <w:sz w:val="16"/>
+                <w:sz w:val="19"/>
               </w:rPr>
               <w:t>Configuration</w:t>
             </w:r>
@@ -6088,13 +5204,7 @@
         <w:tc>
           <w:tcPr>
             <w:tcW w:type="dxa" w:w="2448"/>
-            <w:tcBorders>
-              <w:top w:val="nil"/>
-              <w:left w:val="nil"/>
-              <w:bottom w:val="single" w:sz="8" w:color="10263F"/>
-              <w:right w:val="nil"/>
-            </w:tcBorders>
-            <w:shd w:val="clear" w:color="auto" w:fill="10263F"/>
+            <w:shd w:val="clear" w:color="auto" w:fill="D9D9D9"/>
           </w:tcPr>
           <w:p>
             <w:pPr>
@@ -6104,8 +5214,7 @@
             <w:r>
               <w:rPr>
                 <w:b/>
-                <w:color w:val="FFFFFF"/>
-                <w:sz w:val="16"/>
+                <w:sz w:val="19"/>
               </w:rPr>
               <w:t>Container discovery</w:t>
             </w:r>
@@ -6114,13 +5223,7 @@
         <w:tc>
           <w:tcPr>
             <w:tcW w:type="dxa" w:w="2765"/>
-            <w:tcBorders>
-              <w:top w:val="nil"/>
-              <w:left w:val="nil"/>
-              <w:bottom w:val="single" w:sz="8" w:color="10263F"/>
-              <w:right w:val="nil"/>
-            </w:tcBorders>
-            <w:shd w:val="clear" w:color="auto" w:fill="10263F"/>
+            <w:shd w:val="clear" w:color="auto" w:fill="D9D9D9"/>
           </w:tcPr>
           <w:p>
             <w:pPr>
@@ -6130,8 +5233,7 @@
             <w:r>
               <w:rPr>
                 <w:b/>
-                <w:color w:val="FFFFFF"/>
-                <w:sz w:val="16"/>
+                <w:sz w:val="19"/>
               </w:rPr>
               <w:t>Automatic HTTPS</w:t>
             </w:r>
@@ -6145,12 +5247,6 @@
         <w:tc>
           <w:tcPr>
             <w:tcW w:type="dxa" w:w="1152"/>
-            <w:tcBorders>
-              <w:top w:val="nil"/>
-              <w:left w:val="nil"/>
-              <w:bottom w:val="single" w:sz="4" w:color="C4CBD0"/>
-              <w:right w:val="nil"/>
-            </w:tcBorders>
           </w:tcPr>
           <w:p>
             <w:pPr>
@@ -6160,7 +5256,7 @@
             <w:r>
               <w:rPr>
                 <w:b/>
-                <w:sz w:val="16"/>
+                <w:sz w:val="19"/>
               </w:rPr>
               <w:t>Traefik</w:t>
             </w:r>
@@ -6169,21 +5265,15 @@
         <w:tc>
           <w:tcPr>
             <w:tcW w:type="dxa" w:w="2664"/>
-            <w:tcBorders>
-              <w:top w:val="nil"/>
-              <w:left w:val="nil"/>
-              <w:bottom w:val="single" w:sz="4" w:color="C4CBD0"/>
-              <w:right w:val="nil"/>
-            </w:tcBorders>
-          </w:tcPr>
-          <w:p>
-            <w:pPr>
-              <w:pStyle w:val="TableText"/>
-              <w:keepNext/>
-            </w:pPr>
-            <w:r>
-              <w:rPr>
-                <w:sz w:val="16"/>
+          </w:tcPr>
+          <w:p>
+            <w:pPr>
+              <w:pStyle w:val="TableText"/>
+              <w:keepNext/>
+            </w:pPr>
+            <w:r>
+              <w:rPr>
+                <w:sz w:val="19"/>
               </w:rPr>
               <w:t>Static settings at start, routes from providers while running</w:t>
             </w:r>
@@ -6192,21 +5282,15 @@
         <w:tc>
           <w:tcPr>
             <w:tcW w:type="dxa" w:w="2448"/>
-            <w:tcBorders>
-              <w:top w:val="nil"/>
-              <w:left w:val="nil"/>
-              <w:bottom w:val="single" w:sz="4" w:color="C4CBD0"/>
-              <w:right w:val="nil"/>
-            </w:tcBorders>
-          </w:tcPr>
-          <w:p>
-            <w:pPr>
-              <w:pStyle w:val="TableText"/>
-              <w:keepNext/>
-            </w:pPr>
-            <w:r>
-              <w:rPr>
-                <w:sz w:val="16"/>
+          </w:tcPr>
+          <w:p>
+            <w:pPr>
+              <w:pStyle w:val="TableText"/>
+              <w:keepNext/>
+            </w:pPr>
+            <w:r>
+              <w:rPr>
+                <w:sz w:val="19"/>
               </w:rPr>
               <w:t>Built in: Docker, Kubernetes, files and others [2]</w:t>
             </w:r>
@@ -6215,21 +5299,15 @@
         <w:tc>
           <w:tcPr>
             <w:tcW w:type="dxa" w:w="2765"/>
-            <w:tcBorders>
-              <w:top w:val="nil"/>
-              <w:left w:val="nil"/>
-              <w:bottom w:val="single" w:sz="4" w:color="C4CBD0"/>
-              <w:right w:val="nil"/>
-            </w:tcBorders>
-          </w:tcPr>
-          <w:p>
-            <w:pPr>
-              <w:pStyle w:val="TableText"/>
-              <w:keepNext/>
-            </w:pPr>
-            <w:r>
-              <w:rPr>
-                <w:sz w:val="16"/>
+          </w:tcPr>
+          <w:p>
+            <w:pPr>
+              <w:pStyle w:val="TableText"/>
+              <w:keepNext/>
+            </w:pPr>
+            <w:r>
+              <w:rPr>
+                <w:sz w:val="19"/>
               </w:rPr>
               <w:t>Built in, with HTTP-01, TLS-ALPN-01 and DNS-01 [3]</w:t>
             </w:r>
@@ -6243,13 +5321,6 @@
         <w:tc>
           <w:tcPr>
             <w:tcW w:type="dxa" w:w="1152"/>
-            <w:tcBorders>
-              <w:top w:val="nil"/>
-              <w:left w:val="nil"/>
-              <w:bottom w:val="single" w:sz="4" w:color="C4CBD0"/>
-              <w:right w:val="nil"/>
-            </w:tcBorders>
-            <w:shd w:val="clear" w:color="auto" w:fill="F7F4EC"/>
           </w:tcPr>
           <w:p>
             <w:pPr>
@@ -6259,7 +5330,7 @@
             <w:r>
               <w:rPr>
                 <w:b/>
-                <w:sz w:val="16"/>
+                <w:sz w:val="19"/>
               </w:rPr>
               <w:t>nginx</w:t>
             </w:r>
@@ -6268,22 +5339,15 @@
         <w:tc>
           <w:tcPr>
             <w:tcW w:type="dxa" w:w="2664"/>
-            <w:tcBorders>
-              <w:top w:val="nil"/>
-              <w:left w:val="nil"/>
-              <w:bottom w:val="single" w:sz="4" w:color="C4CBD0"/>
-              <w:right w:val="nil"/>
-            </w:tcBorders>
-            <w:shd w:val="clear" w:color="auto" w:fill="F7F4EC"/>
-          </w:tcPr>
-          <w:p>
-            <w:pPr>
-              <w:pStyle w:val="TableText"/>
-              <w:keepNext/>
-            </w:pPr>
-            <w:r>
-              <w:rPr>
-                <w:sz w:val="16"/>
+          </w:tcPr>
+          <w:p>
+            <w:pPr>
+              <w:pStyle w:val="TableText"/>
+              <w:keepNext/>
+            </w:pPr>
+            <w:r>
+              <w:rPr>
+                <w:sz w:val="19"/>
               </w:rPr>
               <w:t>Configuration files, applied with a reload</w:t>
             </w:r>
@@ -6292,22 +5356,15 @@
         <w:tc>
           <w:tcPr>
             <w:tcW w:type="dxa" w:w="2448"/>
-            <w:tcBorders>
-              <w:top w:val="nil"/>
-              <w:left w:val="nil"/>
-              <w:bottom w:val="single" w:sz="4" w:color="C4CBD0"/>
-              <w:right w:val="nil"/>
-            </w:tcBorders>
-            <w:shd w:val="clear" w:color="auto" w:fill="F7F4EC"/>
-          </w:tcPr>
-          <w:p>
-            <w:pPr>
-              <w:pStyle w:val="TableText"/>
-              <w:keepNext/>
-            </w:pPr>
-            <w:r>
-              <w:rPr>
-                <w:sz w:val="16"/>
+          </w:tcPr>
+          <w:p>
+            <w:pPr>
+              <w:pStyle w:val="TableText"/>
+              <w:keepNext/>
+            </w:pPr>
+            <w:r>
+              <w:rPr>
+                <w:sz w:val="19"/>
               </w:rPr>
               <w:t>None in the core. Community tools generate files from Docker</w:t>
             </w:r>
@@ -6316,22 +5373,15 @@
         <w:tc>
           <w:tcPr>
             <w:tcW w:type="dxa" w:w="2765"/>
-            <w:tcBorders>
-              <w:top w:val="nil"/>
-              <w:left w:val="nil"/>
-              <w:bottom w:val="single" w:sz="4" w:color="C4CBD0"/>
-              <w:right w:val="nil"/>
-            </w:tcBorders>
-            <w:shd w:val="clear" w:color="auto" w:fill="F7F4EC"/>
-          </w:tcPr>
-          <w:p>
-            <w:pPr>
-              <w:pStyle w:val="TableText"/>
-              <w:keepNext/>
-            </w:pPr>
-            <w:r>
-              <w:rPr>
-                <w:sz w:val="16"/>
+          </w:tcPr>
+          <w:p>
+            <w:pPr>
+              <w:pStyle w:val="TableText"/>
+              <w:keepNext/>
+            </w:pPr>
+            <w:r>
+              <w:rPr>
+                <w:sz w:val="19"/>
               </w:rPr>
               <w:t>An official ACME module was announced in 2025 as a preview, HTTP-01 only at launch [7]</w:t>
             </w:r>
@@ -6345,12 +5395,6 @@
         <w:tc>
           <w:tcPr>
             <w:tcW w:type="dxa" w:w="1152"/>
-            <w:tcBorders>
-              <w:top w:val="nil"/>
-              <w:left w:val="nil"/>
-              <w:bottom w:val="single" w:sz="4" w:color="C4CBD0"/>
-              <w:right w:val="nil"/>
-            </w:tcBorders>
           </w:tcPr>
           <w:p>
             <w:pPr>
@@ -6360,7 +5404,7 @@
             <w:r>
               <w:rPr>
                 <w:b/>
-                <w:sz w:val="16"/>
+                <w:sz w:val="19"/>
               </w:rPr>
               <w:t>Caddy</w:t>
             </w:r>
@@ -6369,21 +5413,15 @@
         <w:tc>
           <w:tcPr>
             <w:tcW w:type="dxa" w:w="2664"/>
-            <w:tcBorders>
-              <w:top w:val="nil"/>
-              <w:left w:val="nil"/>
-              <w:bottom w:val="single" w:sz="4" w:color="C4CBD0"/>
-              <w:right w:val="nil"/>
-            </w:tcBorders>
-          </w:tcPr>
-          <w:p>
-            <w:pPr>
-              <w:pStyle w:val="TableText"/>
-              <w:keepNext/>
-            </w:pPr>
-            <w:r>
-              <w:rPr>
-                <w:sz w:val="16"/>
+          </w:tcPr>
+          <w:p>
+            <w:pPr>
+              <w:pStyle w:val="TableText"/>
+              <w:keepNext/>
+            </w:pPr>
+            <w:r>
+              <w:rPr>
+                <w:sz w:val="19"/>
               </w:rPr>
               <w:t>A Caddyfile or JSON, with an admin API for changes</w:t>
             </w:r>
@@ -6392,21 +5430,15 @@
         <w:tc>
           <w:tcPr>
             <w:tcW w:type="dxa" w:w="2448"/>
-            <w:tcBorders>
-              <w:top w:val="nil"/>
-              <w:left w:val="nil"/>
-              <w:bottom w:val="single" w:sz="4" w:color="C4CBD0"/>
-              <w:right w:val="nil"/>
-            </w:tcBorders>
-          </w:tcPr>
-          <w:p>
-            <w:pPr>
-              <w:pStyle w:val="TableText"/>
-              <w:keepNext/>
-            </w:pPr>
-            <w:r>
-              <w:rPr>
-                <w:sz w:val="16"/>
+          </w:tcPr>
+          <w:p>
+            <w:pPr>
+              <w:pStyle w:val="TableText"/>
+              <w:keepNext/>
+            </w:pPr>
+            <w:r>
+              <w:rPr>
+                <w:sz w:val="19"/>
               </w:rPr>
               <w:t>A community plugin reads Docker labels [9]</w:t>
             </w:r>
@@ -6415,21 +5447,15 @@
         <w:tc>
           <w:tcPr>
             <w:tcW w:type="dxa" w:w="2765"/>
-            <w:tcBorders>
-              <w:top w:val="nil"/>
-              <w:left w:val="nil"/>
-              <w:bottom w:val="single" w:sz="4" w:color="C4CBD0"/>
-              <w:right w:val="nil"/>
-            </w:tcBorders>
-          </w:tcPr>
-          <w:p>
-            <w:pPr>
-              <w:pStyle w:val="TableText"/>
-              <w:keepNext/>
-            </w:pPr>
-            <w:r>
-              <w:rPr>
-                <w:sz w:val="16"/>
+          </w:tcPr>
+          <w:p>
+            <w:pPr>
+              <w:pStyle w:val="TableText"/>
+              <w:keepNext/>
+            </w:pPr>
+            <w:r>
+              <w:rPr>
+                <w:sz w:val="19"/>
               </w:rPr>
               <w:t>On by default for public names [8]</w:t>
             </w:r>
@@ -6443,13 +5469,6 @@
         <w:tc>
           <w:tcPr>
             <w:tcW w:type="dxa" w:w="1152"/>
-            <w:tcBorders>
-              <w:top w:val="nil"/>
-              <w:left w:val="nil"/>
-              <w:bottom w:val="single" w:sz="4" w:color="C4CBD0"/>
-              <w:right w:val="nil"/>
-            </w:tcBorders>
-            <w:shd w:val="clear" w:color="auto" w:fill="F7F4EC"/>
           </w:tcPr>
           <w:p>
             <w:pPr>
@@ -6459,7 +5478,7 @@
             <w:r>
               <w:rPr>
                 <w:b/>
-                <w:sz w:val="16"/>
+                <w:sz w:val="19"/>
               </w:rPr>
               <w:t>HAProxy</w:t>
             </w:r>
@@ -6468,22 +5487,15 @@
         <w:tc>
           <w:tcPr>
             <w:tcW w:type="dxa" w:w="2664"/>
-            <w:tcBorders>
-              <w:top w:val="nil"/>
-              <w:left w:val="nil"/>
-              <w:bottom w:val="single" w:sz="4" w:color="C4CBD0"/>
-              <w:right w:val="nil"/>
-            </w:tcBorders>
-            <w:shd w:val="clear" w:color="auto" w:fill="F7F4EC"/>
-          </w:tcPr>
-          <w:p>
-            <w:pPr>
-              <w:pStyle w:val="TableText"/>
-              <w:keepNext/>
-            </w:pPr>
-            <w:r>
-              <w:rPr>
-                <w:sz w:val="16"/>
+          </w:tcPr>
+          <w:p>
+            <w:pPr>
+              <w:pStyle w:val="TableText"/>
+              <w:keepNext/>
+            </w:pPr>
+            <w:r>
+              <w:rPr>
+                <w:sz w:val="19"/>
               </w:rPr>
               <w:t>Configuration file, plus a runtime API</w:t>
             </w:r>
@@ -6492,22 +5504,15 @@
         <w:tc>
           <w:tcPr>
             <w:tcW w:type="dxa" w:w="2448"/>
-            <w:tcBorders>
-              <w:top w:val="nil"/>
-              <w:left w:val="nil"/>
-              <w:bottom w:val="single" w:sz="4" w:color="C4CBD0"/>
-              <w:right w:val="nil"/>
-            </w:tcBorders>
-            <w:shd w:val="clear" w:color="auto" w:fill="F7F4EC"/>
-          </w:tcPr>
-          <w:p>
-            <w:pPr>
-              <w:pStyle w:val="TableText"/>
-              <w:keepNext/>
-            </w:pPr>
-            <w:r>
-              <w:rPr>
-                <w:sz w:val="16"/>
+          </w:tcPr>
+          <w:p>
+            <w:pPr>
+              <w:pStyle w:val="TableText"/>
+              <w:keepNext/>
+            </w:pPr>
+            <w:r>
+              <w:rPr>
+                <w:sz w:val="19"/>
               </w:rPr>
               <w:t>DNS-based discovery. No Docker label discovery</w:t>
             </w:r>
@@ -6516,22 +5521,15 @@
         <w:tc>
           <w:tcPr>
             <w:tcW w:type="dxa" w:w="2765"/>
-            <w:tcBorders>
-              <w:top w:val="nil"/>
-              <w:left w:val="nil"/>
-              <w:bottom w:val="single" w:sz="4" w:color="C4CBD0"/>
-              <w:right w:val="nil"/>
-            </w:tcBorders>
-            <w:shd w:val="clear" w:color="auto" w:fill="F7F4EC"/>
-          </w:tcPr>
-          <w:p>
-            <w:pPr>
-              <w:pStyle w:val="TableText"/>
-              <w:keepNext/>
-            </w:pPr>
-            <w:r>
-              <w:rPr>
-                <w:sz w:val="16"/>
+          </w:tcPr>
+          <w:p>
+            <w:pPr>
+              <w:pStyle w:val="TableText"/>
+              <w:keepNext/>
+            </w:pPr>
+            <w:r>
+              <w:rPr>
+                <w:sz w:val="19"/>
               </w:rPr>
               <w:t>Experimental ACME support arrived in 3.2 [10]</w:t>
             </w:r>
@@ -6545,12 +5543,6 @@
         <w:tc>
           <w:tcPr>
             <w:tcW w:type="dxa" w:w="1152"/>
-            <w:tcBorders>
-              <w:top w:val="nil"/>
-              <w:left w:val="nil"/>
-              <w:bottom w:val="single" w:sz="8" w:color="10263F"/>
-              <w:right w:val="nil"/>
-            </w:tcBorders>
           </w:tcPr>
           <w:p>
             <w:pPr>
@@ -6559,7 +5551,7 @@
             <w:r>
               <w:rPr>
                 <w:b/>
-                <w:sz w:val="16"/>
+                <w:sz w:val="19"/>
               </w:rPr>
               <w:t>Envoy</w:t>
             </w:r>
@@ -6568,20 +5560,14 @@
         <w:tc>
           <w:tcPr>
             <w:tcW w:type="dxa" w:w="2664"/>
-            <w:tcBorders>
-              <w:top w:val="nil"/>
-              <w:left w:val="nil"/>
-              <w:bottom w:val="single" w:sz="8" w:color="10263F"/>
-              <w:right w:val="nil"/>
-            </w:tcBorders>
-          </w:tcPr>
-          <w:p>
-            <w:pPr>
-              <w:pStyle w:val="TableText"/>
-            </w:pPr>
-            <w:r>
-              <w:rPr>
-                <w:sz w:val="16"/>
+          </w:tcPr>
+          <w:p>
+            <w:pPr>
+              <w:pStyle w:val="TableText"/>
+            </w:pPr>
+            <w:r>
+              <w:rPr>
+                <w:sz w:val="19"/>
               </w:rPr>
               <w:t>Dynamic configuration through the xDS APIs from a control plane [11]</w:t>
             </w:r>
@@ -6590,20 +5576,14 @@
         <w:tc>
           <w:tcPr>
             <w:tcW w:type="dxa" w:w="2448"/>
-            <w:tcBorders>
-              <w:top w:val="nil"/>
-              <w:left w:val="nil"/>
-              <w:bottom w:val="single" w:sz="8" w:color="10263F"/>
-              <w:right w:val="nil"/>
-            </w:tcBorders>
-          </w:tcPr>
-          <w:p>
-            <w:pPr>
-              <w:pStyle w:val="TableText"/>
-            </w:pPr>
-            <w:r>
-              <w:rPr>
-                <w:sz w:val="16"/>
+          </w:tcPr>
+          <w:p>
+            <w:pPr>
+              <w:pStyle w:val="TableText"/>
+            </w:pPr>
+            <w:r>
+              <w:rPr>
+                <w:sz w:val="19"/>
               </w:rPr>
               <w:t>Through the control plane, such as a service mesh</w:t>
             </w:r>
@@ -6612,20 +5592,14 @@
         <w:tc>
           <w:tcPr>
             <w:tcW w:type="dxa" w:w="2765"/>
-            <w:tcBorders>
-              <w:top w:val="nil"/>
-              <w:left w:val="nil"/>
-              <w:bottom w:val="single" w:sz="8" w:color="10263F"/>
-              <w:right w:val="nil"/>
-            </w:tcBorders>
-          </w:tcPr>
-          <w:p>
-            <w:pPr>
-              <w:pStyle w:val="TableText"/>
-            </w:pPr>
-            <w:r>
-              <w:rPr>
-                <w:sz w:val="16"/>
+          </w:tcPr>
+          <w:p>
+            <w:pPr>
+              <w:pStyle w:val="TableText"/>
+            </w:pPr>
+            <w:r>
+              <w:rPr>
+                <w:sz w:val="19"/>
               </w:rPr>
               <w:t>Not built in. Certificates are managed by the control plane</w:t>
             </w:r>
@@ -6635,7 +5609,7 @@
     </w:tbl>
     <w:p>
       <w:pPr>
-        <w:spacing w:after="120" w:line="144" w:lineRule="auto"/>
+        <w:spacing w:after="80" w:line="144" w:lineRule="auto"/>
       </w:pPr>
     </w:p>
     <w:p>
@@ -6667,6 +5641,7 @@
           <w:numId w:val="990"/>
         </w:numPr>
         <w:spacing w:after="60"/>
+        <w:jc w:val="left"/>
       </w:pPr>
       <w:r>
         <w:t>Discovery behaved as the documentation says. Every change I made to the containers showed up in the routing within the few seconds I waited, and I never restarted Traefik.</w:t>
@@ -6679,6 +5654,7 @@
           <w:numId w:val="990"/>
         </w:numPr>
         <w:spacing w:after="60"/>
+        <w:jc w:val="left"/>
       </w:pPr>
       <w:r>
         <w:t>The certificate exchange needed no commands from me. Two flags and one label were enough, and the log showed each step.</w:t>
@@ -6691,6 +5667,7 @@
           <w:numId w:val="990"/>
         </w:numPr>
         <w:spacing w:after="60"/>
+        <w:jc w:val="left"/>
       </w:pPr>
       <w:r>
         <w:t>The dashboard made the state visible. A router with a wrong rule or a missing service shows up there with a status, so a label mistake is easy to find.</w:t>
@@ -6703,6 +5680,7 @@
           <w:numId w:val="990"/>
         </w:numPr>
         <w:spacing w:after="160"/>
+        <w:jc w:val="left"/>
       </w:pPr>
       <w:r>
         <w:t>The same model of routers, middlewares and services applies to every provider, so what I learned with Docker also applies to files, and I used both.</w:t>
@@ -6723,6 +5701,7 @@
           <w:numId w:val="990"/>
         </w:numPr>
         <w:spacing w:after="60"/>
+        <w:jc w:val="left"/>
       </w:pPr>
       <w:r>
         <w:t xml:space="preserve">Labels are long strings with no type checking. A misplaced backtick in a </w:t>
@@ -6730,8 +5709,7 @@
       <w:r>
         <w:rPr>
           <w:rFonts w:ascii="Courier New" w:hAnsi="Courier New" w:cs="Courier New" w:eastAsia="Courier New"/>
-          <w:color w:val="10263F"/>
-          <w:sz w:val="18"/>
+          <w:sz w:val="19"/>
         </w:rPr>
         <w:t>Host</w:t>
       </w:r>
@@ -6746,6 +5724,7 @@
           <w:numId w:val="990"/>
         </w:numPr>
         <w:spacing w:after="60"/>
+        <w:jc w:val="left"/>
       </w:pPr>
       <w:r>
         <w:t xml:space="preserve">Access to the Docker socket is powerful, and the documentation itself recommends a socket proxy [2]. </w:t>
@@ -6753,8 +5732,7 @@
       <w:r>
         <w:rPr>
           <w:rFonts w:ascii="Courier New" w:hAnsi="Courier New" w:cs="Courier New" w:eastAsia="Courier New"/>
-          <w:color w:val="10263F"/>
-          <w:sz w:val="18"/>
+          <w:sz w:val="19"/>
         </w:rPr>
         <w:t>--api.insecure=true</w:t>
       </w:r>
@@ -6769,6 +5747,7 @@
           <w:numId w:val="990"/>
         </w:numPr>
         <w:spacing w:after="60"/>
+        <w:jc w:val="left"/>
       </w:pPr>
       <w:r>
         <w:t>Traefik and Docker have to agree on an API version. I met this directly: 3.1 stopped working with a newer Docker and 3.7.14 worked. Pinning a Traefik version is ongoing maintenance.</w:t>
@@ -6781,6 +5760,7 @@
           <w:numId w:val="990"/>
         </w:numPr>
         <w:spacing w:after="60"/>
+        <w:jc w:val="left"/>
       </w:pPr>
       <w:r>
         <w:t>Automatic HTTPS needs a public name and reachability from the CA. It does not help for a purely internal service unless a private CA or the DNS challenge is used.</w:t>
@@ -6793,6 +5773,7 @@
           <w:numId w:val="990"/>
         </w:numPr>
         <w:spacing w:after="160"/>
+        <w:jc w:val="left"/>
       </w:pPr>
       <w:r>
         <w:t>I did not measure throughput or latency, so I make no claim about performance against nginx or HAProxy.</w:t>
@@ -6810,7 +5791,7 @@
       <w:pPr>
         <w:pStyle w:val="Caption"/>
         <w:keepNext/>
-        <w:spacing w:after="80" w:before="160"/>
+        <w:spacing w:after="80" w:before="200"/>
       </w:pPr>
       <w:r>
         <w:t xml:space="preserve">Table </w:t>
@@ -6828,12 +5809,20 @@
       <w:tblPr>
         <w:tblW w:w="9028" w:type="dxa"/>
         <w:jc w:val="center"/>
+        <w:tblBorders>
+          <w:top w:val="single" w:sz="4" w:space="0" w:color="808080"/>
+          <w:left w:val="single" w:sz="4" w:space="0" w:color="808080"/>
+          <w:bottom w:val="single" w:sz="4" w:space="0" w:color="808080"/>
+          <w:right w:val="single" w:sz="4" w:space="0" w:color="808080"/>
+          <w:insideH w:val="single" w:sz="4" w:space="0" w:color="808080"/>
+          <w:insideV w:val="single" w:sz="4" w:space="0" w:color="808080"/>
+        </w:tblBorders>
         <w:tblLayout w:type="fixed"/>
         <w:tblCellMar>
-          <w:top w:w="55" w:type="dxa"/>
-          <w:left w:w="90" w:type="dxa"/>
-          <w:bottom w:w="55" w:type="dxa"/>
-          <w:right w:w="90" w:type="dxa"/>
+          <w:top w:w="50" w:type="dxa"/>
+          <w:left w:w="100" w:type="dxa"/>
+          <w:bottom w:w="50" w:type="dxa"/>
+          <w:right w:w="100" w:type="dxa"/>
         </w:tblCellMar>
         <w:tblLook w:firstColumn="1" w:firstRow="1" w:lastColumn="0" w:lastRow="0" w:noHBand="0" w:noVBand="1" w:val="04A0"/>
       </w:tblPr>
@@ -6849,13 +5838,7 @@
         <w:tc>
           <w:tcPr>
             <w:tcW w:type="dxa" w:w="4176"/>
-            <w:tcBorders>
-              <w:top w:val="nil"/>
-              <w:left w:val="nil"/>
-              <w:bottom w:val="single" w:sz="8" w:color="10263F"/>
-              <w:right w:val="nil"/>
-            </w:tcBorders>
-            <w:shd w:val="clear" w:color="auto" w:fill="10263F"/>
+            <w:shd w:val="clear" w:color="auto" w:fill="D9D9D9"/>
           </w:tcPr>
           <w:p>
             <w:pPr>
@@ -6865,8 +5848,7 @@
             <w:r>
               <w:rPr>
                 <w:b/>
-                <w:color w:val="FFFFFF"/>
-                <w:sz w:val="17"/>
+                <w:sz w:val="19"/>
               </w:rPr>
               <w:t>Situation</w:t>
             </w:r>
@@ -6875,13 +5857,7 @@
         <w:tc>
           <w:tcPr>
             <w:tcW w:type="dxa" w:w="4853"/>
-            <w:tcBorders>
-              <w:top w:val="nil"/>
-              <w:left w:val="nil"/>
-              <w:bottom w:val="single" w:sz="8" w:color="10263F"/>
-              <w:right w:val="nil"/>
-            </w:tcBorders>
-            <w:shd w:val="clear" w:color="auto" w:fill="10263F"/>
+            <w:shd w:val="clear" w:color="auto" w:fill="D9D9D9"/>
           </w:tcPr>
           <w:p>
             <w:pPr>
@@ -6891,8 +5867,7 @@
             <w:r>
               <w:rPr>
                 <w:b/>
-                <w:color w:val="FFFFFF"/>
-                <w:sz w:val="17"/>
+                <w:sz w:val="19"/>
               </w:rPr>
               <w:t>Choice and reason</w:t>
             </w:r>
@@ -6906,21 +5881,15 @@
         <w:tc>
           <w:tcPr>
             <w:tcW w:type="dxa" w:w="4176"/>
-            <w:tcBorders>
-              <w:top w:val="nil"/>
-              <w:left w:val="nil"/>
-              <w:bottom w:val="single" w:sz="4" w:color="C4CBD0"/>
-              <w:right w:val="nil"/>
-            </w:tcBorders>
-          </w:tcPr>
-          <w:p>
-            <w:pPr>
-              <w:pStyle w:val="TableText"/>
-              <w:keepNext/>
-            </w:pPr>
-            <w:r>
-              <w:rPr>
-                <w:sz w:val="17"/>
+          </w:tcPr>
+          <w:p>
+            <w:pPr>
+              <w:pStyle w:val="TableText"/>
+              <w:keepNext/>
+            </w:pPr>
+            <w:r>
+              <w:rPr>
+                <w:sz w:val="19"/>
               </w:rPr>
               <w:t>Containers that start and stop often, on Docker or Kubernetes</w:t>
             </w:r>
@@ -6929,21 +5898,15 @@
         <w:tc>
           <w:tcPr>
             <w:tcW w:type="dxa" w:w="4853"/>
-            <w:tcBorders>
-              <w:top w:val="nil"/>
-              <w:left w:val="nil"/>
-              <w:bottom w:val="single" w:sz="4" w:color="C4CBD0"/>
-              <w:right w:val="nil"/>
-            </w:tcBorders>
-          </w:tcPr>
-          <w:p>
-            <w:pPr>
-              <w:pStyle w:val="TableText"/>
-              <w:keepNext/>
-            </w:pPr>
-            <w:r>
-              <w:rPr>
-                <w:sz w:val="17"/>
+          </w:tcPr>
+          <w:p>
+            <w:pPr>
+              <w:pStyle w:val="TableText"/>
+              <w:keepNext/>
+            </w:pPr>
+            <w:r>
+              <w:rPr>
+                <w:sz w:val="19"/>
               </w:rPr>
               <w:t>Traefik. Discovery and certificates come with the tool</w:t>
             </w:r>
@@ -6957,22 +5920,15 @@
         <w:tc>
           <w:tcPr>
             <w:tcW w:type="dxa" w:w="4176"/>
-            <w:tcBorders>
-              <w:top w:val="nil"/>
-              <w:left w:val="nil"/>
-              <w:bottom w:val="single" w:sz="4" w:color="C4CBD0"/>
-              <w:right w:val="nil"/>
-            </w:tcBorders>
-            <w:shd w:val="clear" w:color="auto" w:fill="F7F4EC"/>
-          </w:tcPr>
-          <w:p>
-            <w:pPr>
-              <w:pStyle w:val="TableText"/>
-              <w:keepNext/>
-            </w:pPr>
-            <w:r>
-              <w:rPr>
-                <w:sz w:val="17"/>
+          </w:tcPr>
+          <w:p>
+            <w:pPr>
+              <w:pStyle w:val="TableText"/>
+              <w:keepNext/>
+            </w:pPr>
+            <w:r>
+              <w:rPr>
+                <w:sz w:val="19"/>
               </w:rPr>
               <w:t>A few fixed sites, and a team that knows the tool</w:t>
             </w:r>
@@ -6981,22 +5937,15 @@
         <w:tc>
           <w:tcPr>
             <w:tcW w:type="dxa" w:w="4853"/>
-            <w:tcBorders>
-              <w:top w:val="nil"/>
-              <w:left w:val="nil"/>
-              <w:bottom w:val="single" w:sz="4" w:color="C4CBD0"/>
-              <w:right w:val="nil"/>
-            </w:tcBorders>
-            <w:shd w:val="clear" w:color="auto" w:fill="F7F4EC"/>
-          </w:tcPr>
-          <w:p>
-            <w:pPr>
-              <w:pStyle w:val="TableText"/>
-              <w:keepNext/>
-            </w:pPr>
-            <w:r>
-              <w:rPr>
-                <w:sz w:val="17"/>
+          </w:tcPr>
+          <w:p>
+            <w:pPr>
+              <w:pStyle w:val="TableText"/>
+              <w:keepNext/>
+            </w:pPr>
+            <w:r>
+              <w:rPr>
+                <w:sz w:val="19"/>
               </w:rPr>
               <w:t>nginx. It is mature and every operator knows it</w:t>
             </w:r>
@@ -7010,21 +5959,15 @@
         <w:tc>
           <w:tcPr>
             <w:tcW w:type="dxa" w:w="4176"/>
-            <w:tcBorders>
-              <w:top w:val="nil"/>
-              <w:left w:val="nil"/>
-              <w:bottom w:val="single" w:sz="4" w:color="C4CBD0"/>
-              <w:right w:val="nil"/>
-            </w:tcBorders>
-          </w:tcPr>
-          <w:p>
-            <w:pPr>
-              <w:pStyle w:val="TableText"/>
-              <w:keepNext/>
-            </w:pPr>
-            <w:r>
-              <w:rPr>
-                <w:sz w:val="17"/>
+          </w:tcPr>
+          <w:p>
+            <w:pPr>
+              <w:pStyle w:val="TableText"/>
+              <w:keepNext/>
+            </w:pPr>
+            <w:r>
+              <w:rPr>
+                <w:sz w:val="19"/>
               </w:rPr>
               <w:t>A small number of sites where HTTPS must simply work</w:t>
             </w:r>
@@ -7033,21 +5976,15 @@
         <w:tc>
           <w:tcPr>
             <w:tcW w:type="dxa" w:w="4853"/>
-            <w:tcBorders>
-              <w:top w:val="nil"/>
-              <w:left w:val="nil"/>
-              <w:bottom w:val="single" w:sz="4" w:color="C4CBD0"/>
-              <w:right w:val="nil"/>
-            </w:tcBorders>
-          </w:tcPr>
-          <w:p>
-            <w:pPr>
-              <w:pStyle w:val="TableText"/>
-              <w:keepNext/>
-            </w:pPr>
-            <w:r>
-              <w:rPr>
-                <w:sz w:val="17"/>
+          </w:tcPr>
+          <w:p>
+            <w:pPr>
+              <w:pStyle w:val="TableText"/>
+              <w:keepNext/>
+            </w:pPr>
+            <w:r>
+              <w:rPr>
+                <w:sz w:val="19"/>
               </w:rPr>
               <w:t>Caddy. Automatic HTTPS is the default, and a Caddyfile is short</w:t>
             </w:r>
@@ -7061,22 +5998,15 @@
         <w:tc>
           <w:tcPr>
             <w:tcW w:type="dxa" w:w="4176"/>
-            <w:tcBorders>
-              <w:top w:val="nil"/>
-              <w:left w:val="nil"/>
-              <w:bottom w:val="single" w:sz="4" w:color="C4CBD0"/>
-              <w:right w:val="nil"/>
-            </w:tcBorders>
-            <w:shd w:val="clear" w:color="auto" w:fill="F7F4EC"/>
-          </w:tcPr>
-          <w:p>
-            <w:pPr>
-              <w:pStyle w:val="TableText"/>
-              <w:keepNext/>
-            </w:pPr>
-            <w:r>
-              <w:rPr>
-                <w:sz w:val="17"/>
+          </w:tcPr>
+          <w:p>
+            <w:pPr>
+              <w:pStyle w:val="TableText"/>
+              <w:keepNext/>
+            </w:pPr>
+            <w:r>
+              <w:rPr>
+                <w:sz w:val="19"/>
               </w:rPr>
               <w:t>Very high traffic, or tuned TCP and HTTP load balancing</w:t>
             </w:r>
@@ -7085,22 +6015,15 @@
         <w:tc>
           <w:tcPr>
             <w:tcW w:type="dxa" w:w="4853"/>
-            <w:tcBorders>
-              <w:top w:val="nil"/>
-              <w:left w:val="nil"/>
-              <w:bottom w:val="single" w:sz="4" w:color="C4CBD0"/>
-              <w:right w:val="nil"/>
-            </w:tcBorders>
-            <w:shd w:val="clear" w:color="auto" w:fill="F7F4EC"/>
-          </w:tcPr>
-          <w:p>
-            <w:pPr>
-              <w:pStyle w:val="TableText"/>
-              <w:keepNext/>
-            </w:pPr>
-            <w:r>
-              <w:rPr>
-                <w:sz w:val="17"/>
+          </w:tcPr>
+          <w:p>
+            <w:pPr>
+              <w:pStyle w:val="TableText"/>
+              <w:keepNext/>
+            </w:pPr>
+            <w:r>
+              <w:rPr>
+                <w:sz w:val="19"/>
               </w:rPr>
               <w:t>HAProxy, which is built for that job</w:t>
             </w:r>
@@ -7114,20 +6037,14 @@
         <w:tc>
           <w:tcPr>
             <w:tcW w:type="dxa" w:w="4176"/>
-            <w:tcBorders>
-              <w:top w:val="nil"/>
-              <w:left w:val="nil"/>
-              <w:bottom w:val="single" w:sz="8" w:color="10263F"/>
-              <w:right w:val="nil"/>
-            </w:tcBorders>
-          </w:tcPr>
-          <w:p>
-            <w:pPr>
-              <w:pStyle w:val="TableText"/>
-            </w:pPr>
-            <w:r>
-              <w:rPr>
-                <w:sz w:val="17"/>
+          </w:tcPr>
+          <w:p>
+            <w:pPr>
+              <w:pStyle w:val="TableText"/>
+            </w:pPr>
+            <w:r>
+              <w:rPr>
+                <w:sz w:val="19"/>
               </w:rPr>
               <w:t>A service mesh with a control plane</w:t>
             </w:r>
@@ -7136,20 +6053,14 @@
         <w:tc>
           <w:tcPr>
             <w:tcW w:type="dxa" w:w="4853"/>
-            <w:tcBorders>
-              <w:top w:val="nil"/>
-              <w:left w:val="nil"/>
-              <w:bottom w:val="single" w:sz="8" w:color="10263F"/>
-              <w:right w:val="nil"/>
-            </w:tcBorders>
-          </w:tcPr>
-          <w:p>
-            <w:pPr>
-              <w:pStyle w:val="TableText"/>
-            </w:pPr>
-            <w:r>
-              <w:rPr>
-                <w:sz w:val="17"/>
+          </w:tcPr>
+          <w:p>
+            <w:pPr>
+              <w:pStyle w:val="TableText"/>
+            </w:pPr>
+            <w:r>
+              <w:rPr>
+                <w:sz w:val="19"/>
               </w:rPr>
               <w:t>Envoy, because it is designed to be configured by one</w:t>
             </w:r>
@@ -7159,7 +6070,7 @@
     </w:tbl>
     <w:p>
       <w:pPr>
-        <w:spacing w:after="120" w:line="144" w:lineRule="auto"/>
+        <w:spacing w:after="80" w:line="144" w:lineRule="auto"/>
       </w:pPr>
     </w:p>
     <w:p>
@@ -7170,109 +6081,29 @@
     </w:p>
     <w:p>
       <w:pPr>
-        <w:keepNext/>
+        <w:pStyle w:val="Heading1"/>
         <w:pageBreakBefore/>
-        <w:spacing w:after="120"/>
-      </w:pPr>
-      <w:r>
-        <w:drawing>
-          <wp:inline xmlns:a="http://schemas.openxmlformats.org/drawingml/2006/main" xmlns:pic="http://schemas.openxmlformats.org/drawingml/2006/picture">
-            <wp:extent cx="566928" cy="250115"/>
-            <wp:docPr id="19" name="Picture 19"/>
-            <wp:cNvGraphicFramePr>
-              <a:graphicFrameLocks noChangeAspect="1"/>
-            </wp:cNvGraphicFramePr>
-            <a:graphic>
-              <a:graphicData uri="http://schemas.openxmlformats.org/drawingml/2006/picture">
-                <pic:pic>
-                  <pic:nvPicPr>
-                    <pic:cNvPr id="0" name="image.png"/>
-                    <pic:cNvPicPr/>
-                  </pic:nvPicPr>
-                  <pic:blipFill>
-                    <a:blip r:embed="rId13"/>
-                    <a:stretch>
-                      <a:fillRect/>
-                    </a:stretch>
-                  </pic:blipFill>
-                  <pic:spPr>
-                    <a:xfrm>
-                      <a:off x="0" y="0"/>
-                      <a:ext cx="566928" cy="250115"/>
-                    </a:xfrm>
-                    <a:prstGeom prst="rect"/>
-                  </pic:spPr>
-                </pic:pic>
-              </a:graphicData>
-            </a:graphic>
-          </wp:inline>
-        </w:drawing>
+      </w:pPr>
+      <w:r>
+        <w:t>9. Conclusion</w:t>
+      </w:r>
+    </w:p>
+    <w:p>
+      <w:pPr/>
+      <w:r>
+        <w:t>Traefik removes two chores from running containers. It builds its routes from the containers that are actually running, so no one edits a proxy file, and it obtains and stores certificates through ACME, so no one requests them by hand. I confirmed both on real software: routes appeared, balanced and disappeared with no restart, and Traefik completed a full ACME exchange and served a certificate that verified against its issuer.</w:t>
+      </w:r>
+    </w:p>
+    <w:p>
+      <w:pPr/>
+      <w:r>
+        <w:t>The study has limits. The demonstration used a test CA and not Let's Encrypt, label configuration is easy to get wrong, the Docker socket is a security concern, and Traefik has to be kept compatible with the Docker version it talks to. In Tugboat I use the discovery feature for previews and the file provider for production, and the next step for that project would be to use the HTTPS feature too, with a real domain.</w:t>
       </w:r>
     </w:p>
     <w:p>
       <w:pPr>
         <w:pStyle w:val="Heading1"/>
-      </w:pPr>
-      <w:r>
-        <w:t>9. Conclusion</w:t>
-      </w:r>
-    </w:p>
-    <w:p>
-      <w:pPr/>
-      <w:r>
-        <w:t>Traefik removes two chores from running containers. It builds its routes from the containers that are actually running, so no one edits a proxy file, and it obtains and stores certificates through ACME, so no one requests them by hand. I confirmed both on real software: routes appeared, balanced and disappeared with no restart, and Traefik completed a full ACME exchange and served a certificate that verified against its issuer.</w:t>
-      </w:r>
-    </w:p>
-    <w:p>
-      <w:pPr/>
-      <w:r>
-        <w:t>The study has limits. The demonstration used a test CA and not Let's Encrypt, label configuration is easy to get wrong, the Docker socket is a security concern, and Traefik has to be kept compatible with the Docker version it talks to. In Tugboat I use the discovery feature for previews and the file provider for production, and the next step for that project would be to use the HTTPS feature too, with a real domain.</w:t>
-      </w:r>
-    </w:p>
-    <w:p>
-      <w:pPr>
-        <w:keepNext/>
         <w:pageBreakBefore/>
-        <w:spacing w:after="120"/>
-      </w:pPr>
-      <w:r>
-        <w:drawing>
-          <wp:inline xmlns:a="http://schemas.openxmlformats.org/drawingml/2006/main" xmlns:pic="http://schemas.openxmlformats.org/drawingml/2006/picture">
-            <wp:extent cx="566928" cy="250115"/>
-            <wp:docPr id="20" name="Picture 20"/>
-            <wp:cNvGraphicFramePr>
-              <a:graphicFrameLocks noChangeAspect="1"/>
-            </wp:cNvGraphicFramePr>
-            <a:graphic>
-              <a:graphicData uri="http://schemas.openxmlformats.org/drawingml/2006/picture">
-                <pic:pic>
-                  <pic:nvPicPr>
-                    <pic:cNvPr id="0" name="image.png"/>
-                    <pic:cNvPicPr/>
-                  </pic:nvPicPr>
-                  <pic:blipFill>
-                    <a:blip r:embed="rId15"/>
-                    <a:stretch>
-                      <a:fillRect/>
-                    </a:stretch>
-                  </pic:blipFill>
-                  <pic:spPr>
-                    <a:xfrm>
-                      <a:off x="0" y="0"/>
-                      <a:ext cx="566928" cy="250115"/>
-                    </a:xfrm>
-                    <a:prstGeom prst="rect"/>
-                  </pic:spPr>
-                </pic:pic>
-              </a:graphicData>
-            </a:graphic>
-          </wp:inline>
-        </w:drawing>
-      </w:r>
-    </w:p>
-    <w:p>
-      <w:pPr>
-        <w:pStyle w:val="Heading1"/>
       </w:pPr>
       <w:r>
         <w:t>References</w:t>
@@ -7281,6 +6112,7 @@
     <w:p>
       <w:pPr>
         <w:spacing w:after="80"/>
+        <w:jc w:val="left"/>
       </w:pPr>
       <w:r>
         <w:t>[1] Traefik Labs, "Traefik Proxy documentation," https://doc.traefik.io/traefik/.</w:t>
@@ -7289,6 +6121,7 @@
     <w:p>
       <w:pPr>
         <w:spacing w:after="80"/>
+        <w:jc w:val="left"/>
       </w:pPr>
       <w:r>
         <w:t>[2] Traefik Labs, "Docker provider reference," https://doc.traefik.io/traefik/reference/install-configuration/providers/docker/.</w:t>
@@ -7297,6 +6130,7 @@
     <w:p>
       <w:pPr>
         <w:spacing w:after="80"/>
+        <w:jc w:val="left"/>
       </w:pPr>
       <w:r>
         <w:t>[3] Traefik Labs, "ACME certificate resolvers reference," https://doc.traefik.io/traefik/reference/install-configuration/tls/certificate-resolvers/acme/.</w:t>
@@ -7305,6 +6139,7 @@
     <w:p>
       <w:pPr>
         <w:spacing w:after="80"/>
+        <w:jc w:val="left"/>
       </w:pPr>
       <w:r>
         <w:t>[4] Wikipedia, "Traefik Proxy," https://en.wikipedia.org/wiki/Traefik_Proxy.</w:t>
@@ -7313,6 +6148,7 @@
     <w:p>
       <w:pPr>
         <w:spacing w:after="80"/>
+        <w:jc w:val="left"/>
       </w:pPr>
       <w:r>
         <w:t>[5] R. Barnes, J. Hoffman-Andrews, D. McCarney and J. Kasten, "Automatic Certificate Management Environment (ACME)," RFC 8555, IETF, 2019, https://datatracker.ietf.org/doc/html/rfc8555.</w:t>
@@ -7321,6 +6157,7 @@
     <w:p>
       <w:pPr>
         <w:spacing w:after="80"/>
+        <w:jc w:val="left"/>
       </w:pPr>
       <w:r>
         <w:t>[6] Let's Encrypt, "Pebble," https://github.com/letsencrypt/pebble.</w:t>
@@ -7329,6 +6166,7 @@
     <w:p>
       <w:pPr>
         <w:spacing w:after="80"/>
+        <w:jc w:val="left"/>
       </w:pPr>
       <w:r>
         <w:t>[7] Let's Encrypt, "Native ACME for NGINX," 11 September 2025, https://letsencrypt.org/2025/09/11/native-acme-for-nginx.html.</w:t>
@@ -7337,6 +6175,7 @@
     <w:p>
       <w:pPr>
         <w:spacing w:after="80"/>
+        <w:jc w:val="left"/>
       </w:pPr>
       <w:r>
         <w:t>[8] Caddy, "Automatic HTTPS," https://caddyserver.com/docs/automatic-https.</w:t>
@@ -7345,6 +6184,7 @@
     <w:p>
       <w:pPr>
         <w:spacing w:after="80"/>
+        <w:jc w:val="left"/>
       </w:pPr>
       <w:r>
         <w:t>[9] L. Lorentz, "caddy-docker-proxy," https://github.com/lucaslorentz/caddy-docker-proxy.</w:t>
@@ -7353,6 +6193,7 @@
     <w:p>
       <w:pPr>
         <w:spacing w:after="80"/>
+        <w:jc w:val="left"/>
       </w:pPr>
       <w:r>
         <w:t>[10] HAProxy Technologies, "What is the ACME protocol?" https://cdn.haproxy.com/glossary/what-is-the-acme-protocol.</w:t>
@@ -7361,6 +6202,7 @@
     <w:p>
       <w:pPr>
         <w:spacing w:after="80"/>
+        <w:jc w:val="left"/>
       </w:pPr>
       <w:r>
         <w:t>[11] Envoy Project, "Dynamic configuration (xDS)," https://www.envoyproxy.io/docs/envoy/latest/intro/arch_overview/operations/dynamic_configuration.</w:t>
@@ -7369,6 +6211,7 @@
     <w:p>
       <w:pPr>
         <w:spacing w:after="80"/>
+        <w:jc w:val="left"/>
       </w:pPr>
       <w:r>
         <w:t>[12] Docker Community Forums, "Docker 29 increased minimum API version, breaks Traefik reverse proxy," https://forums.docker.com/t/docker-29-increased-minimum-api-version-breaks-traefik-reverse-proxy/150384.</w:t>
@@ -7377,6 +6220,7 @@
     <w:p>
       <w:pPr>
         <w:spacing w:after="80"/>
+        <w:jc w:val="left"/>
       </w:pPr>
       <w:r>
         <w:t>[13] P. Mistry, "Tugboat," https://github.com/altf4-games/tugboat.</w:t>
@@ -7457,92 +6301,6 @@
         <w:szCs w:val="20"/>
       </w:rPr>
       <w:fldChar w:fldCharType="end"/>
-    </w:r>
-    <w:r xmlns:a="http://schemas.openxmlformats.org/drawingml/2006/main" xmlns:pic="http://schemas.openxmlformats.org/drawingml/2006/picture">
-      <w:drawing>
-        <wp:anchor distT="0" distB="0" distL="0" distR="0" simplePos="0" relativeHeight="251670000" behindDoc="1" locked="0" layoutInCell="1" allowOverlap="1">
-          <wp:simplePos x="0" y="0"/>
-          <wp:positionH relativeFrom="page">
-            <wp:posOffset>566928</wp:posOffset>
-          </wp:positionH>
-          <wp:positionV relativeFrom="page">
-            <wp:posOffset>10405872</wp:posOffset>
-          </wp:positionV>
-          <wp:extent cx="6967728" cy="283464"/>
-          <wp:effectExtent l="0" t="0" r="0" b="0"/>
-          <wp:wrapNone/>
-          <wp:docPr id="9301" name="wave"/>
-          <wp:cNvGraphicFramePr/>
-          <a:graphic>
-            <a:graphicData uri="http://schemas.openxmlformats.org/drawingml/2006/picture">
-              <pic:pic>
-                <pic:nvPicPr>
-                  <pic:cNvPr id="0" name="wave.png"/>
-                  <pic:cNvPicPr/>
-                </pic:nvPicPr>
-                <pic:blipFill>
-                  <a:blip r:embed="rId1"/>
-                  <a:stretch>
-                    <a:fillRect/>
-                  </a:stretch>
-                </pic:blipFill>
-                <pic:spPr>
-                  <a:xfrm>
-                    <a:off x="0" y="0"/>
-                    <a:ext cx="6967728" cy="283464"/>
-                  </a:xfrm>
-                  <a:prstGeom prst="rect">
-                    <a:avLst/>
-                  </a:prstGeom>
-                </pic:spPr>
-              </pic:pic>
-            </a:graphicData>
-          </a:graphic>
-        </wp:anchor>
-      </w:drawing>
-    </w:r>
-    <w:r xmlns:a="http://schemas.openxmlformats.org/drawingml/2006/main" xmlns:pic="http://schemas.openxmlformats.org/drawingml/2006/picture">
-      <w:drawing>
-        <wp:anchor distT="0" distB="0" distL="0" distR="0" simplePos="0" relativeHeight="251670000" behindDoc="1" locked="0" layoutInCell="1" allowOverlap="1">
-          <wp:simplePos x="0" y="0"/>
-          <wp:positionH relativeFrom="page">
-            <wp:posOffset>566928</wp:posOffset>
-          </wp:positionH>
-          <wp:positionV relativeFrom="page">
-            <wp:posOffset>10405872</wp:posOffset>
-          </wp:positionV>
-          <wp:extent cx="6967728" cy="283464"/>
-          <wp:effectExtent l="0" t="0" r="0" b="0"/>
-          <wp:wrapNone/>
-          <wp:docPr id="9301" name="wave"/>
-          <wp:cNvGraphicFramePr/>
-          <a:graphic>
-            <a:graphicData uri="http://schemas.openxmlformats.org/drawingml/2006/picture">
-              <pic:pic>
-                <pic:nvPicPr>
-                  <pic:cNvPr id="0" name="wave.png"/>
-                  <pic:cNvPicPr/>
-                </pic:nvPicPr>
-                <pic:blipFill>
-                  <a:blip r:embed="rId1"/>
-                  <a:stretch>
-                    <a:fillRect/>
-                  </a:stretch>
-                </pic:blipFill>
-                <pic:spPr>
-                  <a:xfrm>
-                    <a:off x="0" y="0"/>
-                    <a:ext cx="6967728" cy="283464"/>
-                  </a:xfrm>
-                  <a:prstGeom prst="rect">
-                    <a:avLst/>
-                  </a:prstGeom>
-                </pic:spPr>
-              </pic:pic>
-            </a:graphicData>
-          </a:graphic>
-        </wp:anchor>
-      </w:drawing>
     </w:r>
   </w:p>
 </w:ftr>
@@ -8146,15 +6904,13 @@
     <w:lvl w:ilvl="0">
       <w:start w:val="1"/>
       <w:numFmt w:val="bullet"/>
-      <w:lvlText w:val="▪"/>
+      <w:lvlText w:val="•"/>
       <w:lvlJc w:val="left"/>
       <w:pPr>
-        <w:ind w:left="400" w:hanging="260"/>
+        <w:ind w:left="460" w:hanging="280"/>
       </w:pPr>
       <w:rPr>
-        <w:rFonts w:ascii="Arial" w:hAnsi="Arial"/>
-        <w:color w:val="C8472D"/>
-        <w:sz w:val="22"/>
+        <w:rFonts w:ascii="Times New Roman" w:hAnsi="Times New Roman" w:cs="Times New Roman"/>
       </w:rPr>
     </w:lvl>
   </w:abstractNum>
@@ -8166,12 +6922,10 @@
       <w:lvlText w:val="%1."/>
       <w:lvlJc w:val="left"/>
       <w:pPr>
-        <w:ind w:left="400" w:hanging="320"/>
+        <w:ind w:left="460" w:hanging="340"/>
       </w:pPr>
       <w:rPr>
-        <w:rFonts w:ascii="Georgia" w:hAnsi="Georgia"/>
-        <w:b/>
-        <w:color w:val="C8472D"/>
+        <w:rFonts w:ascii="Times New Roman" w:hAnsi="Times New Roman" w:cs="Times New Roman"/>
       </w:rPr>
     </w:lvl>
   </w:abstractNum>
@@ -8607,15 +7361,16 @@
     <w:name w:val="Normal"/>
     <w:qFormat/>
     <w:pPr>
-      <w:spacing w:before="0" w:after="120" w:line="317" w:lineRule="auto"/>
-      <w:jc w:val="left"/>
+      <w:widowControl/>
+      <w:spacing w:before="0" w:after="120" w:line="276" w:lineRule="auto"/>
+      <w:jc w:val="both"/>
     </w:pPr>
     <w:rPr>
-      <w:rFonts w:ascii="Arial" w:hAnsi="Arial" w:cs="Arial" w:eastAsia="Arial"/>
+      <w:rFonts w:ascii="Times New Roman" w:hAnsi="Times New Roman" w:cs="Times New Roman" w:eastAsia="Times New Roman"/>
       <w:b w:val="0"/>
       <w:i w:val="0"/>
-      <w:color w:val="1B2B3C"/>
-      <w:sz w:val="20"/>
+      <w:color w:val="000000"/>
+      <w:sz w:val="22"/>
     </w:rPr>
   </w:style>
   <w:style w:type="paragraph" w:styleId="Heading1">
@@ -8626,22 +7381,16 @@
     <w:pPr>
       <w:keepNext/>
       <w:keepLines/>
-      <w:pBdr>
-        <w:bottom w:val="single" w:sz="12" w:space="6" w:color="10263F"/>
-        <w:bottom w:val="single" w:sz="12" w:space="6" w:color="10263F"/>
-      </w:pBdr>
-      <w:spacing w:before="40" w:after="280" w:line="264" w:lineRule="auto"/>
-      <w:outlineLvl w:val="0"/>
+      <w:spacing w:before="0" w:after="280" w:line="264" w:lineRule="auto"/>
+      <w:jc w:val="left"/>
       <w:outlineLvl w:val="0"/>
     </w:pPr>
     <w:rPr>
-      <w:rFonts w:ascii="Georgia" w:hAnsi="Georgia" w:cs="Georgia" w:eastAsia="Georgia"/>
+      <w:rFonts w:ascii="Times New Roman" w:hAnsi="Times New Roman" w:cs="Times New Roman" w:eastAsia="Times New Roman"/>
       <w:b/>
-      <w:bCs/>
       <w:i w:val="0"/>
-      <w:color w:val="10263F"/>
-      <w:sz w:val="44"/>
-      <w:szCs w:val="32"/>
+      <w:color w:val="000000"/>
+      <w:sz w:val="32"/>
     </w:rPr>
   </w:style>
   <w:style w:type="paragraph" w:styleId="Heading2">
@@ -8653,18 +7402,16 @@
     <w:pPr>
       <w:keepNext/>
       <w:keepLines/>
-      <w:spacing w:before="320" w:after="100" w:line="264" w:lineRule="auto"/>
-      <w:outlineLvl w:val="1"/>
+      <w:spacing w:before="280" w:after="120" w:line="264" w:lineRule="auto"/>
+      <w:jc w:val="left"/>
       <w:outlineLvl w:val="1"/>
     </w:pPr>
     <w:rPr>
-      <w:rFonts w:ascii="Georgia" w:hAnsi="Georgia" w:cs="Georgia" w:eastAsia="Georgia"/>
+      <w:rFonts w:ascii="Times New Roman" w:hAnsi="Times New Roman" w:cs="Times New Roman" w:eastAsia="Times New Roman"/>
       <w:b/>
-      <w:bCs/>
       <w:i w:val="0"/>
-      <w:color w:val="10263F"/>
-      <w:sz w:val="27"/>
-      <w:szCs w:val="26"/>
+      <w:color w:val="000000"/>
+      <w:sz w:val="26"/>
     </w:rPr>
   </w:style>
   <w:style w:type="paragraph" w:styleId="Heading3">
@@ -8677,18 +7424,16 @@
     <w:pPr>
       <w:keepNext/>
       <w:keepLines/>
-      <w:spacing w:before="200" w:after="60" w:line="264" w:lineRule="auto"/>
-      <w:outlineLvl w:val="2"/>
+      <w:spacing w:before="200" w:after="80" w:line="264" w:lineRule="auto"/>
+      <w:jc w:val="left"/>
       <w:outlineLvl w:val="2"/>
     </w:pPr>
     <w:rPr>
-      <w:rFonts w:ascii="Arial" w:hAnsi="Arial" w:cs="Arial" w:eastAsia="Arial"/>
+      <w:rFonts w:ascii="Times New Roman" w:hAnsi="Times New Roman" w:cs="Times New Roman" w:eastAsia="Times New Roman"/>
       <w:b/>
-      <w:bCs/>
-      <w:i w:val="0"/>
-      <w:iCs/>
-      <w:color w:val="C8472D"/>
-      <w:sz w:val="21"/>
+      <w:i/>
+      <w:color w:val="000000"/>
+      <w:sz w:val="23"/>
     </w:rPr>
   </w:style>
   <w:style w:type="paragraph" w:styleId="Heading4">
@@ -8857,18 +7602,15 @@
     <w:pPr>
       <w:keepNext/>
       <w:keepLines/>
-      <w:pBdr>
-        <w:bottom w:val="single" w:sz="12" w:space="6" w:color="10263F"/>
-        <w:bottom w:val="single" w:sz="12" w:space="6" w:color="10263F"/>
-      </w:pBdr>
-      <w:spacing w:before="40" w:after="280" w:line="264" w:lineRule="auto"/>
+      <w:spacing w:before="0" w:after="280" w:line="264" w:lineRule="auto"/>
+      <w:jc w:val="left"/>
     </w:pPr>
     <w:rPr>
-      <w:rFonts w:ascii="Georgia" w:hAnsi="Georgia" w:cs="Georgia" w:eastAsia="Georgia"/>
+      <w:rFonts w:ascii="Times New Roman" w:hAnsi="Times New Roman" w:cs="Times New Roman" w:eastAsia="Times New Roman"/>
       <w:b/>
       <w:i w:val="0"/>
-      <w:color w:val="10263F"/>
-      <w:sz w:val="44"/>
+      <w:color w:val="000000"/>
+      <w:sz w:val="32"/>
     </w:rPr>
   </w:style>
   <w:style w:type="paragraph" w:customStyle="1" w:styleId="Caption">
@@ -8876,15 +7618,15 @@
     <w:basedOn w:val="Normal"/>
     <w:pPr>
       <w:keepLines/>
-      <w:spacing w:before="80" w:after="240"/>
+      <w:spacing w:before="80" w:after="240" w:line="264" w:lineRule="auto"/>
       <w:jc w:val="center"/>
     </w:pPr>
     <w:rPr>
-      <w:rFonts w:ascii="Georgia" w:hAnsi="Georgia" w:cs="Georgia" w:eastAsia="Georgia"/>
+      <w:rFonts w:ascii="Times New Roman" w:hAnsi="Times New Roman" w:cs="Times New Roman" w:eastAsia="Times New Roman"/>
       <w:b w:val="0"/>
-      <w:i/>
-      <w:color w:val="4A5A6B"/>
-      <w:sz w:val="18"/>
+      <w:i w:val="0"/>
+      <w:color w:val="000000"/>
+      <w:sz w:val="20"/>
     </w:rPr>
   </w:style>
   <w:style w:type="paragraph" w:customStyle="1" w:styleId="Code">
@@ -8892,35 +7634,37 @@
     <w:basedOn w:val="Normal"/>
     <w:pPr>
       <w:pBdr>
-        <w:left w:val="single" w:sz="24" w:space="6" w:color="E9B93A"/>
-        <w:left w:val="single" w:sz="24" w:space="6" w:color="E9B93A"/>
+        <w:top w:val="single" w:sz="4" w:space="4" w:color="BFBFBF"/>
+        <w:left w:val="single" w:sz="4" w:space="4" w:color="BFBFBF"/>
+        <w:bottom w:val="single" w:sz="4" w:space="4" w:color="BFBFBF"/>
+        <w:right w:val="single" w:sz="4" w:space="4" w:color="BFBFBF"/>
       </w:pBdr>
-      <w:shd w:val="clear" w:color="auto" w:fill="F4F1E8"/>
-      <w:shd w:val="clear" w:color="auto" w:fill="F4F1E8"/>
+      <w:shd w:val="clear" w:color="auto" w:fill="F2F2F2"/>
       <w:spacing w:before="0" w:after="0" w:line="240" w:lineRule="auto"/>
-      <w:ind w:left="115" w:right="115"/>
+      <w:ind w:left="144" w:right="144"/>
       <w:jc w:val="left"/>
     </w:pPr>
     <w:rPr>
       <w:rFonts w:ascii="Courier New" w:hAnsi="Courier New" w:cs="Courier New" w:eastAsia="Courier New"/>
       <w:b w:val="0"/>
       <w:i w:val="0"/>
-      <w:color w:val="10263F"/>
-      <w:sz w:val="16"/>
+      <w:color w:val="000000"/>
+      <w:sz w:val="18"/>
     </w:rPr>
   </w:style>
   <w:style w:type="paragraph" w:customStyle="1" w:styleId="TableText">
     <w:name w:val="Table Text"/>
     <w:basedOn w:val="Normal"/>
     <w:pPr>
-      <w:spacing w:before="0" w:after="0" w:line="269" w:lineRule="auto"/>
+      <w:spacing w:before="0" w:after="0" w:line="264" w:lineRule="auto"/>
+      <w:jc w:val="left"/>
     </w:pPr>
     <w:rPr>
-      <w:rFonts w:ascii="Arial" w:hAnsi="Arial" w:cs="Arial" w:eastAsia="Arial"/>
+      <w:rFonts w:ascii="Times New Roman" w:hAnsi="Times New Roman" w:cs="Times New Roman" w:eastAsia="Times New Roman"/>
       <w:b w:val="0"/>
       <w:i w:val="0"/>
-      <w:color w:val="1B2B3C"/>
-      <w:sz w:val="17"/>
+      <w:color w:val="000000"/>
+      <w:sz w:val="20"/>
     </w:rPr>
   </w:style>
   <w:style w:type="paragraph" w:customStyle="1" w:styleId="TOC1">
@@ -8929,17 +7673,17 @@
     <w:pPr>
       <w:tabs>
         <w:tab w:pos="9029" w:val="right" w:leader="dot"/>
-        <w:tab w:pos="9029" w:val="right" w:leader="dot"/>
       </w:tabs>
-      <w:spacing w:before="80" w:after="20" w:line="252" w:lineRule="auto"/>
+      <w:spacing w:before="120" w:after="20" w:line="252" w:lineRule="auto"/>
       <w:ind w:left="0"/>
+      <w:jc w:val="left"/>
     </w:pPr>
     <w:rPr>
-      <w:rFonts w:ascii="Arial" w:hAnsi="Arial" w:cs="Arial" w:eastAsia="Arial"/>
+      <w:rFonts w:ascii="Times New Roman" w:hAnsi="Times New Roman" w:cs="Times New Roman" w:eastAsia="Times New Roman"/>
       <w:b/>
       <w:i w:val="0"/>
-      <w:color w:val="10263F"/>
-      <w:sz w:val="19"/>
+      <w:color w:val="000000"/>
+      <w:sz w:val="22"/>
     </w:rPr>
   </w:style>
   <w:style w:type="paragraph" w:customStyle="1" w:styleId="TOC2">
@@ -8948,17 +7692,17 @@
     <w:pPr>
       <w:tabs>
         <w:tab w:pos="9029" w:val="right" w:leader="dot"/>
-        <w:tab w:pos="9029" w:val="right" w:leader="dot"/>
       </w:tabs>
       <w:spacing w:before="0" w:after="20" w:line="252" w:lineRule="auto"/>
-      <w:ind w:left="317"/>
+      <w:ind w:left="360"/>
+      <w:jc w:val="left"/>
     </w:pPr>
     <w:rPr>
-      <w:rFonts w:ascii="Arial" w:hAnsi="Arial" w:cs="Arial" w:eastAsia="Arial"/>
+      <w:rFonts w:ascii="Times New Roman" w:hAnsi="Times New Roman" w:cs="Times New Roman" w:eastAsia="Times New Roman"/>
       <w:b w:val="0"/>
       <w:i w:val="0"/>
-      <w:color w:val="4A5A6B"/>
-      <w:sz w:val="18"/>
+      <w:color w:val="000000"/>
+      <w:sz w:val="21"/>
     </w:rPr>
   </w:style>
   <w:style w:type="paragraph" w:customStyle="1" w:styleId="TableofFigures">
@@ -8967,45 +7711,45 @@
     <w:pPr>
       <w:tabs>
         <w:tab w:pos="9029" w:val="right" w:leader="dot"/>
-        <w:tab w:pos="9029" w:val="right" w:leader="dot"/>
       </w:tabs>
-      <w:spacing w:after="100"/>
+      <w:spacing w:after="80" w:line="252" w:lineRule="auto"/>
+      <w:jc w:val="left"/>
     </w:pPr>
     <w:rPr>
-      <w:rFonts w:ascii="Arial" w:hAnsi="Arial" w:cs="Arial" w:eastAsia="Arial"/>
+      <w:rFonts w:ascii="Times New Roman" w:hAnsi="Times New Roman" w:cs="Times New Roman" w:eastAsia="Times New Roman"/>
       <w:b w:val="0"/>
       <w:i w:val="0"/>
-      <w:color w:val="1B2B3C"/>
-      <w:sz w:val="19"/>
+      <w:color w:val="000000"/>
+      <w:sz w:val="21"/>
     </w:rPr>
   </w:style>
   <w:style w:type="paragraph" w:customStyle="1" w:styleId="CoverTitle">
     <w:name w:val="Cover Title"/>
     <w:basedOn w:val="Normal"/>
     <w:pPr>
-      <w:spacing w:before="280" w:after="40"/>
+      <w:spacing w:before="0" w:after="120" w:line="276" w:lineRule="auto"/>
       <w:jc w:val="center"/>
     </w:pPr>
     <w:rPr>
-      <w:rFonts w:ascii="Georgia" w:hAnsi="Georgia" w:cs="Georgia" w:eastAsia="Georgia"/>
+      <w:rFonts w:ascii="Times New Roman" w:hAnsi="Times New Roman" w:cs="Times New Roman" w:eastAsia="Times New Roman"/>
       <w:b/>
       <w:i w:val="0"/>
-      <w:color w:val="10263F"/>
-      <w:sz w:val="92"/>
+      <w:color w:val="000000"/>
+      <w:sz w:val="60"/>
     </w:rPr>
   </w:style>
   <w:style w:type="paragraph" w:customStyle="1" w:styleId="CoverSub">
     <w:name w:val="Cover Sub"/>
     <w:basedOn w:val="Normal"/>
     <w:pPr>
-      <w:spacing w:before="0" w:after="200"/>
+      <w:spacing w:before="0" w:after="200" w:line="276" w:lineRule="auto"/>
       <w:jc w:val="center"/>
     </w:pPr>
     <w:rPr>
-      <w:rFonts w:ascii="Georgia" w:hAnsi="Georgia" w:cs="Georgia" w:eastAsia="Georgia"/>
+      <w:rFonts w:ascii="Times New Roman" w:hAnsi="Times New Roman" w:cs="Times New Roman" w:eastAsia="Times New Roman"/>
       <w:b w:val="0"/>
-      <w:i w:val="0"/>
-      <w:color w:val="4A5A6B"/>
+      <w:i/>
+      <w:color w:val="000000"/>
       <w:sz w:val="28"/>
     </w:rPr>
   </w:style>
@@ -9013,45 +7757,80 @@
     <w:name w:val="Cover Label"/>
     <w:basedOn w:val="Normal"/>
     <w:pPr>
-      <w:spacing w:before="0" w:after="40"/>
+      <w:spacing w:before="0" w:after="40" w:line="276" w:lineRule="auto"/>
       <w:jc w:val="center"/>
     </w:pPr>
     <w:rPr>
-      <w:rFonts w:ascii="Arial" w:hAnsi="Arial" w:cs="Arial" w:eastAsia="Arial"/>
+      <w:rFonts w:ascii="Times New Roman" w:hAnsi="Times New Roman" w:cs="Times New Roman" w:eastAsia="Times New Roman"/>
       <w:b w:val="0"/>
       <w:i w:val="0"/>
-      <w:color w:val="7E8A97"/>
-      <w:sz w:val="19"/>
+      <w:color w:val="595959"/>
+      <w:sz w:val="21"/>
     </w:rPr>
   </w:style>
   <w:style w:type="paragraph" w:customStyle="1" w:styleId="CoverName">
     <w:name w:val="Cover Name"/>
     <w:basedOn w:val="Normal"/>
     <w:pPr>
-      <w:spacing w:before="0" w:after="40"/>
+      <w:spacing w:before="0" w:after="40" w:line="276" w:lineRule="auto"/>
       <w:jc w:val="center"/>
     </w:pPr>
     <w:rPr>
-      <w:rFonts w:ascii="Georgia" w:hAnsi="Georgia" w:cs="Georgia" w:eastAsia="Georgia"/>
+      <w:rFonts w:ascii="Times New Roman" w:hAnsi="Times New Roman" w:cs="Times New Roman" w:eastAsia="Times New Roman"/>
       <w:b/>
       <w:i w:val="0"/>
-      <w:color w:val="10263F"/>
-      <w:sz w:val="34"/>
+      <w:color w:val="000000"/>
+      <w:sz w:val="30"/>
     </w:rPr>
   </w:style>
   <w:style w:type="paragraph" w:customStyle="1" w:styleId="CoverLine">
     <w:name w:val="Cover Line"/>
     <w:basedOn w:val="Normal"/>
     <w:pPr>
-      <w:spacing w:before="0" w:after="40"/>
+      <w:spacing w:before="0" w:after="40" w:line="276" w:lineRule="auto"/>
       <w:jc w:val="center"/>
     </w:pPr>
     <w:rPr>
-      <w:rFonts w:ascii="Arial" w:hAnsi="Arial" w:cs="Arial" w:eastAsia="Arial"/>
+      <w:rFonts w:ascii="Times New Roman" w:hAnsi="Times New Roman" w:cs="Times New Roman" w:eastAsia="Times New Roman"/>
       <w:b w:val="0"/>
       <w:i w:val="0"/>
-      <w:color w:val="1B2B3C"/>
-      <w:sz w:val="22"/>
+      <w:color w:val="000000"/>
+      <w:sz w:val="23"/>
+    </w:rPr>
+  </w:style>
+  <w:style w:type="paragraph" w:customStyle="1" w:styleId="Note">
+    <w:name w:val="Note"/>
+    <w:basedOn w:val="Normal"/>
+    <w:pPr>
+      <w:pBdr>
+        <w:left w:val="single" w:sz="18" w:space="6" w:color="808080"/>
+      </w:pBdr>
+      <w:shd w:val="clear" w:color="auto" w:fill="F2F2F2"/>
+      <w:spacing w:before="120" w:after="200" w:line="276" w:lineRule="auto"/>
+      <w:ind w:left="144" w:right="144"/>
+      <w:jc w:val="left"/>
+    </w:pPr>
+    <w:rPr>
+      <w:rFonts w:ascii="Times New Roman" w:hAnsi="Times New Roman" w:cs="Times New Roman" w:eastAsia="Times New Roman"/>
+      <w:b w:val="0"/>
+      <w:i w:val="0"/>
+      <w:color w:val="000000"/>
+      <w:sz w:val="21"/>
+    </w:rPr>
+  </w:style>
+  <w:style w:type="paragraph" w:customStyle="1" w:styleId="CoverHeading">
+    <w:name w:val="Cover Heading"/>
+    <w:basedOn w:val="Normal"/>
+    <w:pPr>
+      <w:spacing w:before="0" w:after="200" w:line="276" w:lineRule="auto"/>
+      <w:jc w:val="center"/>
+    </w:pPr>
+    <w:rPr>
+      <w:rFonts w:ascii="Times New Roman" w:hAnsi="Times New Roman" w:cs="Times New Roman" w:eastAsia="Times New Roman"/>
+      <w:b/>
+      <w:i w:val="0"/>
+      <w:color w:val="000000"/>
+      <w:sz w:val="32"/>
     </w:rPr>
   </w:style>
 </w:styles>
